--- a/SRS/SpeedSplit SRS V2.docx
+++ b/SRS/SpeedSplit SRS V2.docx
@@ -47,17 +47,8 @@
           <w:rFonts w:eastAsia="Times New Roman"/>
           <w:lang w:eastAsia="en-GB"/>
         </w:rPr>
-        <w:t xml:space="preserve"> </w:t>
-      </w:r>
-      <w:proofErr w:type="spellStart"/>
-      <w:r>
-        <w:rPr>
-          <w:rFonts w:eastAsia="Times New Roman"/>
-          <w:lang w:eastAsia="en-GB"/>
-        </w:rPr>
-        <w:t>SpeedSplit</w:t>
-      </w:r>
-      <w:proofErr w:type="spellEnd"/>
+        <w:t xml:space="preserve"> SpeedSplit</w:t>
+      </w:r>
     </w:p>
     <w:p>
       <w:pPr>
@@ -100,7 +91,7 @@
           <w:lang w:eastAsia="en-GB"/>
           <w14:ligatures w14:val="none"/>
         </w:rPr>
-        <w:t>1</w:t>
+        <w:t>2</w:t>
       </w:r>
     </w:p>
     <w:p>
@@ -1166,33 +1157,7 @@
           <w:lang w:eastAsia="en-GB"/>
           <w14:ligatures w14:val="none"/>
         </w:rPr>
-        <w:t xml:space="preserve"> of </w:t>
-      </w:r>
-      <w:proofErr w:type="spellStart"/>
-      <w:r>
-        <w:rPr>
-          <w:rFonts w:asciiTheme="majorBidi" w:eastAsia="Times New Roman" w:hAnsiTheme="majorBidi" w:cstheme="majorBidi"/>
-          <w:color w:val="373D3F"/>
-          <w:kern w:val="0"/>
-          <w:sz w:val="20"/>
-          <w:szCs w:val="20"/>
-          <w:lang w:eastAsia="en-GB"/>
-          <w14:ligatures w14:val="none"/>
-        </w:rPr>
-        <w:t>SpeedSplit</w:t>
-      </w:r>
-      <w:proofErr w:type="spellEnd"/>
-      <w:r>
-        <w:rPr>
-          <w:rFonts w:asciiTheme="majorBidi" w:eastAsia="Times New Roman" w:hAnsiTheme="majorBidi" w:cstheme="majorBidi"/>
-          <w:color w:val="373D3F"/>
-          <w:kern w:val="0"/>
-          <w:sz w:val="20"/>
-          <w:szCs w:val="20"/>
-          <w:lang w:eastAsia="en-GB"/>
-          <w14:ligatures w14:val="none"/>
-        </w:rPr>
-        <w:t xml:space="preserve"> is to enable simple, intuitive and flexible timing of various user-defined tasks, as well as to provide a convenient way to </w:t>
+        <w:t xml:space="preserve"> of SpeedSplit is to enable simple, intuitive and flexible timing of various user-defined tasks, as well as to provide a convenient way to </w:t>
       </w:r>
       <w:r>
         <w:rPr>
@@ -1216,33 +1181,7 @@
           <w:lang w:eastAsia="en-GB"/>
           <w14:ligatures w14:val="none"/>
         </w:rPr>
-        <w:t xml:space="preserve"> and </w:t>
-      </w:r>
-      <w:proofErr w:type="spellStart"/>
-      <w:r>
-        <w:rPr>
-          <w:rFonts w:asciiTheme="majorBidi" w:eastAsia="Times New Roman" w:hAnsiTheme="majorBidi" w:cstheme="majorBidi"/>
-          <w:color w:val="373D3F"/>
-          <w:kern w:val="0"/>
-          <w:sz w:val="20"/>
-          <w:szCs w:val="20"/>
-          <w:lang w:eastAsia="en-GB"/>
-          <w14:ligatures w14:val="none"/>
-        </w:rPr>
-        <w:t>analyze</w:t>
-      </w:r>
-      <w:proofErr w:type="spellEnd"/>
-      <w:r>
-        <w:rPr>
-          <w:rFonts w:asciiTheme="majorBidi" w:eastAsia="Times New Roman" w:hAnsiTheme="majorBidi" w:cstheme="majorBidi"/>
-          <w:color w:val="373D3F"/>
-          <w:kern w:val="0"/>
-          <w:sz w:val="20"/>
-          <w:szCs w:val="20"/>
-          <w:lang w:eastAsia="en-GB"/>
-          <w14:ligatures w14:val="none"/>
-        </w:rPr>
-        <w:t xml:space="preserve"> gathered data.</w:t>
+        <w:t xml:space="preserve"> and analyze gathered data.</w:t>
       </w:r>
     </w:p>
     <w:p>
@@ -1270,22 +1209,8 @@
           <w:lang w:eastAsia="en-GB"/>
           <w14:ligatures w14:val="none"/>
         </w:rPr>
-        <w:t xml:space="preserve">«Identify the product whose software requirements and design are specified in this document, including the revision or release number. Describe the scope of the product that is covered by this </w:t>
-      </w:r>
-      <w:proofErr w:type="gramStart"/>
-      <w:r>
-        <w:rPr>
-          <w:rFonts w:asciiTheme="majorBidi" w:eastAsia="Times New Roman" w:hAnsiTheme="majorBidi" w:cstheme="majorBidi"/>
-          <w:color w:val="0000FF"/>
-          <w:kern w:val="0"/>
-          <w:sz w:val="20"/>
-          <w:szCs w:val="20"/>
-          <w:lang w:eastAsia="en-GB"/>
-          <w14:ligatures w14:val="none"/>
-        </w:rPr>
-        <w:t>specification.»</w:t>
-      </w:r>
-      <w:proofErr w:type="gramEnd"/>
+        <w:t>«Identify the product whose software requirements and design are specified in this document, including the revision or release number. Describe the scope of the product that is covered by this specification.»</w:t>
+      </w:r>
     </w:p>
     <w:p>
       <w:pPr>
@@ -1459,45 +1384,19 @@
           <w:lang w:eastAsia="en-GB"/>
           <w14:ligatures w14:val="none"/>
         </w:rPr>
-        <w:t xml:space="preserve">one specific measured </w:t>
-      </w:r>
-      <w:proofErr w:type="gramStart"/>
-      <w:r>
-        <w:rPr>
-          <w:rFonts w:asciiTheme="majorBidi" w:eastAsia="Times New Roman" w:hAnsiTheme="majorBidi" w:cstheme="majorBidi"/>
-          <w:color w:val="373D3F"/>
-          <w:kern w:val="0"/>
-          <w:sz w:val="20"/>
-          <w:szCs w:val="20"/>
-          <w:lang w:eastAsia="en-GB"/>
-          <w14:ligatures w14:val="none"/>
-        </w:rPr>
-        <w:t>time</w:t>
-      </w:r>
-      <w:r>
-        <w:rPr>
-          <w:rFonts w:asciiTheme="majorBidi" w:eastAsia="Times New Roman" w:hAnsiTheme="majorBidi" w:cstheme="majorBidi"/>
-          <w:color w:val="373D3F"/>
-          <w:kern w:val="0"/>
-          <w:sz w:val="20"/>
-          <w:szCs w:val="20"/>
-          <w:lang w:eastAsia="en-GB"/>
-          <w14:ligatures w14:val="none"/>
-        </w:rPr>
-        <w:t xml:space="preserve"> period</w:t>
-      </w:r>
-      <w:proofErr w:type="gramEnd"/>
-      <w:r>
-        <w:rPr>
-          <w:rFonts w:asciiTheme="majorBidi" w:eastAsia="Times New Roman" w:hAnsiTheme="majorBidi" w:cstheme="majorBidi"/>
-          <w:color w:val="373D3F"/>
-          <w:kern w:val="0"/>
-          <w:sz w:val="20"/>
-          <w:szCs w:val="20"/>
-          <w:lang w:eastAsia="en-GB"/>
-          <w14:ligatures w14:val="none"/>
-        </w:rPr>
-        <w:t>. May be paused and resumed later, usually tracks one activity.</w:t>
+        <w:t>one specific measured time</w:t>
+      </w:r>
+      <w:r>
+        <w:rPr>
+          <w:rFonts w:asciiTheme="majorBidi" w:eastAsia="Times New Roman" w:hAnsiTheme="majorBidi" w:cstheme="majorBidi"/>
+          <w:color w:val="373D3F"/>
+          <w:kern w:val="0"/>
+          <w:sz w:val="20"/>
+          <w:szCs w:val="20"/>
+          <w:lang w:eastAsia="en-GB"/>
+          <w14:ligatures w14:val="none"/>
+        </w:rPr>
+        <w:t xml:space="preserve"> period. May be paused and resumed later, usually tracks one activity.</w:t>
       </w:r>
     </w:p>
     <w:p>
@@ -1635,9 +1534,84 @@
           <w:lang w:eastAsia="en-GB"/>
           <w14:ligatures w14:val="none"/>
         </w:rPr>
-        <w:t xml:space="preserve">«Describe any standards or typographical conventions that were followed when writing this specification, such as fonts or highlighting that have special significance. For example, state whether priorities for higher-level requirements are assumed to be inherited by detailed requirements, or whether every requirement statement is to have its own </w:t>
-      </w:r>
-      <w:proofErr w:type="gramStart"/>
+        <w:t>«Describe any standards or typographical conventions that were followed when writing this specification, such as fonts or highlighting that have special significance. For example, state whether priorities for higher-level requirements are assumed to be inherited by detailed requirements, or whether every requirement statement is to have its own priority.»</w:t>
+      </w:r>
+    </w:p>
+    <w:p>
+      <w:pPr>
+        <w:shd w:val="clear" w:color="auto" w:fill="FFFFFF"/>
+        <w:spacing w:before="240" w:after="0" w:line="240" w:lineRule="auto"/>
+        <w:jc w:val="both"/>
+        <w:rPr>
+          <w:rFonts w:asciiTheme="majorBidi" w:eastAsia="Times New Roman" w:hAnsiTheme="majorBidi" w:cstheme="majorBidi"/>
+          <w:b/>
+          <w:bCs/>
+          <w:color w:val="373D3F"/>
+          <w:kern w:val="0"/>
+          <w:sz w:val="20"/>
+          <w:szCs w:val="20"/>
+          <w:lang w:eastAsia="en-GB"/>
+          <w14:ligatures w14:val="none"/>
+        </w:rPr>
+      </w:pPr>
+      <w:r>
+        <w:rPr>
+          <w:rFonts w:asciiTheme="majorBidi" w:eastAsia="Times New Roman" w:hAnsiTheme="majorBidi" w:cstheme="majorBidi"/>
+          <w:b/>
+          <w:bCs/>
+          <w:color w:val="373D3F"/>
+          <w:kern w:val="0"/>
+          <w:sz w:val="20"/>
+          <w:szCs w:val="20"/>
+          <w:lang w:eastAsia="en-GB"/>
+          <w14:ligatures w14:val="none"/>
+        </w:rPr>
+        <w:t>1.3. Intended Audience and Reading Suggestions  </w:t>
+      </w:r>
+    </w:p>
+    <w:p>
+      <w:pPr>
+        <w:shd w:val="clear" w:color="auto" w:fill="FFFFFF"/>
+        <w:spacing w:before="240" w:after="0" w:line="240" w:lineRule="auto"/>
+        <w:jc w:val="both"/>
+        <w:rPr>
+          <w:rFonts w:asciiTheme="majorBidi" w:eastAsia="Times New Roman" w:hAnsiTheme="majorBidi" w:cstheme="majorBidi"/>
+          <w:color w:val="373D3F"/>
+          <w:kern w:val="0"/>
+          <w:sz w:val="20"/>
+          <w:szCs w:val="20"/>
+          <w:lang w:eastAsia="en-GB"/>
+          <w14:ligatures w14:val="none"/>
+        </w:rPr>
+      </w:pPr>
+      <w:r>
+        <w:rPr>
+          <w:rFonts w:asciiTheme="majorBidi" w:eastAsia="Times New Roman" w:hAnsiTheme="majorBidi" w:cstheme="majorBidi"/>
+          <w:color w:val="373D3F"/>
+          <w:kern w:val="0"/>
+          <w:sz w:val="20"/>
+          <w:szCs w:val="20"/>
+          <w:lang w:eastAsia="en-GB"/>
+          <w14:ligatures w14:val="none"/>
+        </w:rPr>
+        <w:t>This document contains all information about the functionality of SpeedSplit. It is created for the developer (Alan Obszański), as well as the project manager (dr. inż. Abdulla Juwaied)</w:t>
+      </w:r>
+    </w:p>
+    <w:p>
+      <w:pPr>
+        <w:shd w:val="clear" w:color="auto" w:fill="FFFFFF"/>
+        <w:spacing w:before="240" w:after="0" w:line="240" w:lineRule="auto"/>
+        <w:jc w:val="both"/>
+        <w:rPr>
+          <w:rFonts w:asciiTheme="majorBidi" w:eastAsia="Times New Roman" w:hAnsiTheme="majorBidi" w:cstheme="majorBidi"/>
+          <w:color w:val="373D3F"/>
+          <w:kern w:val="0"/>
+          <w:sz w:val="20"/>
+          <w:szCs w:val="20"/>
+          <w:lang w:eastAsia="en-GB"/>
+          <w14:ligatures w14:val="none"/>
+        </w:rPr>
+      </w:pPr>
       <w:r>
         <w:rPr>
           <w:rFonts w:asciiTheme="majorBidi" w:eastAsia="Times New Roman" w:hAnsiTheme="majorBidi" w:cstheme="majorBidi"/>
@@ -1648,120 +1622,67 @@
           <w:lang w:eastAsia="en-GB"/>
           <w14:ligatures w14:val="none"/>
         </w:rPr>
-        <w:t>priority.»</w:t>
-      </w:r>
-      <w:proofErr w:type="gramEnd"/>
-    </w:p>
-    <w:p>
-      <w:pPr>
-        <w:shd w:val="clear" w:color="auto" w:fill="FFFFFF"/>
-        <w:spacing w:before="240" w:after="0" w:line="240" w:lineRule="auto"/>
-        <w:jc w:val="both"/>
-        <w:rPr>
-          <w:rFonts w:asciiTheme="majorBidi" w:eastAsia="Times New Roman" w:hAnsiTheme="majorBidi" w:cstheme="majorBidi"/>
-          <w:b/>
-          <w:bCs/>
-          <w:color w:val="373D3F"/>
-          <w:kern w:val="0"/>
-          <w:sz w:val="20"/>
-          <w:szCs w:val="20"/>
-          <w:lang w:eastAsia="en-GB"/>
-          <w14:ligatures w14:val="none"/>
-        </w:rPr>
-      </w:pPr>
-      <w:r>
-        <w:rPr>
-          <w:rFonts w:asciiTheme="majorBidi" w:eastAsia="Times New Roman" w:hAnsiTheme="majorBidi" w:cstheme="majorBidi"/>
-          <w:b/>
-          <w:bCs/>
-          <w:color w:val="373D3F"/>
-          <w:kern w:val="0"/>
-          <w:sz w:val="20"/>
-          <w:szCs w:val="20"/>
-          <w:lang w:eastAsia="en-GB"/>
-          <w14:ligatures w14:val="none"/>
-        </w:rPr>
-        <w:t>1.3. Intended Audience and Reading Suggestions  </w:t>
-      </w:r>
-    </w:p>
-    <w:p>
-      <w:pPr>
-        <w:shd w:val="clear" w:color="auto" w:fill="FFFFFF"/>
-        <w:spacing w:before="240" w:after="0" w:line="240" w:lineRule="auto"/>
-        <w:jc w:val="both"/>
-        <w:rPr>
-          <w:rFonts w:asciiTheme="majorBidi" w:eastAsia="Times New Roman" w:hAnsiTheme="majorBidi" w:cstheme="majorBidi"/>
-          <w:color w:val="373D3F"/>
-          <w:kern w:val="0"/>
-          <w:sz w:val="20"/>
-          <w:szCs w:val="20"/>
-          <w:lang w:eastAsia="en-GB"/>
-          <w14:ligatures w14:val="none"/>
-        </w:rPr>
-      </w:pPr>
-      <w:r>
-        <w:rPr>
-          <w:rFonts w:asciiTheme="majorBidi" w:eastAsia="Times New Roman" w:hAnsiTheme="majorBidi" w:cstheme="majorBidi"/>
-          <w:color w:val="373D3F"/>
-          <w:kern w:val="0"/>
-          <w:sz w:val="20"/>
-          <w:szCs w:val="20"/>
-          <w:lang w:eastAsia="en-GB"/>
-          <w14:ligatures w14:val="none"/>
-        </w:rPr>
-        <w:t xml:space="preserve">This document contains all information about the functionality of </w:t>
-      </w:r>
-      <w:proofErr w:type="spellStart"/>
-      <w:r>
-        <w:rPr>
-          <w:rFonts w:asciiTheme="majorBidi" w:eastAsia="Times New Roman" w:hAnsiTheme="majorBidi" w:cstheme="majorBidi"/>
-          <w:color w:val="373D3F"/>
-          <w:kern w:val="0"/>
-          <w:sz w:val="20"/>
-          <w:szCs w:val="20"/>
-          <w:lang w:eastAsia="en-GB"/>
-          <w14:ligatures w14:val="none"/>
-        </w:rPr>
-        <w:t>SpeedSplit</w:t>
-      </w:r>
-      <w:proofErr w:type="spellEnd"/>
-      <w:r>
-        <w:rPr>
-          <w:rFonts w:asciiTheme="majorBidi" w:eastAsia="Times New Roman" w:hAnsiTheme="majorBidi" w:cstheme="majorBidi"/>
-          <w:color w:val="373D3F"/>
-          <w:kern w:val="0"/>
-          <w:sz w:val="20"/>
-          <w:szCs w:val="20"/>
-          <w:lang w:eastAsia="en-GB"/>
-          <w14:ligatures w14:val="none"/>
-        </w:rPr>
-        <w:t xml:space="preserve">. It is created for the developer (Alan Obszański), as well as the project manager (dr. </w:t>
-      </w:r>
-      <w:proofErr w:type="spellStart"/>
-      <w:r>
-        <w:rPr>
-          <w:rFonts w:asciiTheme="majorBidi" w:eastAsia="Times New Roman" w:hAnsiTheme="majorBidi" w:cstheme="majorBidi"/>
-          <w:color w:val="373D3F"/>
-          <w:kern w:val="0"/>
-          <w:sz w:val="20"/>
-          <w:szCs w:val="20"/>
-          <w:lang w:eastAsia="en-GB"/>
-          <w14:ligatures w14:val="none"/>
-        </w:rPr>
-        <w:t>inż</w:t>
-      </w:r>
-      <w:proofErr w:type="spellEnd"/>
-      <w:r>
-        <w:rPr>
-          <w:rFonts w:asciiTheme="majorBidi" w:eastAsia="Times New Roman" w:hAnsiTheme="majorBidi" w:cstheme="majorBidi"/>
-          <w:color w:val="373D3F"/>
-          <w:kern w:val="0"/>
-          <w:sz w:val="20"/>
-          <w:szCs w:val="20"/>
-          <w:lang w:eastAsia="en-GB"/>
-          <w14:ligatures w14:val="none"/>
-        </w:rPr>
-        <w:t>. Abdulla Juwaied)</w:t>
+        <w:t>«Describe the different types of reader that the document is intended for, such as developers, project managers, marketing staff, users, testers, and documentation writers. Describe what the rest of this document contains and how it is organized. Suggest a sequence for reading the document, beginning with the overview sections and proceeding through the sections that are most pertinent to each reader type.»</w:t>
+      </w:r>
+    </w:p>
+    <w:p>
+      <w:pPr>
+        <w:shd w:val="clear" w:color="auto" w:fill="FFFFFF"/>
+        <w:spacing w:before="240" w:after="0" w:line="240" w:lineRule="auto"/>
+        <w:jc w:val="both"/>
+        <w:rPr>
+          <w:rFonts w:asciiTheme="majorBidi" w:eastAsia="Times New Roman" w:hAnsiTheme="majorBidi" w:cstheme="majorBidi"/>
+          <w:b/>
+          <w:bCs/>
+          <w:color w:val="373D3F"/>
+          <w:kern w:val="0"/>
+          <w:sz w:val="20"/>
+          <w:szCs w:val="20"/>
+          <w:lang w:eastAsia="en-GB"/>
+          <w14:ligatures w14:val="none"/>
+        </w:rPr>
+      </w:pPr>
+      <w:r>
+        <w:rPr>
+          <w:rFonts w:asciiTheme="majorBidi" w:eastAsia="Times New Roman" w:hAnsiTheme="majorBidi" w:cstheme="majorBidi"/>
+          <w:b/>
+          <w:bCs/>
+          <w:color w:val="373D3F"/>
+          <w:kern w:val="0"/>
+          <w:sz w:val="20"/>
+          <w:szCs w:val="20"/>
+          <w:lang w:eastAsia="en-GB"/>
+          <w14:ligatures w14:val="none"/>
+        </w:rPr>
+        <w:t>1.4. Product Scope</w:t>
+      </w:r>
+    </w:p>
+    <w:p>
+      <w:pPr>
+        <w:shd w:val="clear" w:color="auto" w:fill="FFFFFF"/>
+        <w:spacing w:before="240" w:after="0" w:line="240" w:lineRule="auto"/>
+        <w:jc w:val="both"/>
+        <w:rPr>
+          <w:rFonts w:asciiTheme="majorBidi" w:eastAsia="Times New Roman" w:hAnsiTheme="majorBidi" w:cstheme="majorBidi"/>
+          <w:color w:val="373D3F"/>
+          <w:kern w:val="0"/>
+          <w:sz w:val="20"/>
+          <w:szCs w:val="20"/>
+          <w:lang w:eastAsia="en-GB"/>
+          <w14:ligatures w14:val="none"/>
+        </w:rPr>
+      </w:pPr>
+      <w:r>
+        <w:rPr>
+          <w:rFonts w:asciiTheme="majorBidi" w:eastAsia="Times New Roman" w:hAnsiTheme="majorBidi" w:cstheme="majorBidi"/>
+          <w:color w:val="373D3F"/>
+          <w:kern w:val="0"/>
+          <w:sz w:val="20"/>
+          <w:szCs w:val="20"/>
+          <w:lang w:eastAsia="en-GB"/>
+          <w14:ligatures w14:val="none"/>
+        </w:rPr>
+        <w:t>The program shall allow the user to run a stopwatch with the possibility of pausing it or marking checkpoints, also known as “splits”. The user shall be able to categorize different sessions by name and compare runs of the same name or export them as an excel file.</w:t>
       </w:r>
     </w:p>
     <w:p>
@@ -1789,9 +1710,109 @@
           <w:lang w:eastAsia="en-GB"/>
           <w14:ligatures w14:val="none"/>
         </w:rPr>
-        <w:t xml:space="preserve">«Describe the different types of reader that the document is intended for, such as developers, project managers, marketing staff, users, testers, and documentation writers. Describe what the rest of this document contains and how it is organized. Suggest a sequence for reading the document, beginning with the overview sections and proceeding through the sections that are most pertinent to each reader </w:t>
-      </w:r>
-      <w:proofErr w:type="gramStart"/>
+        <w:t>«Provide a short description of the software being specified and its purpose, including relevant benefits, objectives, and goals. Relate the software to corporate goals or business strategies when applicable.»</w:t>
+      </w:r>
+    </w:p>
+    <w:p>
+      <w:pPr>
+        <w:shd w:val="clear" w:color="auto" w:fill="FFFFFF"/>
+        <w:spacing w:before="240" w:after="0" w:line="240" w:lineRule="auto"/>
+        <w:jc w:val="both"/>
+        <w:rPr>
+          <w:rFonts w:asciiTheme="majorBidi" w:eastAsia="Times New Roman" w:hAnsiTheme="majorBidi" w:cstheme="majorBidi"/>
+          <w:b/>
+          <w:bCs/>
+          <w:color w:val="373D3F"/>
+          <w:kern w:val="0"/>
+          <w:sz w:val="20"/>
+          <w:szCs w:val="20"/>
+          <w:lang w:eastAsia="en-GB"/>
+          <w14:ligatures w14:val="none"/>
+        </w:rPr>
+      </w:pPr>
+      <w:r>
+        <w:rPr>
+          <w:rFonts w:asciiTheme="majorBidi" w:eastAsia="Times New Roman" w:hAnsiTheme="majorBidi" w:cstheme="majorBidi"/>
+          <w:b/>
+          <w:bCs/>
+          <w:color w:val="373D3F"/>
+          <w:kern w:val="0"/>
+          <w:sz w:val="20"/>
+          <w:szCs w:val="20"/>
+          <w:lang w:eastAsia="en-GB"/>
+          <w14:ligatures w14:val="none"/>
+        </w:rPr>
+        <w:t>1.5. References  </w:t>
+      </w:r>
+    </w:p>
+    <w:p>
+      <w:pPr>
+        <w:shd w:val="clear" w:color="auto" w:fill="FFFFFF"/>
+        <w:spacing w:before="240" w:after="0" w:line="240" w:lineRule="auto"/>
+        <w:jc w:val="both"/>
+        <w:rPr>
+          <w:rFonts w:asciiTheme="majorBidi" w:eastAsia="Times New Roman" w:hAnsiTheme="majorBidi" w:cstheme="majorBidi"/>
+          <w:color w:val="373D3F"/>
+          <w:kern w:val="0"/>
+          <w:sz w:val="20"/>
+          <w:szCs w:val="20"/>
+          <w:lang w:eastAsia="en-GB"/>
+          <w14:ligatures w14:val="none"/>
+        </w:rPr>
+      </w:pPr>
+      <w:r>
+        <w:rPr>
+          <w:rFonts w:asciiTheme="majorBidi" w:eastAsia="Times New Roman" w:hAnsiTheme="majorBidi" w:cstheme="majorBidi"/>
+          <w:color w:val="373D3F"/>
+          <w:kern w:val="0"/>
+          <w:sz w:val="20"/>
+          <w:szCs w:val="20"/>
+          <w:lang w:eastAsia="en-GB"/>
+          <w14:ligatures w14:val="none"/>
+        </w:rPr>
+        <w:t>This document is based on the IEEE 830 template and was created as part of the 2025/2026 4</w:t>
+      </w:r>
+      <w:r>
+        <w:rPr>
+          <w:rFonts w:asciiTheme="majorBidi" w:eastAsia="Times New Roman" w:hAnsiTheme="majorBidi" w:cstheme="majorBidi"/>
+          <w:color w:val="373D3F"/>
+          <w:kern w:val="0"/>
+          <w:sz w:val="20"/>
+          <w:szCs w:val="20"/>
+          <w:vertAlign w:val="superscript"/>
+          <w:lang w:eastAsia="en-GB"/>
+          <w14:ligatures w14:val="none"/>
+        </w:rPr>
+        <w:t>th</w:t>
+      </w:r>
+      <w:r>
+        <w:rPr>
+          <w:rFonts w:asciiTheme="majorBidi" w:eastAsia="Times New Roman" w:hAnsiTheme="majorBidi" w:cstheme="majorBidi"/>
+          <w:color w:val="373D3F"/>
+          <w:kern w:val="0"/>
+          <w:sz w:val="20"/>
+          <w:szCs w:val="20"/>
+          <w:lang w:eastAsia="en-GB"/>
+          <w14:ligatures w14:val="none"/>
+        </w:rPr>
+        <w:t xml:space="preserve"> semester Software Engineering course.</w:t>
+      </w:r>
+    </w:p>
+    <w:p>
+      <w:pPr>
+        <w:shd w:val="clear" w:color="auto" w:fill="FFFFFF"/>
+        <w:spacing w:before="240" w:after="0" w:line="240" w:lineRule="auto"/>
+        <w:jc w:val="both"/>
+        <w:rPr>
+          <w:rFonts w:asciiTheme="majorBidi" w:eastAsia="Times New Roman" w:hAnsiTheme="majorBidi" w:cstheme="majorBidi"/>
+          <w:color w:val="373D3F"/>
+          <w:kern w:val="0"/>
+          <w:sz w:val="20"/>
+          <w:szCs w:val="20"/>
+          <w:lang w:eastAsia="en-GB"/>
+          <w14:ligatures w14:val="none"/>
+        </w:rPr>
+      </w:pPr>
       <w:r>
         <w:rPr>
           <w:rFonts w:asciiTheme="majorBidi" w:eastAsia="Times New Roman" w:hAnsiTheme="majorBidi" w:cstheme="majorBidi"/>
@@ -1802,68 +1823,122 @@
           <w:lang w:eastAsia="en-GB"/>
           <w14:ligatures w14:val="none"/>
         </w:rPr>
-        <w:t>type.»</w:t>
-      </w:r>
-      <w:proofErr w:type="gramEnd"/>
-    </w:p>
-    <w:p>
-      <w:pPr>
-        <w:shd w:val="clear" w:color="auto" w:fill="FFFFFF"/>
-        <w:spacing w:before="240" w:after="0" w:line="240" w:lineRule="auto"/>
-        <w:jc w:val="both"/>
-        <w:rPr>
-          <w:rFonts w:asciiTheme="majorBidi" w:eastAsia="Times New Roman" w:hAnsiTheme="majorBidi" w:cstheme="majorBidi"/>
-          <w:b/>
-          <w:bCs/>
-          <w:color w:val="373D3F"/>
-          <w:kern w:val="0"/>
-          <w:sz w:val="20"/>
-          <w:szCs w:val="20"/>
-          <w:lang w:eastAsia="en-GB"/>
-          <w14:ligatures w14:val="none"/>
-        </w:rPr>
-      </w:pPr>
-      <w:r>
-        <w:rPr>
-          <w:rFonts w:asciiTheme="majorBidi" w:eastAsia="Times New Roman" w:hAnsiTheme="majorBidi" w:cstheme="majorBidi"/>
-          <w:b/>
-          <w:bCs/>
-          <w:color w:val="373D3F"/>
-          <w:kern w:val="0"/>
-          <w:sz w:val="20"/>
-          <w:szCs w:val="20"/>
-          <w:lang w:eastAsia="en-GB"/>
-          <w14:ligatures w14:val="none"/>
-        </w:rPr>
-        <w:t>1.4. Product Scope</w:t>
-      </w:r>
-    </w:p>
-    <w:p>
-      <w:pPr>
-        <w:shd w:val="clear" w:color="auto" w:fill="FFFFFF"/>
-        <w:spacing w:before="240" w:after="0" w:line="240" w:lineRule="auto"/>
-        <w:jc w:val="both"/>
-        <w:rPr>
-          <w:rFonts w:asciiTheme="majorBidi" w:eastAsia="Times New Roman" w:hAnsiTheme="majorBidi" w:cstheme="majorBidi"/>
-          <w:color w:val="373D3F"/>
-          <w:kern w:val="0"/>
-          <w:sz w:val="20"/>
-          <w:szCs w:val="20"/>
-          <w:lang w:eastAsia="en-GB"/>
-          <w14:ligatures w14:val="none"/>
-        </w:rPr>
-      </w:pPr>
-      <w:r>
-        <w:rPr>
-          <w:rFonts w:asciiTheme="majorBidi" w:eastAsia="Times New Roman" w:hAnsiTheme="majorBidi" w:cstheme="majorBidi"/>
-          <w:color w:val="373D3F"/>
-          <w:kern w:val="0"/>
-          <w:sz w:val="20"/>
-          <w:szCs w:val="20"/>
-          <w:lang w:eastAsia="en-GB"/>
-          <w14:ligatures w14:val="none"/>
-        </w:rPr>
-        <w:t>The program shall allow the user to run a stopwatch with the possibility of pausing it or marking checkpoints, also known as “splits”. The user shall be able to categorize different sessions by name and compare runs of the same name or export them as an excel file.</w:t>
+        <w:t>«List any other documents or Web addresses to which this document refers or was based on. These may include user interface style guides, contracts, standards, system requirements specifications, use case documents, or a vision and scope document. Provide enough information so that the reader could access a copy of each reference, including title, author, version number, date, and source or location. Include the assignment document in the references.»</w:t>
+      </w:r>
+    </w:p>
+    <w:p>
+      <w:pPr>
+        <w:shd w:val="clear" w:color="auto" w:fill="FFFFFF"/>
+        <w:spacing w:before="240" w:after="0" w:line="240" w:lineRule="auto"/>
+        <w:jc w:val="both"/>
+        <w:rPr>
+          <w:rFonts w:asciiTheme="majorBidi" w:eastAsia="Times New Roman" w:hAnsiTheme="majorBidi" w:cstheme="majorBidi"/>
+          <w:color w:val="373D3F"/>
+          <w:kern w:val="0"/>
+          <w:sz w:val="20"/>
+          <w:szCs w:val="20"/>
+          <w:lang w:eastAsia="en-GB"/>
+          <w14:ligatures w14:val="none"/>
+        </w:rPr>
+      </w:pPr>
+      <w:r>
+        <w:rPr>
+          <w:rFonts w:asciiTheme="majorBidi" w:eastAsia="Times New Roman" w:hAnsiTheme="majorBidi" w:cstheme="majorBidi"/>
+          <w:b/>
+          <w:bCs/>
+          <w:color w:val="373D3F"/>
+          <w:kern w:val="0"/>
+          <w:sz w:val="20"/>
+          <w:szCs w:val="20"/>
+          <w:lang w:eastAsia="en-GB"/>
+          <w14:ligatures w14:val="none"/>
+        </w:rPr>
+        <w:t>2. Overall Description</w:t>
+      </w:r>
+    </w:p>
+    <w:p>
+      <w:pPr>
+        <w:shd w:val="clear" w:color="auto" w:fill="FFFFFF"/>
+        <w:spacing w:before="240" w:after="0" w:line="240" w:lineRule="auto"/>
+        <w:jc w:val="both"/>
+        <w:rPr>
+          <w:rFonts w:asciiTheme="majorBidi" w:eastAsia="Times New Roman" w:hAnsiTheme="majorBidi" w:cstheme="majorBidi"/>
+          <w:b/>
+          <w:bCs/>
+          <w:color w:val="373D3F"/>
+          <w:kern w:val="0"/>
+          <w:sz w:val="20"/>
+          <w:szCs w:val="20"/>
+          <w:lang w:eastAsia="en-GB"/>
+          <w14:ligatures w14:val="none"/>
+        </w:rPr>
+      </w:pPr>
+      <w:r>
+        <w:rPr>
+          <w:rFonts w:asciiTheme="majorBidi" w:eastAsia="Times New Roman" w:hAnsiTheme="majorBidi" w:cstheme="majorBidi"/>
+          <w:b/>
+          <w:bCs/>
+          <w:color w:val="373D3F"/>
+          <w:kern w:val="0"/>
+          <w:sz w:val="20"/>
+          <w:szCs w:val="20"/>
+          <w:lang w:eastAsia="en-GB"/>
+          <w14:ligatures w14:val="none"/>
+        </w:rPr>
+        <w:t>2.1. Product Perspective</w:t>
+      </w:r>
+    </w:p>
+    <w:p>
+      <w:pPr>
+        <w:shd w:val="clear" w:color="auto" w:fill="FFFFFF"/>
+        <w:spacing w:before="240" w:after="0" w:line="240" w:lineRule="auto"/>
+        <w:jc w:val="both"/>
+        <w:rPr>
+          <w:rFonts w:asciiTheme="majorBidi" w:eastAsia="Times New Roman" w:hAnsiTheme="majorBidi" w:cstheme="majorBidi"/>
+          <w:color w:val="373D3F"/>
+          <w:kern w:val="0"/>
+          <w:sz w:val="20"/>
+          <w:szCs w:val="20"/>
+          <w:lang w:eastAsia="en-GB"/>
+          <w14:ligatures w14:val="none"/>
+        </w:rPr>
+      </w:pPr>
+      <w:r>
+        <w:rPr>
+          <w:rFonts w:asciiTheme="majorBidi" w:eastAsia="Times New Roman" w:hAnsiTheme="majorBidi" w:cstheme="majorBidi"/>
+          <w:color w:val="373D3F"/>
+          <w:kern w:val="0"/>
+          <w:sz w:val="20"/>
+          <w:szCs w:val="20"/>
+          <w:lang w:eastAsia="en-GB"/>
+          <w14:ligatures w14:val="none"/>
+        </w:rPr>
+        <w:lastRenderedPageBreak/>
+        <w:t>SpeedSplit is a standalone app, inspired by programs such as LiveSplit, but designed primarily for mobile use and not targeted specifically for game speedruns</w:t>
+      </w:r>
+      <w:r>
+        <w:rPr>
+          <w:rFonts w:asciiTheme="majorBidi" w:eastAsia="Times New Roman" w:hAnsiTheme="majorBidi" w:cstheme="majorBidi"/>
+          <w:color w:val="373D3F"/>
+          <w:kern w:val="0"/>
+          <w:sz w:val="20"/>
+          <w:szCs w:val="20"/>
+          <w:lang w:eastAsia="en-GB"/>
+          <w14:ligatures w14:val="none"/>
+        </w:rPr>
+        <w:t>, rather for timing real-life tasks and processes</w:t>
+      </w:r>
+      <w:r>
+        <w:rPr>
+          <w:rFonts w:asciiTheme="majorBidi" w:eastAsia="Times New Roman" w:hAnsiTheme="majorBidi" w:cstheme="majorBidi"/>
+          <w:color w:val="373D3F"/>
+          <w:kern w:val="0"/>
+          <w:sz w:val="20"/>
+          <w:szCs w:val="20"/>
+          <w:lang w:eastAsia="en-GB"/>
+          <w14:ligatures w14:val="none"/>
+        </w:rPr>
+        <w:t>.</w:t>
       </w:r>
     </w:p>
     <w:p>
@@ -1891,346 +1966,8 @@
           <w:lang w:eastAsia="en-GB"/>
           <w14:ligatures w14:val="none"/>
         </w:rPr>
-        <w:t xml:space="preserve">«Provide a short description of the software being specified and its purpose, including relevant benefits, objectives, and goals. Relate the software to corporate goals or business strategies when </w:t>
-      </w:r>
-      <w:proofErr w:type="gramStart"/>
-      <w:r>
-        <w:rPr>
-          <w:rFonts w:asciiTheme="majorBidi" w:eastAsia="Times New Roman" w:hAnsiTheme="majorBidi" w:cstheme="majorBidi"/>
-          <w:color w:val="0000FF"/>
-          <w:kern w:val="0"/>
-          <w:sz w:val="20"/>
-          <w:szCs w:val="20"/>
-          <w:lang w:eastAsia="en-GB"/>
-          <w14:ligatures w14:val="none"/>
-        </w:rPr>
-        <w:t>applicable.»</w:t>
-      </w:r>
-      <w:proofErr w:type="gramEnd"/>
-    </w:p>
-    <w:p>
-      <w:pPr>
-        <w:shd w:val="clear" w:color="auto" w:fill="FFFFFF"/>
-        <w:spacing w:before="240" w:after="0" w:line="240" w:lineRule="auto"/>
-        <w:jc w:val="both"/>
-        <w:rPr>
-          <w:rFonts w:asciiTheme="majorBidi" w:eastAsia="Times New Roman" w:hAnsiTheme="majorBidi" w:cstheme="majorBidi"/>
-          <w:b/>
-          <w:bCs/>
-          <w:color w:val="373D3F"/>
-          <w:kern w:val="0"/>
-          <w:sz w:val="20"/>
-          <w:szCs w:val="20"/>
-          <w:lang w:eastAsia="en-GB"/>
-          <w14:ligatures w14:val="none"/>
-        </w:rPr>
-      </w:pPr>
-      <w:r>
-        <w:rPr>
-          <w:rFonts w:asciiTheme="majorBidi" w:eastAsia="Times New Roman" w:hAnsiTheme="majorBidi" w:cstheme="majorBidi"/>
-          <w:b/>
-          <w:bCs/>
-          <w:color w:val="373D3F"/>
-          <w:kern w:val="0"/>
-          <w:sz w:val="20"/>
-          <w:szCs w:val="20"/>
-          <w:lang w:eastAsia="en-GB"/>
-          <w14:ligatures w14:val="none"/>
-        </w:rPr>
-        <w:t>1.5. References  </w:t>
-      </w:r>
-    </w:p>
-    <w:p>
-      <w:pPr>
-        <w:shd w:val="clear" w:color="auto" w:fill="FFFFFF"/>
-        <w:spacing w:before="240" w:after="0" w:line="240" w:lineRule="auto"/>
-        <w:jc w:val="both"/>
-        <w:rPr>
-          <w:rFonts w:asciiTheme="majorBidi" w:eastAsia="Times New Roman" w:hAnsiTheme="majorBidi" w:cstheme="majorBidi"/>
-          <w:color w:val="373D3F"/>
-          <w:kern w:val="0"/>
-          <w:sz w:val="20"/>
-          <w:szCs w:val="20"/>
-          <w:lang w:eastAsia="en-GB"/>
-          <w14:ligatures w14:val="none"/>
-        </w:rPr>
-      </w:pPr>
-      <w:r>
-        <w:rPr>
-          <w:rFonts w:asciiTheme="majorBidi" w:eastAsia="Times New Roman" w:hAnsiTheme="majorBidi" w:cstheme="majorBidi"/>
-          <w:color w:val="373D3F"/>
-          <w:kern w:val="0"/>
-          <w:sz w:val="20"/>
-          <w:szCs w:val="20"/>
-          <w:lang w:eastAsia="en-GB"/>
-          <w14:ligatures w14:val="none"/>
-        </w:rPr>
-        <w:t>This document is based on the IEEE 830 template and was created as part of the 2025/2026 4</w:t>
-      </w:r>
-      <w:r>
-        <w:rPr>
-          <w:rFonts w:asciiTheme="majorBidi" w:eastAsia="Times New Roman" w:hAnsiTheme="majorBidi" w:cstheme="majorBidi"/>
-          <w:color w:val="373D3F"/>
-          <w:kern w:val="0"/>
-          <w:sz w:val="20"/>
-          <w:szCs w:val="20"/>
-          <w:vertAlign w:val="superscript"/>
-          <w:lang w:eastAsia="en-GB"/>
-          <w14:ligatures w14:val="none"/>
-        </w:rPr>
-        <w:t>th</w:t>
-      </w:r>
-      <w:r>
-        <w:rPr>
-          <w:rFonts w:asciiTheme="majorBidi" w:eastAsia="Times New Roman" w:hAnsiTheme="majorBidi" w:cstheme="majorBidi"/>
-          <w:color w:val="373D3F"/>
-          <w:kern w:val="0"/>
-          <w:sz w:val="20"/>
-          <w:szCs w:val="20"/>
-          <w:lang w:eastAsia="en-GB"/>
-          <w14:ligatures w14:val="none"/>
-        </w:rPr>
-        <w:t xml:space="preserve"> semester Software Engineering course.</w:t>
-      </w:r>
-    </w:p>
-    <w:p>
-      <w:pPr>
-        <w:shd w:val="clear" w:color="auto" w:fill="FFFFFF"/>
-        <w:spacing w:before="240" w:after="0" w:line="240" w:lineRule="auto"/>
-        <w:jc w:val="both"/>
-        <w:rPr>
-          <w:rFonts w:asciiTheme="majorBidi" w:eastAsia="Times New Roman" w:hAnsiTheme="majorBidi" w:cstheme="majorBidi"/>
-          <w:color w:val="373D3F"/>
-          <w:kern w:val="0"/>
-          <w:sz w:val="20"/>
-          <w:szCs w:val="20"/>
-          <w:lang w:eastAsia="en-GB"/>
-          <w14:ligatures w14:val="none"/>
-        </w:rPr>
-      </w:pPr>
-      <w:r>
-        <w:rPr>
-          <w:rFonts w:asciiTheme="majorBidi" w:eastAsia="Times New Roman" w:hAnsiTheme="majorBidi" w:cstheme="majorBidi"/>
-          <w:color w:val="0000FF"/>
-          <w:kern w:val="0"/>
-          <w:sz w:val="20"/>
-          <w:szCs w:val="20"/>
-          <w:lang w:eastAsia="en-GB"/>
-          <w14:ligatures w14:val="none"/>
-        </w:rPr>
-        <w:t xml:space="preserve">«List any other documents or Web addresses to which this document refers or was based on. These may include user interface style guides, contracts, standards, system requirements specifications, use case documents, or a vision and scope document. Provide enough information so that the reader could access a copy of each reference, including title, author, version number, date, and source or location. Include the assignment document in the </w:t>
-      </w:r>
-      <w:proofErr w:type="gramStart"/>
-      <w:r>
-        <w:rPr>
-          <w:rFonts w:asciiTheme="majorBidi" w:eastAsia="Times New Roman" w:hAnsiTheme="majorBidi" w:cstheme="majorBidi"/>
-          <w:color w:val="0000FF"/>
-          <w:kern w:val="0"/>
-          <w:sz w:val="20"/>
-          <w:szCs w:val="20"/>
-          <w:lang w:eastAsia="en-GB"/>
-          <w14:ligatures w14:val="none"/>
-        </w:rPr>
-        <w:t>references.»</w:t>
-      </w:r>
-      <w:proofErr w:type="gramEnd"/>
-    </w:p>
-    <w:p>
-      <w:pPr>
-        <w:shd w:val="clear" w:color="auto" w:fill="FFFFFF"/>
-        <w:spacing w:before="240" w:after="0" w:line="240" w:lineRule="auto"/>
-        <w:jc w:val="both"/>
-        <w:rPr>
-          <w:rFonts w:asciiTheme="majorBidi" w:eastAsia="Times New Roman" w:hAnsiTheme="majorBidi" w:cstheme="majorBidi"/>
-          <w:color w:val="373D3F"/>
-          <w:kern w:val="0"/>
-          <w:sz w:val="20"/>
-          <w:szCs w:val="20"/>
-          <w:lang w:eastAsia="en-GB"/>
-          <w14:ligatures w14:val="none"/>
-        </w:rPr>
-      </w:pPr>
-      <w:r>
-        <w:rPr>
-          <w:rFonts w:asciiTheme="majorBidi" w:eastAsia="Times New Roman" w:hAnsiTheme="majorBidi" w:cstheme="majorBidi"/>
-          <w:b/>
-          <w:bCs/>
-          <w:color w:val="373D3F"/>
-          <w:kern w:val="0"/>
-          <w:sz w:val="20"/>
-          <w:szCs w:val="20"/>
-          <w:lang w:eastAsia="en-GB"/>
-          <w14:ligatures w14:val="none"/>
-        </w:rPr>
-        <w:t>2. Overall Description</w:t>
-      </w:r>
-    </w:p>
-    <w:p>
-      <w:pPr>
-        <w:shd w:val="clear" w:color="auto" w:fill="FFFFFF"/>
-        <w:spacing w:before="240" w:after="0" w:line="240" w:lineRule="auto"/>
-        <w:jc w:val="both"/>
-        <w:rPr>
-          <w:rFonts w:asciiTheme="majorBidi" w:eastAsia="Times New Roman" w:hAnsiTheme="majorBidi" w:cstheme="majorBidi"/>
-          <w:b/>
-          <w:bCs/>
-          <w:color w:val="373D3F"/>
-          <w:kern w:val="0"/>
-          <w:sz w:val="20"/>
-          <w:szCs w:val="20"/>
-          <w:lang w:eastAsia="en-GB"/>
-          <w14:ligatures w14:val="none"/>
-        </w:rPr>
-      </w:pPr>
-      <w:r>
-        <w:rPr>
-          <w:rFonts w:asciiTheme="majorBidi" w:eastAsia="Times New Roman" w:hAnsiTheme="majorBidi" w:cstheme="majorBidi"/>
-          <w:b/>
-          <w:bCs/>
-          <w:color w:val="373D3F"/>
-          <w:kern w:val="0"/>
-          <w:sz w:val="20"/>
-          <w:szCs w:val="20"/>
-          <w:lang w:eastAsia="en-GB"/>
-          <w14:ligatures w14:val="none"/>
-        </w:rPr>
-        <w:t>2.1. Product Perspective</w:t>
-      </w:r>
-    </w:p>
-    <w:p>
-      <w:pPr>
-        <w:shd w:val="clear" w:color="auto" w:fill="FFFFFF"/>
-        <w:spacing w:before="240" w:after="0" w:line="240" w:lineRule="auto"/>
-        <w:jc w:val="both"/>
-        <w:rPr>
-          <w:rFonts w:asciiTheme="majorBidi" w:eastAsia="Times New Roman" w:hAnsiTheme="majorBidi" w:cstheme="majorBidi"/>
-          <w:color w:val="373D3F"/>
-          <w:kern w:val="0"/>
-          <w:sz w:val="20"/>
-          <w:szCs w:val="20"/>
-          <w:lang w:eastAsia="en-GB"/>
-          <w14:ligatures w14:val="none"/>
-        </w:rPr>
-      </w:pPr>
-      <w:proofErr w:type="spellStart"/>
-      <w:r>
-        <w:rPr>
-          <w:rFonts w:asciiTheme="majorBidi" w:eastAsia="Times New Roman" w:hAnsiTheme="majorBidi" w:cstheme="majorBidi"/>
-          <w:color w:val="373D3F"/>
-          <w:kern w:val="0"/>
-          <w:sz w:val="20"/>
-          <w:szCs w:val="20"/>
-          <w:lang w:eastAsia="en-GB"/>
-          <w14:ligatures w14:val="none"/>
-        </w:rPr>
-        <w:lastRenderedPageBreak/>
-        <w:t>SpeedSplit</w:t>
-      </w:r>
-      <w:proofErr w:type="spellEnd"/>
-      <w:r>
-        <w:rPr>
-          <w:rFonts w:asciiTheme="majorBidi" w:eastAsia="Times New Roman" w:hAnsiTheme="majorBidi" w:cstheme="majorBidi"/>
-          <w:color w:val="373D3F"/>
-          <w:kern w:val="0"/>
-          <w:sz w:val="20"/>
-          <w:szCs w:val="20"/>
-          <w:lang w:eastAsia="en-GB"/>
-          <w14:ligatures w14:val="none"/>
-        </w:rPr>
-        <w:t xml:space="preserve"> is a standalone app, inspired by programs such as </w:t>
-      </w:r>
-      <w:proofErr w:type="spellStart"/>
-      <w:r>
-        <w:rPr>
-          <w:rFonts w:asciiTheme="majorBidi" w:eastAsia="Times New Roman" w:hAnsiTheme="majorBidi" w:cstheme="majorBidi"/>
-          <w:color w:val="373D3F"/>
-          <w:kern w:val="0"/>
-          <w:sz w:val="20"/>
-          <w:szCs w:val="20"/>
-          <w:lang w:eastAsia="en-GB"/>
-          <w14:ligatures w14:val="none"/>
-        </w:rPr>
-        <w:t>LiveSplit</w:t>
-      </w:r>
-      <w:proofErr w:type="spellEnd"/>
-      <w:r>
-        <w:rPr>
-          <w:rFonts w:asciiTheme="majorBidi" w:eastAsia="Times New Roman" w:hAnsiTheme="majorBidi" w:cstheme="majorBidi"/>
-          <w:color w:val="373D3F"/>
-          <w:kern w:val="0"/>
-          <w:sz w:val="20"/>
-          <w:szCs w:val="20"/>
-          <w:lang w:eastAsia="en-GB"/>
-          <w14:ligatures w14:val="none"/>
-        </w:rPr>
-        <w:t>, but designed primarily for mobile use and not targeted specifically for game speedruns</w:t>
-      </w:r>
-      <w:r>
-        <w:rPr>
-          <w:rFonts w:asciiTheme="majorBidi" w:eastAsia="Times New Roman" w:hAnsiTheme="majorBidi" w:cstheme="majorBidi"/>
-          <w:color w:val="373D3F"/>
-          <w:kern w:val="0"/>
-          <w:sz w:val="20"/>
-          <w:szCs w:val="20"/>
-          <w:lang w:eastAsia="en-GB"/>
-          <w14:ligatures w14:val="none"/>
-        </w:rPr>
-        <w:t>, rather for timing real-life tasks and processes</w:t>
-      </w:r>
-      <w:r>
-        <w:rPr>
-          <w:rFonts w:asciiTheme="majorBidi" w:eastAsia="Times New Roman" w:hAnsiTheme="majorBidi" w:cstheme="majorBidi"/>
-          <w:color w:val="373D3F"/>
-          <w:kern w:val="0"/>
-          <w:sz w:val="20"/>
-          <w:szCs w:val="20"/>
-          <w:lang w:eastAsia="en-GB"/>
-          <w14:ligatures w14:val="none"/>
-        </w:rPr>
-        <w:t>.</w:t>
-      </w:r>
-    </w:p>
-    <w:p>
-      <w:pPr>
-        <w:shd w:val="clear" w:color="auto" w:fill="FFFFFF"/>
-        <w:spacing w:before="240" w:after="0" w:line="240" w:lineRule="auto"/>
-        <w:jc w:val="both"/>
-        <w:rPr>
-          <w:rFonts w:asciiTheme="majorBidi" w:eastAsia="Times New Roman" w:hAnsiTheme="majorBidi" w:cstheme="majorBidi"/>
-          <w:color w:val="373D3F"/>
-          <w:kern w:val="0"/>
-          <w:sz w:val="20"/>
-          <w:szCs w:val="20"/>
-          <w:lang w:eastAsia="en-GB"/>
-          <w14:ligatures w14:val="none"/>
-        </w:rPr>
-      </w:pPr>
-      <w:r>
-        <w:rPr>
-          <w:rFonts w:asciiTheme="majorBidi" w:eastAsia="Times New Roman" w:hAnsiTheme="majorBidi" w:cstheme="majorBidi"/>
-          <w:color w:val="0000FF"/>
-          <w:kern w:val="0"/>
-          <w:sz w:val="20"/>
-          <w:szCs w:val="20"/>
-          <w:lang w:eastAsia="en-GB"/>
-          <w14:ligatures w14:val="none"/>
-        </w:rPr>
-        <w:t xml:space="preserve">«Describe the context and origin of the product being specified in this specification. For example, state whether this product is a follow-on member of a product family, a replacement for certain existing systems, or a new, self-contained </w:t>
-      </w:r>
-      <w:proofErr w:type="gramStart"/>
-      <w:r>
-        <w:rPr>
-          <w:rFonts w:asciiTheme="majorBidi" w:eastAsia="Times New Roman" w:hAnsiTheme="majorBidi" w:cstheme="majorBidi"/>
-          <w:color w:val="0000FF"/>
-          <w:kern w:val="0"/>
-          <w:sz w:val="20"/>
-          <w:szCs w:val="20"/>
-          <w:lang w:eastAsia="en-GB"/>
-          <w14:ligatures w14:val="none"/>
-        </w:rPr>
-        <w:t>product.»</w:t>
-      </w:r>
-      <w:proofErr w:type="gramEnd"/>
+        <w:t>«Describe the context and origin of the product being specified in this specification. For example, state whether this product is a follow-on member of a product family, a replacement for certain existing systems, or a new, self-contained product.»</w:t>
+      </w:r>
     </w:p>
     <w:p>
       <w:pPr>
@@ -2502,15 +2239,7 @@
         </w:r>
       </w:fldSimple>
       <w:r>
-        <w:t xml:space="preserve">. </w:t>
-      </w:r>
-      <w:proofErr w:type="spellStart"/>
-      <w:r>
-        <w:t>SpeedSplit</w:t>
-      </w:r>
-      <w:proofErr w:type="spellEnd"/>
-      <w:r>
-        <w:t xml:space="preserve"> Use Case Diagram, highlighting the two main features of the app: making and viewing runs.</w:t>
+        <w:t>. SpeedSplit Use Case Diagram, highlighting the two main features of the app: making and viewing runs.</w:t>
       </w:r>
     </w:p>
     <w:p>
@@ -2538,49 +2267,21 @@
           <w:lang w:eastAsia="en-GB"/>
           <w14:ligatures w14:val="none"/>
         </w:rPr>
+        <w:t xml:space="preserve">«Summarize the major features the product must perform or must let the user perform. Details will be provided in Section 3, so only a bullet list is needed here. Organize the features to make them understandable to any reader </w:t>
+      </w:r>
+      <w:r>
+        <w:rPr>
+          <w:rFonts w:asciiTheme="majorBidi" w:eastAsia="Times New Roman" w:hAnsiTheme="majorBidi" w:cstheme="majorBidi"/>
+          <w:color w:val="0000FF"/>
+          <w:kern w:val="0"/>
+          <w:sz w:val="20"/>
+          <w:szCs w:val="20"/>
+          <w:lang w:eastAsia="en-GB"/>
+          <w14:ligatures w14:val="none"/>
+        </w:rPr>
         <w:lastRenderedPageBreak/>
-        <w:t xml:space="preserve">«Summarize the major features the product must perform or must let the user perform. Details will be provided in Section 3, so only a bullet list is needed here. Organize the features to make them understandable to any reader of the specification. A picture of the major groups of related requirements and how they relate, such as a </w:t>
-      </w:r>
-      <w:proofErr w:type="gramStart"/>
-      <w:r>
-        <w:rPr>
-          <w:rFonts w:asciiTheme="majorBidi" w:eastAsia="Times New Roman" w:hAnsiTheme="majorBidi" w:cstheme="majorBidi"/>
-          <w:color w:val="0000FF"/>
-          <w:kern w:val="0"/>
-          <w:sz w:val="20"/>
-          <w:szCs w:val="20"/>
-          <w:lang w:eastAsia="en-GB"/>
-          <w14:ligatures w14:val="none"/>
-        </w:rPr>
-        <w:t>top level</w:t>
-      </w:r>
-      <w:proofErr w:type="gramEnd"/>
-      <w:r>
-        <w:rPr>
-          <w:rFonts w:asciiTheme="majorBidi" w:eastAsia="Times New Roman" w:hAnsiTheme="majorBidi" w:cstheme="majorBidi"/>
-          <w:color w:val="0000FF"/>
-          <w:kern w:val="0"/>
-          <w:sz w:val="20"/>
-          <w:szCs w:val="20"/>
-          <w:lang w:eastAsia="en-GB"/>
-          <w14:ligatures w14:val="none"/>
-        </w:rPr>
-        <w:t xml:space="preserve"> data flow diagram or object class diagram, is often </w:t>
-      </w:r>
-      <w:proofErr w:type="gramStart"/>
-      <w:r>
-        <w:rPr>
-          <w:rFonts w:asciiTheme="majorBidi" w:eastAsia="Times New Roman" w:hAnsiTheme="majorBidi" w:cstheme="majorBidi"/>
-          <w:color w:val="0000FF"/>
-          <w:kern w:val="0"/>
-          <w:sz w:val="20"/>
-          <w:szCs w:val="20"/>
-          <w:lang w:eastAsia="en-GB"/>
-          <w14:ligatures w14:val="none"/>
-        </w:rPr>
-        <w:t>effective.»</w:t>
-      </w:r>
-      <w:proofErr w:type="gramEnd"/>
+        <w:t>of the specification. A picture of the major groups of related requirements and how they relate, such as a top level data flow diagram or object class diagram, is often effective.»</w:t>
+      </w:r>
     </w:p>
     <w:p>
       <w:pPr>
@@ -2740,9 +2441,84 @@
           <w:lang w:eastAsia="en-GB"/>
           <w14:ligatures w14:val="none"/>
         </w:rPr>
-        <w:t xml:space="preserve">«Identify the various user classes (intended target for the product) that you anticipate will use this product. User classes may be differentiated based on frequency of use, subset of product functions used, technical expertise, security or privilege levels, educational level, or experience. Describe the pertinent characteristics of each user class. Certain requirements may pertain only to certain user classes. Distinguish the most important user classes for this product from those who are less important to </w:t>
-      </w:r>
-      <w:proofErr w:type="gramStart"/>
+        <w:t>«Identify the various user classes (intended target for the product) that you anticipate will use this product. User classes may be differentiated based on frequency of use, subset of product functions used, technical expertise, security or privilege levels, educational level, or experience. Describe the pertinent characteristics of each user class. Certain requirements may pertain only to certain user classes. Distinguish the most important user classes for this product from those who are less important to satisfy.»</w:t>
+      </w:r>
+    </w:p>
+    <w:p>
+      <w:pPr>
+        <w:shd w:val="clear" w:color="auto" w:fill="FFFFFF"/>
+        <w:spacing w:before="240" w:after="0" w:line="240" w:lineRule="auto"/>
+        <w:jc w:val="both"/>
+        <w:rPr>
+          <w:rFonts w:asciiTheme="majorBidi" w:eastAsia="Times New Roman" w:hAnsiTheme="majorBidi" w:cstheme="majorBidi"/>
+          <w:b/>
+          <w:bCs/>
+          <w:color w:val="373D3F"/>
+          <w:kern w:val="0"/>
+          <w:sz w:val="20"/>
+          <w:szCs w:val="20"/>
+          <w:lang w:eastAsia="en-GB"/>
+          <w14:ligatures w14:val="none"/>
+        </w:rPr>
+      </w:pPr>
+      <w:r>
+        <w:rPr>
+          <w:rFonts w:asciiTheme="majorBidi" w:eastAsia="Times New Roman" w:hAnsiTheme="majorBidi" w:cstheme="majorBidi"/>
+          <w:b/>
+          <w:bCs/>
+          <w:color w:val="373D3F"/>
+          <w:kern w:val="0"/>
+          <w:sz w:val="20"/>
+          <w:szCs w:val="20"/>
+          <w:lang w:eastAsia="en-GB"/>
+          <w14:ligatures w14:val="none"/>
+        </w:rPr>
+        <w:t>2.4. Operating Environment</w:t>
+      </w:r>
+    </w:p>
+    <w:p>
+      <w:pPr>
+        <w:shd w:val="clear" w:color="auto" w:fill="FFFFFF"/>
+        <w:spacing w:before="240" w:after="0" w:line="240" w:lineRule="auto"/>
+        <w:jc w:val="both"/>
+        <w:rPr>
+          <w:rFonts w:asciiTheme="majorBidi" w:eastAsia="Times New Roman" w:hAnsiTheme="majorBidi" w:cstheme="majorBidi"/>
+          <w:color w:val="373D3F"/>
+          <w:kern w:val="0"/>
+          <w:sz w:val="20"/>
+          <w:szCs w:val="20"/>
+          <w:lang w:eastAsia="en-GB"/>
+          <w14:ligatures w14:val="none"/>
+        </w:rPr>
+      </w:pPr>
+      <w:r>
+        <w:rPr>
+          <w:rFonts w:asciiTheme="majorBidi" w:eastAsia="Times New Roman" w:hAnsiTheme="majorBidi" w:cstheme="majorBidi"/>
+          <w:color w:val="373D3F"/>
+          <w:kern w:val="0"/>
+          <w:sz w:val="20"/>
+          <w:szCs w:val="20"/>
+          <w:lang w:eastAsia="en-GB"/>
+          <w14:ligatures w14:val="none"/>
+        </w:rPr>
+        <w:t>Any mobile device that operates a somewhat modern Android version.</w:t>
+      </w:r>
+    </w:p>
+    <w:p>
+      <w:pPr>
+        <w:shd w:val="clear" w:color="auto" w:fill="FFFFFF"/>
+        <w:spacing w:before="240" w:after="0" w:line="240" w:lineRule="auto"/>
+        <w:jc w:val="both"/>
+        <w:rPr>
+          <w:rFonts w:asciiTheme="majorBidi" w:eastAsia="Times New Roman" w:hAnsiTheme="majorBidi" w:cstheme="majorBidi"/>
+          <w:color w:val="373D3F"/>
+          <w:kern w:val="0"/>
+          <w:sz w:val="20"/>
+          <w:szCs w:val="20"/>
+          <w:lang w:eastAsia="en-GB"/>
+          <w14:ligatures w14:val="none"/>
+        </w:rPr>
+      </w:pPr>
       <w:r>
         <w:rPr>
           <w:rFonts w:asciiTheme="majorBidi" w:eastAsia="Times New Roman" w:hAnsiTheme="majorBidi" w:cstheme="majorBidi"/>
@@ -2753,68 +2529,67 @@
           <w:lang w:eastAsia="en-GB"/>
           <w14:ligatures w14:val="none"/>
         </w:rPr>
-        <w:t>satisfy.»</w:t>
-      </w:r>
-      <w:proofErr w:type="gramEnd"/>
-    </w:p>
-    <w:p>
-      <w:pPr>
-        <w:shd w:val="clear" w:color="auto" w:fill="FFFFFF"/>
-        <w:spacing w:before="240" w:after="0" w:line="240" w:lineRule="auto"/>
-        <w:jc w:val="both"/>
-        <w:rPr>
-          <w:rFonts w:asciiTheme="majorBidi" w:eastAsia="Times New Roman" w:hAnsiTheme="majorBidi" w:cstheme="majorBidi"/>
-          <w:b/>
-          <w:bCs/>
-          <w:color w:val="373D3F"/>
-          <w:kern w:val="0"/>
-          <w:sz w:val="20"/>
-          <w:szCs w:val="20"/>
-          <w:lang w:eastAsia="en-GB"/>
-          <w14:ligatures w14:val="none"/>
-        </w:rPr>
-      </w:pPr>
-      <w:r>
-        <w:rPr>
-          <w:rFonts w:asciiTheme="majorBidi" w:eastAsia="Times New Roman" w:hAnsiTheme="majorBidi" w:cstheme="majorBidi"/>
-          <w:b/>
-          <w:bCs/>
-          <w:color w:val="373D3F"/>
-          <w:kern w:val="0"/>
-          <w:sz w:val="20"/>
-          <w:szCs w:val="20"/>
-          <w:lang w:eastAsia="en-GB"/>
-          <w14:ligatures w14:val="none"/>
-        </w:rPr>
-        <w:t>2.4. Operating Environment</w:t>
-      </w:r>
-    </w:p>
-    <w:p>
-      <w:pPr>
-        <w:shd w:val="clear" w:color="auto" w:fill="FFFFFF"/>
-        <w:spacing w:before="240" w:after="0" w:line="240" w:lineRule="auto"/>
-        <w:jc w:val="both"/>
-        <w:rPr>
-          <w:rFonts w:asciiTheme="majorBidi" w:eastAsia="Times New Roman" w:hAnsiTheme="majorBidi" w:cstheme="majorBidi"/>
-          <w:color w:val="373D3F"/>
-          <w:kern w:val="0"/>
-          <w:sz w:val="20"/>
-          <w:szCs w:val="20"/>
-          <w:lang w:eastAsia="en-GB"/>
-          <w14:ligatures w14:val="none"/>
-        </w:rPr>
-      </w:pPr>
-      <w:r>
-        <w:rPr>
-          <w:rFonts w:asciiTheme="majorBidi" w:eastAsia="Times New Roman" w:hAnsiTheme="majorBidi" w:cstheme="majorBidi"/>
-          <w:color w:val="373D3F"/>
-          <w:kern w:val="0"/>
-          <w:sz w:val="20"/>
-          <w:szCs w:val="20"/>
-          <w:lang w:eastAsia="en-GB"/>
-          <w14:ligatures w14:val="none"/>
-        </w:rPr>
-        <w:t>Any mobile device that operates a somewhat modern Android version.</w:t>
+        <w:t>«Describe the environment in which the software will operate, including the hardware platform, operating system and versions, and any other software components or applications with which it must peacefully coexist.»</w:t>
+      </w:r>
+    </w:p>
+    <w:p>
+      <w:pPr>
+        <w:shd w:val="clear" w:color="auto" w:fill="FFFFFF"/>
+        <w:spacing w:before="240" w:after="0" w:line="240" w:lineRule="auto"/>
+        <w:jc w:val="both"/>
+        <w:rPr>
+          <w:rFonts w:asciiTheme="majorBidi" w:eastAsia="Times New Roman" w:hAnsiTheme="majorBidi" w:cstheme="majorBidi"/>
+          <w:b/>
+          <w:bCs/>
+          <w:color w:val="373D3F"/>
+          <w:kern w:val="0"/>
+          <w:sz w:val="20"/>
+          <w:szCs w:val="20"/>
+          <w:lang w:eastAsia="en-GB"/>
+          <w14:ligatures w14:val="none"/>
+        </w:rPr>
+      </w:pPr>
+      <w:r>
+        <w:rPr>
+          <w:rFonts w:asciiTheme="majorBidi" w:eastAsia="Times New Roman" w:hAnsiTheme="majorBidi" w:cstheme="majorBidi"/>
+          <w:b/>
+          <w:bCs/>
+          <w:color w:val="373D3F"/>
+          <w:kern w:val="0"/>
+          <w:sz w:val="20"/>
+          <w:szCs w:val="20"/>
+          <w:lang w:eastAsia="en-GB"/>
+          <w14:ligatures w14:val="none"/>
+        </w:rPr>
+        <w:t>2.5. Design and Implementation Constraints</w:t>
+      </w:r>
+    </w:p>
+    <w:p>
+      <w:pPr>
+        <w:shd w:val="clear" w:color="auto" w:fill="FFFFFF"/>
+        <w:spacing w:before="240" w:after="0" w:line="240" w:lineRule="auto"/>
+        <w:jc w:val="both"/>
+        <w:rPr>
+          <w:rFonts w:asciiTheme="majorBidi" w:eastAsia="Times New Roman" w:hAnsiTheme="majorBidi" w:cstheme="majorBidi"/>
+          <w:color w:val="373D3F"/>
+          <w:kern w:val="0"/>
+          <w:sz w:val="20"/>
+          <w:szCs w:val="20"/>
+          <w:lang w:eastAsia="en-GB"/>
+          <w14:ligatures w14:val="none"/>
+        </w:rPr>
+      </w:pPr>
+      <w:r>
+        <w:rPr>
+          <w:rFonts w:asciiTheme="majorBidi" w:eastAsia="Times New Roman" w:hAnsiTheme="majorBidi" w:cstheme="majorBidi"/>
+          <w:color w:val="373D3F"/>
+          <w:kern w:val="0"/>
+          <w:sz w:val="20"/>
+          <w:szCs w:val="20"/>
+          <w:lang w:eastAsia="en-GB"/>
+          <w14:ligatures w14:val="none"/>
+        </w:rPr>
+        <w:t>Exact timing might prove to be a challenge, care will need to be taken to ensure that timing isn’t tied to framerate and is updated as quickly as possible. Proper Excel file generation when exporting data might also cause issues.</w:t>
       </w:r>
     </w:p>
     <w:p>
@@ -2842,9 +2617,192 @@
           <w:lang w:eastAsia="en-GB"/>
           <w14:ligatures w14:val="none"/>
         </w:rPr>
-        <w:t xml:space="preserve">«Describe the environment in which the software will operate, including the hardware platform, operating system and versions, and any other software components or applications with which it must peacefully </w:t>
-      </w:r>
-      <w:proofErr w:type="gramStart"/>
+        <w:t>«Describe any items or issues that will limit the options available to the developers. These might include: corporate or regulatory policies; hardware limitations (timing requirements, memory requirements); interfaces to other applications; specific technologies, tools, and databases to be used; parallel operations; language requirements; communications protocols; security considerations; design conventions or programming standards (for example, if the customer’s organization will be responsible for maintaining the delivered software).»</w:t>
+      </w:r>
+    </w:p>
+    <w:p>
+      <w:pPr>
+        <w:shd w:val="clear" w:color="auto" w:fill="FFFFFF"/>
+        <w:spacing w:before="240" w:after="0" w:line="240" w:lineRule="auto"/>
+        <w:jc w:val="both"/>
+        <w:rPr>
+          <w:rFonts w:asciiTheme="majorBidi" w:eastAsia="Times New Roman" w:hAnsiTheme="majorBidi" w:cstheme="majorBidi"/>
+          <w:b/>
+          <w:bCs/>
+          <w:color w:val="373D3F"/>
+          <w:kern w:val="0"/>
+          <w:sz w:val="20"/>
+          <w:szCs w:val="20"/>
+          <w:lang w:eastAsia="en-GB"/>
+          <w14:ligatures w14:val="none"/>
+        </w:rPr>
+      </w:pPr>
+      <w:r>
+        <w:rPr>
+          <w:rFonts w:asciiTheme="majorBidi" w:eastAsia="Times New Roman" w:hAnsiTheme="majorBidi" w:cstheme="majorBidi"/>
+          <w:b/>
+          <w:bCs/>
+          <w:color w:val="373D3F"/>
+          <w:kern w:val="0"/>
+          <w:sz w:val="20"/>
+          <w:szCs w:val="20"/>
+          <w:lang w:eastAsia="en-GB"/>
+          <w14:ligatures w14:val="none"/>
+        </w:rPr>
+        <w:t>2.6. User Documentation</w:t>
+      </w:r>
+    </w:p>
+    <w:p>
+      <w:pPr>
+        <w:shd w:val="clear" w:color="auto" w:fill="FFFFFF"/>
+        <w:spacing w:before="240" w:after="0" w:line="240" w:lineRule="auto"/>
+        <w:jc w:val="both"/>
+        <w:rPr>
+          <w:rFonts w:asciiTheme="majorBidi" w:eastAsia="Times New Roman" w:hAnsiTheme="majorBidi" w:cstheme="majorBidi"/>
+          <w:color w:val="373D3F"/>
+          <w:kern w:val="0"/>
+          <w:sz w:val="20"/>
+          <w:szCs w:val="20"/>
+          <w:lang w:eastAsia="en-GB"/>
+          <w14:ligatures w14:val="none"/>
+        </w:rPr>
+      </w:pPr>
+      <w:r>
+        <w:rPr>
+          <w:rFonts w:asciiTheme="majorBidi" w:eastAsia="Times New Roman" w:hAnsiTheme="majorBidi" w:cstheme="majorBidi"/>
+          <w:color w:val="373D3F"/>
+          <w:kern w:val="0"/>
+          <w:sz w:val="20"/>
+          <w:szCs w:val="20"/>
+          <w:lang w:eastAsia="en-GB"/>
+          <w14:ligatures w14:val="none"/>
+        </w:rPr>
+        <w:t>The application will feature a</w:t>
+      </w:r>
+      <w:r>
+        <w:rPr>
+          <w:rFonts w:asciiTheme="majorBidi" w:eastAsia="Times New Roman" w:hAnsiTheme="majorBidi" w:cstheme="majorBidi"/>
+          <w:color w:val="373D3F"/>
+          <w:kern w:val="0"/>
+          <w:sz w:val="20"/>
+          <w:szCs w:val="20"/>
+          <w:lang w:eastAsia="en-GB"/>
+          <w14:ligatures w14:val="none"/>
+        </w:rPr>
+        <w:t>n</w:t>
+      </w:r>
+      <w:r>
+        <w:rPr>
+          <w:rFonts w:asciiTheme="majorBidi" w:eastAsia="Times New Roman" w:hAnsiTheme="majorBidi" w:cstheme="majorBidi"/>
+          <w:color w:val="373D3F"/>
+          <w:kern w:val="0"/>
+          <w:sz w:val="20"/>
+          <w:szCs w:val="20"/>
+          <w:lang w:eastAsia="en-GB"/>
+          <w14:ligatures w14:val="none"/>
+        </w:rPr>
+        <w:t xml:space="preserve"> “</w:t>
+      </w:r>
+      <w:r>
+        <w:rPr>
+          <w:rFonts w:asciiTheme="majorBidi" w:eastAsia="Times New Roman" w:hAnsiTheme="majorBidi" w:cstheme="majorBidi"/>
+          <w:color w:val="373D3F"/>
+          <w:kern w:val="0"/>
+          <w:sz w:val="20"/>
+          <w:szCs w:val="20"/>
+          <w:lang w:eastAsia="en-GB"/>
+          <w14:ligatures w14:val="none"/>
+        </w:rPr>
+        <w:t>About</w:t>
+      </w:r>
+      <w:r>
+        <w:rPr>
+          <w:rFonts w:asciiTheme="majorBidi" w:eastAsia="Times New Roman" w:hAnsiTheme="majorBidi" w:cstheme="majorBidi"/>
+          <w:color w:val="373D3F"/>
+          <w:kern w:val="0"/>
+          <w:sz w:val="20"/>
+          <w:szCs w:val="20"/>
+          <w:lang w:eastAsia="en-GB"/>
+          <w14:ligatures w14:val="none"/>
+        </w:rPr>
+        <w:t xml:space="preserve">” </w:t>
+      </w:r>
+      <w:r>
+        <w:rPr>
+          <w:rFonts w:asciiTheme="majorBidi" w:eastAsia="Times New Roman" w:hAnsiTheme="majorBidi" w:cstheme="majorBidi"/>
+          <w:color w:val="373D3F"/>
+          <w:kern w:val="0"/>
+          <w:sz w:val="20"/>
+          <w:szCs w:val="20"/>
+          <w:lang w:eastAsia="en-GB"/>
+          <w14:ligatures w14:val="none"/>
+        </w:rPr>
+        <w:t>menu</w:t>
+      </w:r>
+      <w:r>
+        <w:rPr>
+          <w:rFonts w:asciiTheme="majorBidi" w:eastAsia="Times New Roman" w:hAnsiTheme="majorBidi" w:cstheme="majorBidi"/>
+          <w:color w:val="373D3F"/>
+          <w:kern w:val="0"/>
+          <w:sz w:val="20"/>
+          <w:szCs w:val="20"/>
+          <w:lang w:eastAsia="en-GB"/>
+          <w14:ligatures w14:val="none"/>
+        </w:rPr>
+        <w:t xml:space="preserve"> </w:t>
+      </w:r>
+      <w:r>
+        <w:rPr>
+          <w:rFonts w:asciiTheme="majorBidi" w:eastAsia="Times New Roman" w:hAnsiTheme="majorBidi" w:cstheme="majorBidi"/>
+          <w:color w:val="373D3F"/>
+          <w:kern w:val="0"/>
+          <w:sz w:val="20"/>
+          <w:szCs w:val="20"/>
+          <w:lang w:eastAsia="en-GB"/>
+          <w14:ligatures w14:val="none"/>
+        </w:rPr>
+        <w:t>accessible</w:t>
+      </w:r>
+      <w:r>
+        <w:rPr>
+          <w:rFonts w:asciiTheme="majorBidi" w:eastAsia="Times New Roman" w:hAnsiTheme="majorBidi" w:cstheme="majorBidi"/>
+          <w:color w:val="373D3F"/>
+          <w:kern w:val="0"/>
+          <w:sz w:val="20"/>
+          <w:szCs w:val="20"/>
+          <w:lang w:eastAsia="en-GB"/>
+          <w14:ligatures w14:val="none"/>
+        </w:rPr>
+        <w:t xml:space="preserve"> at most times in a corner of the screen which will explain the most important features</w:t>
+      </w:r>
+      <w:r>
+        <w:rPr>
+          <w:rFonts w:asciiTheme="majorBidi" w:eastAsia="Times New Roman" w:hAnsiTheme="majorBidi" w:cstheme="majorBidi"/>
+          <w:color w:val="373D3F"/>
+          <w:kern w:val="0"/>
+          <w:sz w:val="20"/>
+          <w:szCs w:val="20"/>
+          <w:lang w:eastAsia="en-GB"/>
+          <w14:ligatures w14:val="none"/>
+        </w:rPr>
+        <w:t>, as well as display credits and other information about the app.</w:t>
+      </w:r>
+    </w:p>
+    <w:p>
+      <w:pPr>
+        <w:shd w:val="clear" w:color="auto" w:fill="FFFFFF"/>
+        <w:spacing w:before="240" w:after="0" w:line="240" w:lineRule="auto"/>
+        <w:jc w:val="both"/>
+        <w:rPr>
+          <w:rFonts w:asciiTheme="majorBidi" w:eastAsia="Times New Roman" w:hAnsiTheme="majorBidi" w:cstheme="majorBidi"/>
+          <w:color w:val="373D3F"/>
+          <w:kern w:val="0"/>
+          <w:sz w:val="20"/>
+          <w:szCs w:val="20"/>
+          <w:lang w:eastAsia="en-GB"/>
+          <w14:ligatures w14:val="none"/>
+        </w:rPr>
+      </w:pPr>
       <w:r>
         <w:rPr>
           <w:rFonts w:asciiTheme="majorBidi" w:eastAsia="Times New Roman" w:hAnsiTheme="majorBidi" w:cstheme="majorBidi"/>
@@ -2855,94 +2813,67 @@
           <w:lang w:eastAsia="en-GB"/>
           <w14:ligatures w14:val="none"/>
         </w:rPr>
-        <w:t>coexist.»</w:t>
-      </w:r>
-      <w:proofErr w:type="gramEnd"/>
-    </w:p>
-    <w:p>
-      <w:pPr>
-        <w:shd w:val="clear" w:color="auto" w:fill="FFFFFF"/>
-        <w:spacing w:before="240" w:after="0" w:line="240" w:lineRule="auto"/>
-        <w:jc w:val="both"/>
-        <w:rPr>
-          <w:rFonts w:asciiTheme="majorBidi" w:eastAsia="Times New Roman" w:hAnsiTheme="majorBidi" w:cstheme="majorBidi"/>
-          <w:b/>
-          <w:bCs/>
-          <w:color w:val="373D3F"/>
-          <w:kern w:val="0"/>
-          <w:sz w:val="20"/>
-          <w:szCs w:val="20"/>
-          <w:lang w:eastAsia="en-GB"/>
-          <w14:ligatures w14:val="none"/>
-        </w:rPr>
-      </w:pPr>
-      <w:r>
-        <w:rPr>
-          <w:rFonts w:asciiTheme="majorBidi" w:eastAsia="Times New Roman" w:hAnsiTheme="majorBidi" w:cstheme="majorBidi"/>
-          <w:b/>
-          <w:bCs/>
-          <w:color w:val="373D3F"/>
-          <w:kern w:val="0"/>
-          <w:sz w:val="20"/>
-          <w:szCs w:val="20"/>
-          <w:lang w:eastAsia="en-GB"/>
-          <w14:ligatures w14:val="none"/>
-        </w:rPr>
-        <w:t>2.5. Design and Implementation Constraints</w:t>
-      </w:r>
-    </w:p>
-    <w:p>
-      <w:pPr>
-        <w:shd w:val="clear" w:color="auto" w:fill="FFFFFF"/>
-        <w:spacing w:before="240" w:after="0" w:line="240" w:lineRule="auto"/>
-        <w:jc w:val="both"/>
-        <w:rPr>
-          <w:rFonts w:asciiTheme="majorBidi" w:eastAsia="Times New Roman" w:hAnsiTheme="majorBidi" w:cstheme="majorBidi"/>
-          <w:color w:val="373D3F"/>
-          <w:kern w:val="0"/>
-          <w:sz w:val="20"/>
-          <w:szCs w:val="20"/>
-          <w:lang w:eastAsia="en-GB"/>
-          <w14:ligatures w14:val="none"/>
-        </w:rPr>
-      </w:pPr>
-      <w:r>
-        <w:rPr>
-          <w:rFonts w:asciiTheme="majorBidi" w:eastAsia="Times New Roman" w:hAnsiTheme="majorBidi" w:cstheme="majorBidi"/>
-          <w:color w:val="373D3F"/>
-          <w:kern w:val="0"/>
-          <w:sz w:val="20"/>
-          <w:szCs w:val="20"/>
-          <w:lang w:eastAsia="en-GB"/>
-          <w14:ligatures w14:val="none"/>
-        </w:rPr>
-        <w:t xml:space="preserve">Exact timing might prove to be a </w:t>
-      </w:r>
-      <w:proofErr w:type="gramStart"/>
-      <w:r>
-        <w:rPr>
-          <w:rFonts w:asciiTheme="majorBidi" w:eastAsia="Times New Roman" w:hAnsiTheme="majorBidi" w:cstheme="majorBidi"/>
-          <w:color w:val="373D3F"/>
-          <w:kern w:val="0"/>
-          <w:sz w:val="20"/>
-          <w:szCs w:val="20"/>
-          <w:lang w:eastAsia="en-GB"/>
-          <w14:ligatures w14:val="none"/>
-        </w:rPr>
-        <w:t>challenge,</w:t>
-      </w:r>
-      <w:proofErr w:type="gramEnd"/>
-      <w:r>
-        <w:rPr>
-          <w:rFonts w:asciiTheme="majorBidi" w:eastAsia="Times New Roman" w:hAnsiTheme="majorBidi" w:cstheme="majorBidi"/>
-          <w:color w:val="373D3F"/>
-          <w:kern w:val="0"/>
-          <w:sz w:val="20"/>
-          <w:szCs w:val="20"/>
-          <w:lang w:eastAsia="en-GB"/>
-          <w14:ligatures w14:val="none"/>
-        </w:rPr>
-        <w:t xml:space="preserve"> care will need to be taken to ensure that timing isn’t tied to framerate and is updated as quickly as possible. Proper Excel file generation when exporting data might also cause issues.</w:t>
+        <w:t>«List the user documentation components (such as user manuals, on-line help, and tutorials) that will be delivered along with the software. Identify any known user documentation delivery formats or standards.»</w:t>
+      </w:r>
+    </w:p>
+    <w:p>
+      <w:pPr>
+        <w:shd w:val="clear" w:color="auto" w:fill="FFFFFF"/>
+        <w:spacing w:before="240" w:after="0" w:line="240" w:lineRule="auto"/>
+        <w:jc w:val="both"/>
+        <w:rPr>
+          <w:rFonts w:asciiTheme="majorBidi" w:eastAsia="Times New Roman" w:hAnsiTheme="majorBidi" w:cstheme="majorBidi"/>
+          <w:b/>
+          <w:bCs/>
+          <w:color w:val="373D3F"/>
+          <w:kern w:val="0"/>
+          <w:sz w:val="20"/>
+          <w:szCs w:val="20"/>
+          <w:lang w:eastAsia="en-GB"/>
+          <w14:ligatures w14:val="none"/>
+        </w:rPr>
+      </w:pPr>
+      <w:r>
+        <w:rPr>
+          <w:rFonts w:asciiTheme="majorBidi" w:eastAsia="Times New Roman" w:hAnsiTheme="majorBidi" w:cstheme="majorBidi"/>
+          <w:b/>
+          <w:bCs/>
+          <w:color w:val="373D3F"/>
+          <w:kern w:val="0"/>
+          <w:sz w:val="20"/>
+          <w:szCs w:val="20"/>
+          <w:lang w:eastAsia="en-GB"/>
+          <w14:ligatures w14:val="none"/>
+        </w:rPr>
+        <w:t>2.7. Assumptions and Dependencies</w:t>
+      </w:r>
+    </w:p>
+    <w:p>
+      <w:pPr>
+        <w:shd w:val="clear" w:color="auto" w:fill="FFFFFF"/>
+        <w:spacing w:before="240" w:after="0" w:line="240" w:lineRule="auto"/>
+        <w:jc w:val="both"/>
+        <w:rPr>
+          <w:rFonts w:asciiTheme="majorBidi" w:eastAsia="Times New Roman" w:hAnsiTheme="majorBidi" w:cstheme="majorBidi"/>
+          <w:color w:val="373D3F"/>
+          <w:kern w:val="0"/>
+          <w:sz w:val="20"/>
+          <w:szCs w:val="20"/>
+          <w:lang w:eastAsia="en-GB"/>
+          <w14:ligatures w14:val="none"/>
+        </w:rPr>
+      </w:pPr>
+      <w:r>
+        <w:rPr>
+          <w:rFonts w:asciiTheme="majorBidi" w:eastAsia="Times New Roman" w:hAnsiTheme="majorBidi" w:cstheme="majorBidi"/>
+          <w:color w:val="373D3F"/>
+          <w:kern w:val="0"/>
+          <w:sz w:val="20"/>
+          <w:szCs w:val="20"/>
+          <w:lang w:eastAsia="en-GB"/>
+          <w14:ligatures w14:val="none"/>
+        </w:rPr>
+        <w:t>The app might be created using the Godot Engine, as it’s a capable and easy-to-use framework for creating not only videogames, but also various utility apps.</w:t>
       </w:r>
     </w:p>
     <w:p>
@@ -2970,79 +2901,406 @@
           <w:lang w:eastAsia="en-GB"/>
           <w14:ligatures w14:val="none"/>
         </w:rPr>
-        <w:t>«Describe any items or issues that will limit the options available to the developers. These might include: corporate or regulatory policies; hardware limitations (timing requirements, memory requirements); interfaces to other applications; specific technologies, tools, and databases to be used; parallel operations; language requirements; communications protocols; security considerations; design conventions or programming standards (for example, if the customer’s organization will be responsible for maintaining the delivered software).»</w:t>
-      </w:r>
-    </w:p>
-    <w:p>
-      <w:pPr>
-        <w:shd w:val="clear" w:color="auto" w:fill="FFFFFF"/>
-        <w:spacing w:before="240" w:after="0" w:line="240" w:lineRule="auto"/>
-        <w:jc w:val="both"/>
-        <w:rPr>
-          <w:rFonts w:asciiTheme="majorBidi" w:eastAsia="Times New Roman" w:hAnsiTheme="majorBidi" w:cstheme="majorBidi"/>
-          <w:b/>
-          <w:bCs/>
-          <w:color w:val="373D3F"/>
-          <w:kern w:val="0"/>
-          <w:sz w:val="20"/>
-          <w:szCs w:val="20"/>
-          <w:lang w:eastAsia="en-GB"/>
-          <w14:ligatures w14:val="none"/>
-        </w:rPr>
-      </w:pPr>
-      <w:r>
-        <w:rPr>
-          <w:rFonts w:asciiTheme="majorBidi" w:eastAsia="Times New Roman" w:hAnsiTheme="majorBidi" w:cstheme="majorBidi"/>
-          <w:b/>
-          <w:bCs/>
-          <w:color w:val="373D3F"/>
-          <w:kern w:val="0"/>
-          <w:sz w:val="20"/>
-          <w:szCs w:val="20"/>
-          <w:lang w:eastAsia="en-GB"/>
-          <w14:ligatures w14:val="none"/>
-        </w:rPr>
-        <w:t>2.6. User Documentation</w:t>
-      </w:r>
-    </w:p>
-    <w:p>
-      <w:pPr>
-        <w:shd w:val="clear" w:color="auto" w:fill="FFFFFF"/>
-        <w:spacing w:before="240" w:after="0" w:line="240" w:lineRule="auto"/>
-        <w:jc w:val="both"/>
-        <w:rPr>
-          <w:rFonts w:asciiTheme="majorBidi" w:eastAsia="Times New Roman" w:hAnsiTheme="majorBidi" w:cstheme="majorBidi"/>
-          <w:color w:val="373D3F"/>
-          <w:kern w:val="0"/>
-          <w:sz w:val="20"/>
-          <w:szCs w:val="20"/>
-          <w:lang w:eastAsia="en-GB"/>
-          <w14:ligatures w14:val="none"/>
-        </w:rPr>
-      </w:pPr>
-      <w:r>
-        <w:rPr>
-          <w:rFonts w:asciiTheme="majorBidi" w:eastAsia="Times New Roman" w:hAnsiTheme="majorBidi" w:cstheme="majorBidi"/>
-          <w:color w:val="373D3F"/>
-          <w:kern w:val="0"/>
-          <w:sz w:val="20"/>
-          <w:szCs w:val="20"/>
-          <w:lang w:eastAsia="en-GB"/>
-          <w14:ligatures w14:val="none"/>
-        </w:rPr>
-        <w:t>The application will feature a</w:t>
-      </w:r>
-      <w:r>
-        <w:rPr>
-          <w:rFonts w:asciiTheme="majorBidi" w:eastAsia="Times New Roman" w:hAnsiTheme="majorBidi" w:cstheme="majorBidi"/>
-          <w:color w:val="373D3F"/>
-          <w:kern w:val="0"/>
-          <w:sz w:val="20"/>
-          <w:szCs w:val="20"/>
-          <w:lang w:eastAsia="en-GB"/>
-          <w14:ligatures w14:val="none"/>
-        </w:rPr>
-        <w:t>n</w:t>
+        <w:t>«List any assumed factors (as opposed to known facts) that could affect the requirements stated in the specification. These could include third-party or commercial components that you plan to use, issues around the development or operating environment, or constraints. The project could be affected if these assumptions are incorrect, are not shared, or change. Also identify any dependencies the project has on external factors, such as software components that you intend to reuse from another project, unless they are already documented elsewhere (for example, in the vision and scope document or the project plan).»</w:t>
+      </w:r>
+    </w:p>
+    <w:p>
+      <w:pPr>
+        <w:shd w:val="clear" w:color="auto" w:fill="FFFFFF"/>
+        <w:spacing w:before="240" w:after="0" w:line="240" w:lineRule="auto"/>
+        <w:jc w:val="both"/>
+        <w:rPr>
+          <w:rFonts w:asciiTheme="majorBidi" w:eastAsia="Times New Roman" w:hAnsiTheme="majorBidi" w:cstheme="majorBidi"/>
+          <w:b/>
+          <w:bCs/>
+          <w:color w:val="373D3F"/>
+          <w:kern w:val="0"/>
+          <w:sz w:val="20"/>
+          <w:szCs w:val="20"/>
+          <w:lang w:eastAsia="en-GB"/>
+          <w14:ligatures w14:val="none"/>
+        </w:rPr>
+      </w:pPr>
+      <w:r>
+        <w:rPr>
+          <w:rFonts w:asciiTheme="majorBidi" w:eastAsia="Times New Roman" w:hAnsiTheme="majorBidi" w:cstheme="majorBidi"/>
+          <w:b/>
+          <w:bCs/>
+          <w:color w:val="373D3F"/>
+          <w:kern w:val="0"/>
+          <w:sz w:val="20"/>
+          <w:szCs w:val="20"/>
+          <w:lang w:eastAsia="en-GB"/>
+          <w14:ligatures w14:val="none"/>
+        </w:rPr>
+        <w:t>3. System Features</w:t>
+      </w:r>
+    </w:p>
+    <w:p>
+      <w:pPr>
+        <w:shd w:val="clear" w:color="auto" w:fill="FFFFFF"/>
+        <w:spacing w:before="240" w:after="0" w:line="240" w:lineRule="auto"/>
+        <w:jc w:val="both"/>
+        <w:rPr>
+          <w:rFonts w:asciiTheme="majorBidi" w:eastAsia="Times New Roman" w:hAnsiTheme="majorBidi" w:cstheme="majorBidi"/>
+          <w:color w:val="373D3F"/>
+          <w:kern w:val="0"/>
+          <w:sz w:val="20"/>
+          <w:szCs w:val="20"/>
+          <w:lang w:eastAsia="en-GB"/>
+          <w14:ligatures w14:val="none"/>
+        </w:rPr>
+      </w:pPr>
+      <w:r>
+        <w:rPr>
+          <w:rFonts w:asciiTheme="majorBidi" w:eastAsia="Times New Roman" w:hAnsiTheme="majorBidi" w:cstheme="majorBidi"/>
+          <w:color w:val="0000FF"/>
+          <w:kern w:val="0"/>
+          <w:sz w:val="20"/>
+          <w:szCs w:val="20"/>
+          <w:lang w:eastAsia="en-GB"/>
+          <w14:ligatures w14:val="none"/>
+        </w:rPr>
+        <w:lastRenderedPageBreak/>
+        <w:t>«The purpose here is to give a brief introduction to the system features, so that §4 has something to reference. Then, the full explanation of the system features is given in §5, likely referencing §4. The numbering in §3 and §5 should match.»</w:t>
+      </w:r>
+    </w:p>
+    <w:p>
+      <w:pPr>
+        <w:shd w:val="clear" w:color="auto" w:fill="FFFFFF"/>
+        <w:spacing w:before="240" w:after="0" w:line="240" w:lineRule="auto"/>
+        <w:jc w:val="both"/>
+        <w:rPr>
+          <w:rFonts w:asciiTheme="majorBidi" w:eastAsia="Times New Roman" w:hAnsiTheme="majorBidi" w:cstheme="majorBidi"/>
+          <w:b/>
+          <w:bCs/>
+          <w:color w:val="000000" w:themeColor="text1"/>
+          <w:kern w:val="0"/>
+          <w:sz w:val="20"/>
+          <w:szCs w:val="20"/>
+          <w:lang w:eastAsia="en-GB"/>
+          <w14:ligatures w14:val="none"/>
+        </w:rPr>
+      </w:pPr>
+      <w:r>
+        <w:rPr>
+          <w:rFonts w:asciiTheme="majorBidi" w:eastAsia="Times New Roman" w:hAnsiTheme="majorBidi" w:cstheme="majorBidi"/>
+          <w:b/>
+          <w:bCs/>
+          <w:color w:val="373D3F"/>
+          <w:kern w:val="0"/>
+          <w:sz w:val="20"/>
+          <w:szCs w:val="20"/>
+          <w:lang w:eastAsia="en-GB"/>
+          <w14:ligatures w14:val="none"/>
+        </w:rPr>
+        <w:t>3.1. </w:t>
+      </w:r>
+      <w:r>
+        <w:rPr>
+          <w:rFonts w:asciiTheme="majorBidi" w:eastAsia="Times New Roman" w:hAnsiTheme="majorBidi" w:cstheme="majorBidi"/>
+          <w:b/>
+          <w:bCs/>
+          <w:color w:val="000000" w:themeColor="text1"/>
+          <w:kern w:val="0"/>
+          <w:sz w:val="20"/>
+          <w:szCs w:val="20"/>
+          <w:lang w:eastAsia="en-GB"/>
+          <w14:ligatures w14:val="none"/>
+        </w:rPr>
+        <w:t>Stopwatch</w:t>
+      </w:r>
+    </w:p>
+    <w:p>
+      <w:pPr>
+        <w:shd w:val="clear" w:color="auto" w:fill="FFFFFF"/>
+        <w:spacing w:before="240" w:after="0" w:line="240" w:lineRule="auto"/>
+        <w:jc w:val="both"/>
+        <w:rPr>
+          <w:rFonts w:asciiTheme="majorBidi" w:eastAsia="Times New Roman" w:hAnsiTheme="majorBidi" w:cstheme="majorBidi"/>
+          <w:color w:val="000000" w:themeColor="text1"/>
+          <w:kern w:val="0"/>
+          <w:sz w:val="20"/>
+          <w:szCs w:val="20"/>
+          <w:lang w:eastAsia="en-GB"/>
+          <w14:ligatures w14:val="none"/>
+        </w:rPr>
+      </w:pPr>
+      <w:r>
+        <w:rPr>
+          <w:rFonts w:asciiTheme="majorBidi" w:eastAsia="Times New Roman" w:hAnsiTheme="majorBidi" w:cstheme="majorBidi"/>
+          <w:color w:val="000000" w:themeColor="text1"/>
+          <w:kern w:val="0"/>
+          <w:sz w:val="20"/>
+          <w:szCs w:val="20"/>
+          <w:lang w:eastAsia="en-GB"/>
+          <w14:ligatures w14:val="none"/>
+        </w:rPr>
+        <w:t>The main feature of the app is the stopwatch. It can be started, paused and stopped by direct user input, and its duration and start datetime (alongside splits) is saved after completion.</w:t>
+      </w:r>
+    </w:p>
+    <w:p>
+      <w:pPr>
+        <w:shd w:val="clear" w:color="auto" w:fill="FFFFFF"/>
+        <w:spacing w:before="240" w:after="0" w:line="240" w:lineRule="auto"/>
+        <w:jc w:val="both"/>
+        <w:rPr>
+          <w:rFonts w:asciiTheme="majorBidi" w:eastAsia="Times New Roman" w:hAnsiTheme="majorBidi" w:cstheme="majorBidi"/>
+          <w:b/>
+          <w:bCs/>
+          <w:color w:val="000000" w:themeColor="text1"/>
+          <w:kern w:val="0"/>
+          <w:sz w:val="20"/>
+          <w:szCs w:val="20"/>
+          <w:lang w:eastAsia="en-GB"/>
+          <w14:ligatures w14:val="none"/>
+        </w:rPr>
+      </w:pPr>
+      <w:r>
+        <w:rPr>
+          <w:rFonts w:asciiTheme="majorBidi" w:eastAsia="Times New Roman" w:hAnsiTheme="majorBidi" w:cstheme="majorBidi"/>
+          <w:b/>
+          <w:bCs/>
+          <w:color w:val="373D3F"/>
+          <w:kern w:val="0"/>
+          <w:sz w:val="20"/>
+          <w:szCs w:val="20"/>
+          <w:lang w:eastAsia="en-GB"/>
+          <w14:ligatures w14:val="none"/>
+        </w:rPr>
+        <w:t>3.</w:t>
+      </w:r>
+      <w:r>
+        <w:rPr>
+          <w:rFonts w:asciiTheme="majorBidi" w:eastAsia="Times New Roman" w:hAnsiTheme="majorBidi" w:cstheme="majorBidi"/>
+          <w:b/>
+          <w:bCs/>
+          <w:color w:val="373D3F"/>
+          <w:kern w:val="0"/>
+          <w:sz w:val="20"/>
+          <w:szCs w:val="20"/>
+          <w:lang w:eastAsia="en-GB"/>
+          <w14:ligatures w14:val="none"/>
+        </w:rPr>
+        <w:t>2</w:t>
+      </w:r>
+      <w:r>
+        <w:rPr>
+          <w:rFonts w:asciiTheme="majorBidi" w:eastAsia="Times New Roman" w:hAnsiTheme="majorBidi" w:cstheme="majorBidi"/>
+          <w:b/>
+          <w:bCs/>
+          <w:color w:val="373D3F"/>
+          <w:kern w:val="0"/>
+          <w:sz w:val="20"/>
+          <w:szCs w:val="20"/>
+          <w:lang w:eastAsia="en-GB"/>
+          <w14:ligatures w14:val="none"/>
+        </w:rPr>
+        <w:t>. </w:t>
+      </w:r>
+      <w:r>
+        <w:rPr>
+          <w:rFonts w:asciiTheme="majorBidi" w:eastAsia="Times New Roman" w:hAnsiTheme="majorBidi" w:cstheme="majorBidi"/>
+          <w:b/>
+          <w:bCs/>
+          <w:color w:val="000000" w:themeColor="text1"/>
+          <w:kern w:val="0"/>
+          <w:sz w:val="20"/>
+          <w:szCs w:val="20"/>
+          <w:lang w:eastAsia="en-GB"/>
+          <w14:ligatures w14:val="none"/>
+        </w:rPr>
+        <w:t>Categories</w:t>
+      </w:r>
+    </w:p>
+    <w:p>
+      <w:pPr>
+        <w:shd w:val="clear" w:color="auto" w:fill="FFFFFF"/>
+        <w:spacing w:before="240" w:after="0" w:line="240" w:lineRule="auto"/>
+        <w:jc w:val="both"/>
+        <w:rPr>
+          <w:rFonts w:asciiTheme="majorBidi" w:eastAsia="Times New Roman" w:hAnsiTheme="majorBidi" w:cstheme="majorBidi"/>
+          <w:color w:val="000000" w:themeColor="text1"/>
+          <w:kern w:val="0"/>
+          <w:sz w:val="20"/>
+          <w:szCs w:val="20"/>
+          <w:lang w:eastAsia="en-GB"/>
+          <w14:ligatures w14:val="none"/>
+        </w:rPr>
+      </w:pPr>
+      <w:r>
+        <w:rPr>
+          <w:rFonts w:asciiTheme="majorBidi" w:eastAsia="Times New Roman" w:hAnsiTheme="majorBidi" w:cstheme="majorBidi"/>
+          <w:color w:val="000000" w:themeColor="text1"/>
+          <w:kern w:val="0"/>
+          <w:sz w:val="20"/>
+          <w:szCs w:val="20"/>
+          <w:lang w:eastAsia="en-GB"/>
+          <w14:ligatures w14:val="none"/>
+        </w:rPr>
+        <w:t xml:space="preserve">Before or after a run is completed, </w:t>
+      </w:r>
+      <w:r>
+        <w:rPr>
+          <w:rFonts w:asciiTheme="majorBidi" w:eastAsia="Times New Roman" w:hAnsiTheme="majorBidi" w:cstheme="majorBidi"/>
+          <w:color w:val="000000" w:themeColor="text1"/>
+          <w:kern w:val="0"/>
+          <w:sz w:val="20"/>
+          <w:szCs w:val="20"/>
+          <w:lang w:eastAsia="en-GB"/>
+          <w14:ligatures w14:val="none"/>
+        </w:rPr>
+        <w:t>the used may assign it</w:t>
+      </w:r>
+      <w:r>
+        <w:rPr>
+          <w:rFonts w:asciiTheme="majorBidi" w:eastAsia="Times New Roman" w:hAnsiTheme="majorBidi" w:cstheme="majorBidi"/>
+          <w:color w:val="000000" w:themeColor="text1"/>
+          <w:kern w:val="0"/>
+          <w:sz w:val="20"/>
+          <w:szCs w:val="20"/>
+          <w:lang w:eastAsia="en-GB"/>
+          <w14:ligatures w14:val="none"/>
+        </w:rPr>
+        <w:t xml:space="preserve"> to a category (identified by a text string).</w:t>
+      </w:r>
+      <w:r>
+        <w:rPr>
+          <w:rFonts w:asciiTheme="majorBidi" w:eastAsia="Times New Roman" w:hAnsiTheme="majorBidi" w:cstheme="majorBidi"/>
+          <w:color w:val="000000" w:themeColor="text1"/>
+          <w:kern w:val="0"/>
+          <w:sz w:val="20"/>
+          <w:szCs w:val="20"/>
+          <w:lang w:eastAsia="en-GB"/>
+          <w14:ligatures w14:val="none"/>
+        </w:rPr>
+        <w:t xml:space="preserve"> By default, a run is displayed as “Uncategorized”.</w:t>
+      </w:r>
+      <w:r>
+        <w:rPr>
+          <w:rFonts w:asciiTheme="majorBidi" w:eastAsia="Times New Roman" w:hAnsiTheme="majorBidi" w:cstheme="majorBidi"/>
+          <w:color w:val="000000" w:themeColor="text1"/>
+          <w:kern w:val="0"/>
+          <w:sz w:val="20"/>
+          <w:szCs w:val="20"/>
+          <w:lang w:eastAsia="en-GB"/>
+          <w14:ligatures w14:val="none"/>
+        </w:rPr>
+        <w:t xml:space="preserve"> Runs from the same category may be viewed together</w:t>
+      </w:r>
+      <w:r>
+        <w:rPr>
+          <w:rFonts w:asciiTheme="majorBidi" w:eastAsia="Times New Roman" w:hAnsiTheme="majorBidi" w:cstheme="majorBidi"/>
+          <w:color w:val="000000" w:themeColor="text1"/>
+          <w:kern w:val="0"/>
+          <w:sz w:val="20"/>
+          <w:szCs w:val="20"/>
+          <w:lang w:eastAsia="en-GB"/>
+          <w14:ligatures w14:val="none"/>
+        </w:rPr>
+        <w:t xml:space="preserve"> in a list and exported as an .xlsx Excel file for further analysis.</w:t>
+      </w:r>
+    </w:p>
+    <w:p>
+      <w:pPr>
+        <w:shd w:val="clear" w:color="auto" w:fill="FFFFFF"/>
+        <w:spacing w:before="240" w:after="0" w:line="240" w:lineRule="auto"/>
+        <w:jc w:val="both"/>
+        <w:rPr>
+          <w:rFonts w:asciiTheme="majorBidi" w:eastAsia="Times New Roman" w:hAnsiTheme="majorBidi" w:cstheme="majorBidi"/>
+          <w:color w:val="373D3F"/>
+          <w:kern w:val="0"/>
+          <w:sz w:val="20"/>
+          <w:szCs w:val="20"/>
+          <w:lang w:eastAsia="en-GB"/>
+          <w14:ligatures w14:val="none"/>
+        </w:rPr>
+      </w:pPr>
+      <w:r>
+        <w:rPr>
+          <w:rFonts w:asciiTheme="majorBidi" w:eastAsia="Times New Roman" w:hAnsiTheme="majorBidi" w:cstheme="majorBidi"/>
+          <w:b/>
+          <w:bCs/>
+          <w:color w:val="373D3F"/>
+          <w:kern w:val="0"/>
+          <w:sz w:val="20"/>
+          <w:szCs w:val="20"/>
+          <w:lang w:eastAsia="en-GB"/>
+          <w14:ligatures w14:val="none"/>
+        </w:rPr>
+        <w:t>4. External Interface Requirements</w:t>
+      </w:r>
+    </w:p>
+    <w:p>
+      <w:pPr>
+        <w:shd w:val="clear" w:color="auto" w:fill="FFFFFF"/>
+        <w:spacing w:before="240" w:after="0" w:line="240" w:lineRule="auto"/>
+        <w:jc w:val="both"/>
+        <w:rPr>
+          <w:rFonts w:asciiTheme="majorBidi" w:eastAsia="Times New Roman" w:hAnsiTheme="majorBidi" w:cstheme="majorBidi"/>
+          <w:b/>
+          <w:bCs/>
+          <w:color w:val="373D3F"/>
+          <w:kern w:val="0"/>
+          <w:sz w:val="20"/>
+          <w:szCs w:val="20"/>
+          <w:lang w:eastAsia="en-GB"/>
+          <w14:ligatures w14:val="none"/>
+        </w:rPr>
+      </w:pPr>
+      <w:r>
+        <w:rPr>
+          <w:rFonts w:asciiTheme="majorBidi" w:eastAsia="Times New Roman" w:hAnsiTheme="majorBidi" w:cstheme="majorBidi"/>
+          <w:b/>
+          <w:bCs/>
+          <w:color w:val="373D3F"/>
+          <w:kern w:val="0"/>
+          <w:sz w:val="20"/>
+          <w:szCs w:val="20"/>
+          <w:lang w:eastAsia="en-GB"/>
+          <w14:ligatures w14:val="none"/>
+        </w:rPr>
+        <w:t>4.1. User Interfaces Overview</w:t>
+      </w:r>
+    </w:p>
+    <w:p>
+      <w:pPr>
+        <w:shd w:val="clear" w:color="auto" w:fill="FFFFFF"/>
+        <w:spacing w:before="240" w:after="0" w:line="240" w:lineRule="auto"/>
+        <w:jc w:val="both"/>
+        <w:rPr>
+          <w:rFonts w:asciiTheme="majorBidi" w:eastAsia="Times New Roman" w:hAnsiTheme="majorBidi" w:cstheme="majorBidi"/>
+          <w:color w:val="373D3F"/>
+          <w:kern w:val="0"/>
+          <w:sz w:val="20"/>
+          <w:szCs w:val="20"/>
+          <w:lang w:eastAsia="en-GB"/>
+          <w14:ligatures w14:val="none"/>
+        </w:rPr>
+      </w:pPr>
+      <w:r>
+        <w:rPr>
+          <w:rFonts w:asciiTheme="majorBidi" w:eastAsia="Times New Roman" w:hAnsiTheme="majorBidi" w:cstheme="majorBidi"/>
+          <w:color w:val="373D3F"/>
+          <w:kern w:val="0"/>
+          <w:sz w:val="20"/>
+          <w:szCs w:val="20"/>
+          <w:lang w:eastAsia="en-GB"/>
+          <w14:ligatures w14:val="none"/>
+        </w:rPr>
+        <w:t>All screens shall have a</w:t>
+      </w:r>
+      <w:r>
+        <w:rPr>
+          <w:rFonts w:asciiTheme="majorBidi" w:eastAsia="Times New Roman" w:hAnsiTheme="majorBidi" w:cstheme="majorBidi"/>
+          <w:color w:val="373D3F"/>
+          <w:kern w:val="0"/>
+          <w:sz w:val="20"/>
+          <w:szCs w:val="20"/>
+          <w:lang w:eastAsia="en-GB"/>
+          <w14:ligatures w14:val="none"/>
+        </w:rPr>
+        <w:t xml:space="preserve"> top bar featuring the title of the current screen in the center and a</w:t>
       </w:r>
       <w:r>
         <w:rPr>
@@ -3059,6 +3317,318 @@
       <w:r>
         <w:rPr>
           <w:rFonts w:asciiTheme="majorBidi" w:eastAsia="Times New Roman" w:hAnsiTheme="majorBidi" w:cstheme="majorBidi"/>
+          <w:b/>
+          <w:bCs/>
+          <w:color w:val="373D3F"/>
+          <w:kern w:val="0"/>
+          <w:sz w:val="20"/>
+          <w:szCs w:val="20"/>
+          <w:lang w:eastAsia="en-GB"/>
+          <w14:ligatures w14:val="none"/>
+        </w:rPr>
+        <w:t>M</w:t>
+      </w:r>
+      <w:r>
+        <w:rPr>
+          <w:rFonts w:asciiTheme="majorBidi" w:eastAsia="Times New Roman" w:hAnsiTheme="majorBidi" w:cstheme="majorBidi"/>
+          <w:b/>
+          <w:bCs/>
+          <w:color w:val="373D3F"/>
+          <w:kern w:val="0"/>
+          <w:sz w:val="20"/>
+          <w:szCs w:val="20"/>
+          <w:lang w:eastAsia="en-GB"/>
+          <w14:ligatures w14:val="none"/>
+        </w:rPr>
+        <w:t>enu</w:t>
+      </w:r>
+      <w:r>
+        <w:rPr>
+          <w:rFonts w:asciiTheme="majorBidi" w:eastAsia="Times New Roman" w:hAnsiTheme="majorBidi" w:cstheme="majorBidi"/>
+          <w:color w:val="373D3F"/>
+          <w:kern w:val="0"/>
+          <w:sz w:val="20"/>
+          <w:szCs w:val="20"/>
+          <w:lang w:eastAsia="en-GB"/>
+          <w14:ligatures w14:val="none"/>
+        </w:rPr>
+        <w:t>” button in the top left corner, having the appearance of three horizontal lines (a “hamburger menu” button). Pressing it shall slide out the sidebar from the left, allowing the user to switch between three tabs: “Timer”, “Past runs” and “About”. The “Timer” screen shall be shown by default upon opening the app.</w:t>
+      </w:r>
+    </w:p>
+    <w:p>
+      <w:pPr>
+        <w:shd w:val="clear" w:color="auto" w:fill="FFFFFF"/>
+        <w:spacing w:before="240" w:after="0" w:line="240" w:lineRule="auto"/>
+        <w:jc w:val="both"/>
+        <w:rPr>
+          <w:rFonts w:asciiTheme="majorBidi" w:eastAsia="Times New Roman" w:hAnsiTheme="majorBidi" w:cstheme="majorBidi"/>
+          <w:color w:val="373D3F"/>
+          <w:kern w:val="0"/>
+          <w:sz w:val="20"/>
+          <w:szCs w:val="20"/>
+          <w:lang w:eastAsia="en-GB"/>
+          <w14:ligatures w14:val="none"/>
+        </w:rPr>
+      </w:pPr>
+      <w:r>
+        <w:rPr>
+          <w:rFonts w:asciiTheme="majorBidi" w:eastAsia="Times New Roman" w:hAnsiTheme="majorBidi" w:cstheme="majorBidi"/>
+          <w:color w:val="373D3F"/>
+          <w:kern w:val="0"/>
+          <w:sz w:val="20"/>
+          <w:szCs w:val="20"/>
+          <w:lang w:eastAsia="en-GB"/>
+          <w14:ligatures w14:val="none"/>
+        </w:rPr>
+        <w:t>The</w:t>
+      </w:r>
+      <w:r>
+        <w:rPr>
+          <w:rFonts w:asciiTheme="majorBidi" w:eastAsia="Times New Roman" w:hAnsiTheme="majorBidi" w:cstheme="majorBidi"/>
+          <w:b/>
+          <w:bCs/>
+          <w:color w:val="373D3F"/>
+          <w:kern w:val="0"/>
+          <w:sz w:val="20"/>
+          <w:szCs w:val="20"/>
+          <w:lang w:eastAsia="en-GB"/>
+          <w14:ligatures w14:val="none"/>
+        </w:rPr>
+        <w:t xml:space="preserve"> </w:t>
+      </w:r>
+      <w:r>
+        <w:rPr>
+          <w:rFonts w:asciiTheme="majorBidi" w:eastAsia="Times New Roman" w:hAnsiTheme="majorBidi" w:cstheme="majorBidi"/>
+          <w:b/>
+          <w:bCs/>
+          <w:color w:val="373D3F"/>
+          <w:kern w:val="0"/>
+          <w:sz w:val="20"/>
+          <w:szCs w:val="20"/>
+          <w:lang w:eastAsia="en-GB"/>
+          <w14:ligatures w14:val="none"/>
+        </w:rPr>
+        <w:t>Timer</w:t>
+      </w:r>
+      <w:r>
+        <w:rPr>
+          <w:rFonts w:asciiTheme="majorBidi" w:eastAsia="Times New Roman" w:hAnsiTheme="majorBidi" w:cstheme="majorBidi"/>
+          <w:color w:val="373D3F"/>
+          <w:kern w:val="0"/>
+          <w:sz w:val="20"/>
+          <w:szCs w:val="20"/>
+          <w:lang w:eastAsia="en-GB"/>
+          <w14:ligatures w14:val="none"/>
+        </w:rPr>
+        <w:t xml:space="preserve"> </w:t>
+      </w:r>
+      <w:r>
+        <w:rPr>
+          <w:rFonts w:asciiTheme="majorBidi" w:eastAsia="Times New Roman" w:hAnsiTheme="majorBidi" w:cstheme="majorBidi"/>
+          <w:color w:val="373D3F"/>
+          <w:kern w:val="0"/>
+          <w:sz w:val="20"/>
+          <w:szCs w:val="20"/>
+          <w:lang w:eastAsia="en-GB"/>
+          <w14:ligatures w14:val="none"/>
+        </w:rPr>
+        <w:t>tab</w:t>
+      </w:r>
+      <w:r>
+        <w:rPr>
+          <w:rFonts w:asciiTheme="majorBidi" w:eastAsia="Times New Roman" w:hAnsiTheme="majorBidi" w:cstheme="majorBidi"/>
+          <w:color w:val="373D3F"/>
+          <w:kern w:val="0"/>
+          <w:sz w:val="20"/>
+          <w:szCs w:val="20"/>
+          <w:lang w:eastAsia="en-GB"/>
+          <w14:ligatures w14:val="none"/>
+        </w:rPr>
+        <w:t xml:space="preserve"> shall show a large timer in the center with a button below it to begin counting time. Above the timer, there shall be an editable textbox which can be used to assign the run a categor</w:t>
+      </w:r>
+      <w:r>
+        <w:rPr>
+          <w:rFonts w:asciiTheme="majorBidi" w:eastAsia="Times New Roman" w:hAnsiTheme="majorBidi" w:cstheme="majorBidi"/>
+          <w:color w:val="373D3F"/>
+          <w:kern w:val="0"/>
+          <w:sz w:val="20"/>
+          <w:szCs w:val="20"/>
+          <w:lang w:eastAsia="en-GB"/>
+          <w14:ligatures w14:val="none"/>
+        </w:rPr>
+        <w:t>y</w:t>
+      </w:r>
+      <w:r>
+        <w:rPr>
+          <w:rFonts w:asciiTheme="majorBidi" w:eastAsia="Times New Roman" w:hAnsiTheme="majorBidi" w:cstheme="majorBidi"/>
+          <w:color w:val="373D3F"/>
+          <w:kern w:val="0"/>
+          <w:sz w:val="20"/>
+          <w:szCs w:val="20"/>
+          <w:lang w:eastAsia="en-GB"/>
+          <w14:ligatures w14:val="none"/>
+        </w:rPr>
+        <w:t>. Upon pressing the button, the timer shall immediately start counting time, and the start button shall be replaced with a “Pause” button, to its left there shall be a “Split” button and</w:t>
+      </w:r>
+      <w:r>
+        <w:rPr>
+          <w:rFonts w:asciiTheme="majorBidi" w:eastAsia="Times New Roman" w:hAnsiTheme="majorBidi" w:cstheme="majorBidi"/>
+          <w:color w:val="373D3F"/>
+          <w:kern w:val="0"/>
+          <w:sz w:val="20"/>
+          <w:szCs w:val="20"/>
+          <w:lang w:eastAsia="en-GB"/>
+          <w14:ligatures w14:val="none"/>
+        </w:rPr>
+        <w:t xml:space="preserve"> </w:t>
+      </w:r>
+      <w:r>
+        <w:rPr>
+          <w:rFonts w:asciiTheme="majorBidi" w:eastAsia="Times New Roman" w:hAnsiTheme="majorBidi" w:cstheme="majorBidi"/>
+          <w:color w:val="373D3F"/>
+          <w:kern w:val="0"/>
+          <w:sz w:val="20"/>
+          <w:szCs w:val="20"/>
+          <w:lang w:eastAsia="en-GB"/>
+          <w14:ligatures w14:val="none"/>
+        </w:rPr>
+        <w:t>to its left there shall be a “Stop” button. Pressing the “Split” button shall immediately add a split to the run at the</w:t>
+      </w:r>
+      <w:r>
+        <w:rPr>
+          <w:rFonts w:asciiTheme="majorBidi" w:eastAsia="Times New Roman" w:hAnsiTheme="majorBidi" w:cstheme="majorBidi"/>
+          <w:color w:val="373D3F"/>
+          <w:kern w:val="0"/>
+          <w:sz w:val="20"/>
+          <w:szCs w:val="20"/>
+          <w:lang w:eastAsia="en-GB"/>
+          <w14:ligatures w14:val="none"/>
+        </w:rPr>
+        <w:t xml:space="preserve"> current timestamp. Pressing the “Pause” button shall immediately stop the stopwatch, with the possibility to resume it later with the same button. Pressing the “Stop” button shall stop the stopwatch entirely and save the run.</w:t>
+      </w:r>
+    </w:p>
+    <w:p>
+      <w:pPr>
+        <w:shd w:val="clear" w:color="auto" w:fill="FFFFFF"/>
+        <w:spacing w:before="240" w:after="0" w:line="240" w:lineRule="auto"/>
+        <w:jc w:val="both"/>
+        <w:rPr>
+          <w:rFonts w:asciiTheme="majorBidi" w:eastAsia="Times New Roman" w:hAnsiTheme="majorBidi" w:cstheme="majorBidi"/>
+          <w:color w:val="373D3F"/>
+          <w:kern w:val="0"/>
+          <w:sz w:val="20"/>
+          <w:szCs w:val="20"/>
+          <w:lang w:eastAsia="en-GB"/>
+          <w14:ligatures w14:val="none"/>
+        </w:rPr>
+      </w:pPr>
+      <w:r>
+        <w:rPr>
+          <w:rFonts w:asciiTheme="majorBidi" w:eastAsia="Times New Roman" w:hAnsiTheme="majorBidi" w:cstheme="majorBidi"/>
+          <w:color w:val="373D3F"/>
+          <w:kern w:val="0"/>
+          <w:sz w:val="20"/>
+          <w:szCs w:val="20"/>
+          <w:lang w:eastAsia="en-GB"/>
+          <w14:ligatures w14:val="none"/>
+        </w:rPr>
+        <w:t xml:space="preserve">The </w:t>
+      </w:r>
+      <w:r>
+        <w:rPr>
+          <w:rFonts w:asciiTheme="majorBidi" w:eastAsia="Times New Roman" w:hAnsiTheme="majorBidi" w:cstheme="majorBidi"/>
+          <w:b/>
+          <w:bCs/>
+          <w:color w:val="373D3F"/>
+          <w:kern w:val="0"/>
+          <w:sz w:val="20"/>
+          <w:szCs w:val="20"/>
+          <w:lang w:eastAsia="en-GB"/>
+          <w14:ligatures w14:val="none"/>
+        </w:rPr>
+        <w:t>Past runs</w:t>
+      </w:r>
+      <w:r>
+        <w:rPr>
+          <w:rFonts w:asciiTheme="majorBidi" w:eastAsia="Times New Roman" w:hAnsiTheme="majorBidi" w:cstheme="majorBidi"/>
+          <w:color w:val="373D3F"/>
+          <w:kern w:val="0"/>
+          <w:sz w:val="20"/>
+          <w:szCs w:val="20"/>
+          <w:lang w:eastAsia="en-GB"/>
+          <w14:ligatures w14:val="none"/>
+        </w:rPr>
+        <w:t xml:space="preserve"> tab shall show a list of categories along with the number of runs in each of them. Upon clicking any list element, the tab shall show a list of all runs</w:t>
+      </w:r>
+      <w:r>
+        <w:rPr>
+          <w:rFonts w:asciiTheme="majorBidi" w:eastAsia="Times New Roman" w:hAnsiTheme="majorBidi" w:cstheme="majorBidi"/>
+          <w:color w:val="373D3F"/>
+          <w:kern w:val="0"/>
+          <w:sz w:val="20"/>
+          <w:szCs w:val="20"/>
+          <w:lang w:eastAsia="en-GB"/>
+          <w14:ligatures w14:val="none"/>
+        </w:rPr>
+        <w:t xml:space="preserve"> in that category</w:t>
+      </w:r>
+      <w:r>
+        <w:rPr>
+          <w:rFonts w:asciiTheme="majorBidi" w:eastAsia="Times New Roman" w:hAnsiTheme="majorBidi" w:cstheme="majorBidi"/>
+          <w:color w:val="373D3F"/>
+          <w:kern w:val="0"/>
+          <w:sz w:val="20"/>
+          <w:szCs w:val="20"/>
+          <w:lang w:eastAsia="en-GB"/>
+          <w14:ligatures w14:val="none"/>
+        </w:rPr>
+        <w:t>, sorted chronologically.</w:t>
+      </w:r>
+      <w:r>
+        <w:rPr>
+          <w:rFonts w:asciiTheme="majorBidi" w:eastAsia="Times New Roman" w:hAnsiTheme="majorBidi" w:cstheme="majorBidi"/>
+          <w:color w:val="373D3F"/>
+          <w:kern w:val="0"/>
+          <w:sz w:val="20"/>
+          <w:szCs w:val="20"/>
+          <w:lang w:eastAsia="en-GB"/>
+          <w14:ligatures w14:val="none"/>
+        </w:rPr>
+        <w:t xml:space="preserve"> The top bar shall display an “Export category” button which, after confirmation, shall allow the user to export all runs in that category as an Excel spreadsheet.</w:t>
+      </w:r>
+    </w:p>
+    <w:p>
+      <w:pPr>
+        <w:shd w:val="clear" w:color="auto" w:fill="FFFFFF"/>
+        <w:spacing w:before="240" w:after="0" w:line="240" w:lineRule="auto"/>
+        <w:jc w:val="both"/>
+        <w:rPr>
+          <w:rFonts w:asciiTheme="majorBidi" w:eastAsia="Times New Roman" w:hAnsiTheme="majorBidi" w:cstheme="majorBidi"/>
+          <w:color w:val="373D3F"/>
+          <w:kern w:val="0"/>
+          <w:sz w:val="20"/>
+          <w:szCs w:val="20"/>
+          <w:lang w:eastAsia="en-GB"/>
+          <w14:ligatures w14:val="none"/>
+        </w:rPr>
+      </w:pPr>
+      <w:r>
+        <w:rPr>
+          <w:rFonts w:asciiTheme="majorBidi" w:eastAsia="Times New Roman" w:hAnsiTheme="majorBidi" w:cstheme="majorBidi"/>
+          <w:color w:val="373D3F"/>
+          <w:kern w:val="0"/>
+          <w:sz w:val="20"/>
+          <w:szCs w:val="20"/>
+          <w:lang w:eastAsia="en-GB"/>
+          <w14:ligatures w14:val="none"/>
+        </w:rPr>
+        <w:t xml:space="preserve">The </w:t>
+      </w:r>
+      <w:r>
+        <w:rPr>
+          <w:rFonts w:asciiTheme="majorBidi" w:eastAsia="Times New Roman" w:hAnsiTheme="majorBidi" w:cstheme="majorBidi"/>
+          <w:b/>
+          <w:bCs/>
           <w:color w:val="373D3F"/>
           <w:kern w:val="0"/>
           <w:sz w:val="20"/>
@@ -3078,67 +3648,7 @@
           <w:lang w:eastAsia="en-GB"/>
           <w14:ligatures w14:val="none"/>
         </w:rPr>
-        <w:t xml:space="preserve">” </w:t>
-      </w:r>
-      <w:r>
-        <w:rPr>
-          <w:rFonts w:asciiTheme="majorBidi" w:eastAsia="Times New Roman" w:hAnsiTheme="majorBidi" w:cstheme="majorBidi"/>
-          <w:color w:val="373D3F"/>
-          <w:kern w:val="0"/>
-          <w:sz w:val="20"/>
-          <w:szCs w:val="20"/>
-          <w:lang w:eastAsia="en-GB"/>
-          <w14:ligatures w14:val="none"/>
-        </w:rPr>
-        <w:t>menu</w:t>
-      </w:r>
-      <w:r>
-        <w:rPr>
-          <w:rFonts w:asciiTheme="majorBidi" w:eastAsia="Times New Roman" w:hAnsiTheme="majorBidi" w:cstheme="majorBidi"/>
-          <w:color w:val="373D3F"/>
-          <w:kern w:val="0"/>
-          <w:sz w:val="20"/>
-          <w:szCs w:val="20"/>
-          <w:lang w:eastAsia="en-GB"/>
-          <w14:ligatures w14:val="none"/>
-        </w:rPr>
-        <w:t xml:space="preserve"> </w:t>
-      </w:r>
-      <w:r>
-        <w:rPr>
-          <w:rFonts w:asciiTheme="majorBidi" w:eastAsia="Times New Roman" w:hAnsiTheme="majorBidi" w:cstheme="majorBidi"/>
-          <w:color w:val="373D3F"/>
-          <w:kern w:val="0"/>
-          <w:sz w:val="20"/>
-          <w:szCs w:val="20"/>
-          <w:lang w:eastAsia="en-GB"/>
-          <w14:ligatures w14:val="none"/>
-        </w:rPr>
-        <w:t>accessible</w:t>
-      </w:r>
-      <w:r>
-        <w:rPr>
-          <w:rFonts w:asciiTheme="majorBidi" w:eastAsia="Times New Roman" w:hAnsiTheme="majorBidi" w:cstheme="majorBidi"/>
-          <w:color w:val="373D3F"/>
-          <w:kern w:val="0"/>
-          <w:sz w:val="20"/>
-          <w:szCs w:val="20"/>
-          <w:lang w:eastAsia="en-GB"/>
-          <w14:ligatures w14:val="none"/>
-        </w:rPr>
-        <w:t xml:space="preserve"> at most times in a corner of the screen which will explain the most important features</w:t>
-      </w:r>
-      <w:r>
-        <w:rPr>
-          <w:rFonts w:asciiTheme="majorBidi" w:eastAsia="Times New Roman" w:hAnsiTheme="majorBidi" w:cstheme="majorBidi"/>
-          <w:color w:val="373D3F"/>
-          <w:kern w:val="0"/>
-          <w:sz w:val="20"/>
-          <w:szCs w:val="20"/>
-          <w:lang w:eastAsia="en-GB"/>
-          <w14:ligatures w14:val="none"/>
-        </w:rPr>
-        <w:t>, as well as display credits and other information about the app.</w:t>
+        <w:t xml:space="preserve"> tab shall show a static screen of text, describing the app, its basic features and how to access them. Below that text, there shall be short credits and information about the developers and tools used to make the app.</w:t>
       </w:r>
     </w:p>
     <w:p>
@@ -3166,9 +3676,24 @@
           <w:lang w:eastAsia="en-GB"/>
           <w14:ligatures w14:val="none"/>
         </w:rPr>
-        <w:t xml:space="preserve">«List the user documentation components (such as user manuals, on-line help, and tutorials) that will be delivered along with the software. Identify any known user documentation delivery formats or </w:t>
-      </w:r>
-      <w:proofErr w:type="gramStart"/>
+        <w:t>«Describe the high level functionality of the system from the user’s perspective. Explain how the user should be able to use your system to complete all the expected features and the feedback information that will be displayed for the user (for each screen the user will see). For example, specify whether it is GUI or text based interface and how at high level it would work. Discuss at high level how user will interact with the game such as clicking buttons, typing in some selection character, etc.»</w:t>
+      </w:r>
+    </w:p>
+    <w:p>
+      <w:pPr>
+        <w:shd w:val="clear" w:color="auto" w:fill="FFFFFF"/>
+        <w:spacing w:before="240" w:after="0" w:line="240" w:lineRule="auto"/>
+        <w:jc w:val="both"/>
+        <w:rPr>
+          <w:rFonts w:asciiTheme="majorBidi" w:eastAsia="Times New Roman" w:hAnsiTheme="majorBidi" w:cstheme="majorBidi"/>
+          <w:color w:val="373D3F"/>
+          <w:kern w:val="0"/>
+          <w:sz w:val="20"/>
+          <w:szCs w:val="20"/>
+          <w:lang w:eastAsia="en-GB"/>
+          <w14:ligatures w14:val="none"/>
+        </w:rPr>
+      </w:pPr>
       <w:r>
         <w:rPr>
           <w:rFonts w:asciiTheme="majorBidi" w:eastAsia="Times New Roman" w:hAnsiTheme="majorBidi" w:cstheme="majorBidi"/>
@@ -3179,68 +3704,67 @@
           <w:lang w:eastAsia="en-GB"/>
           <w14:ligatures w14:val="none"/>
         </w:rPr>
-        <w:t>standards.»</w:t>
-      </w:r>
-      <w:proofErr w:type="gramEnd"/>
-    </w:p>
-    <w:p>
-      <w:pPr>
-        <w:shd w:val="clear" w:color="auto" w:fill="FFFFFF"/>
-        <w:spacing w:before="240" w:after="0" w:line="240" w:lineRule="auto"/>
-        <w:jc w:val="both"/>
-        <w:rPr>
-          <w:rFonts w:asciiTheme="majorBidi" w:eastAsia="Times New Roman" w:hAnsiTheme="majorBidi" w:cstheme="majorBidi"/>
-          <w:b/>
-          <w:bCs/>
-          <w:color w:val="373D3F"/>
-          <w:kern w:val="0"/>
-          <w:sz w:val="20"/>
-          <w:szCs w:val="20"/>
-          <w:lang w:eastAsia="en-GB"/>
-          <w14:ligatures w14:val="none"/>
-        </w:rPr>
-      </w:pPr>
-      <w:r>
-        <w:rPr>
-          <w:rFonts w:asciiTheme="majorBidi" w:eastAsia="Times New Roman" w:hAnsiTheme="majorBidi" w:cstheme="majorBidi"/>
-          <w:b/>
-          <w:bCs/>
-          <w:color w:val="373D3F"/>
-          <w:kern w:val="0"/>
-          <w:sz w:val="20"/>
-          <w:szCs w:val="20"/>
-          <w:lang w:eastAsia="en-GB"/>
-          <w14:ligatures w14:val="none"/>
-        </w:rPr>
-        <w:t>2.7. Assumptions and Dependencies</w:t>
-      </w:r>
-    </w:p>
-    <w:p>
-      <w:pPr>
-        <w:shd w:val="clear" w:color="auto" w:fill="FFFFFF"/>
-        <w:spacing w:before="240" w:after="0" w:line="240" w:lineRule="auto"/>
-        <w:jc w:val="both"/>
-        <w:rPr>
-          <w:rFonts w:asciiTheme="majorBidi" w:eastAsia="Times New Roman" w:hAnsiTheme="majorBidi" w:cstheme="majorBidi"/>
-          <w:color w:val="373D3F"/>
-          <w:kern w:val="0"/>
-          <w:sz w:val="20"/>
-          <w:szCs w:val="20"/>
-          <w:lang w:eastAsia="en-GB"/>
-          <w14:ligatures w14:val="none"/>
-        </w:rPr>
-      </w:pPr>
-      <w:r>
-        <w:rPr>
-          <w:rFonts w:asciiTheme="majorBidi" w:eastAsia="Times New Roman" w:hAnsiTheme="majorBidi" w:cstheme="majorBidi"/>
-          <w:color w:val="373D3F"/>
-          <w:kern w:val="0"/>
-          <w:sz w:val="20"/>
-          <w:szCs w:val="20"/>
-          <w:lang w:eastAsia="en-GB"/>
-          <w14:ligatures w14:val="none"/>
-        </w:rPr>
-        <w:t>The app might be created using the Godot Engine, as it’s a capable and easy-to-use framework for creating not only videogames, but also various utility apps.</w:t>
+        <w:t>«Describe the minimum requirements for the interface. This may include some sample screen images whether for text or GUI approach, any GUI standards or product family style guides that are to be followed, screen layout constraints, for GUI standard buttons and functions (e.g., help) that must appear on every screen, keyboard shortcuts, error message display standards, and so on»</w:t>
+      </w:r>
+    </w:p>
+    <w:p>
+      <w:pPr>
+        <w:shd w:val="clear" w:color="auto" w:fill="FFFFFF"/>
+        <w:spacing w:before="240" w:after="0" w:line="240" w:lineRule="auto"/>
+        <w:jc w:val="both"/>
+        <w:rPr>
+          <w:rFonts w:asciiTheme="majorBidi" w:eastAsia="Times New Roman" w:hAnsiTheme="majorBidi" w:cstheme="majorBidi"/>
+          <w:b/>
+          <w:bCs/>
+          <w:color w:val="373D3F"/>
+          <w:kern w:val="0"/>
+          <w:sz w:val="20"/>
+          <w:szCs w:val="20"/>
+          <w:lang w:eastAsia="en-GB"/>
+          <w14:ligatures w14:val="none"/>
+        </w:rPr>
+      </w:pPr>
+      <w:r>
+        <w:rPr>
+          <w:rFonts w:asciiTheme="majorBidi" w:eastAsia="Times New Roman" w:hAnsiTheme="majorBidi" w:cstheme="majorBidi"/>
+          <w:b/>
+          <w:bCs/>
+          <w:color w:val="373D3F"/>
+          <w:kern w:val="0"/>
+          <w:sz w:val="20"/>
+          <w:szCs w:val="20"/>
+          <w:lang w:eastAsia="en-GB"/>
+          <w14:ligatures w14:val="none"/>
+        </w:rPr>
+        <w:t>4.2. Hardware Interfaces</w:t>
+      </w:r>
+    </w:p>
+    <w:p>
+      <w:pPr>
+        <w:shd w:val="clear" w:color="auto" w:fill="FFFFFF"/>
+        <w:spacing w:before="240" w:after="0" w:line="240" w:lineRule="auto"/>
+        <w:jc w:val="both"/>
+        <w:rPr>
+          <w:rFonts w:asciiTheme="majorBidi" w:eastAsia="Times New Roman" w:hAnsiTheme="majorBidi" w:cstheme="majorBidi"/>
+          <w:color w:val="373D3F"/>
+          <w:kern w:val="0"/>
+          <w:sz w:val="20"/>
+          <w:szCs w:val="20"/>
+          <w:lang w:eastAsia="en-GB"/>
+          <w14:ligatures w14:val="none"/>
+        </w:rPr>
+      </w:pPr>
+      <w:r>
+        <w:rPr>
+          <w:rFonts w:asciiTheme="majorBidi" w:eastAsia="Times New Roman" w:hAnsiTheme="majorBidi" w:cstheme="majorBidi"/>
+          <w:color w:val="373D3F"/>
+          <w:kern w:val="0"/>
+          <w:sz w:val="20"/>
+          <w:szCs w:val="20"/>
+          <w:lang w:eastAsia="en-GB"/>
+          <w14:ligatures w14:val="none"/>
+        </w:rPr>
+        <w:t>Hardware interfacing shall be handled by the Godot Engine built-in implementations for Android.</w:t>
       </w:r>
     </w:p>
     <w:p>
@@ -3268,1045 +3792,8 @@
           <w:lang w:eastAsia="en-GB"/>
           <w14:ligatures w14:val="none"/>
         </w:rPr>
-        <w:t>«List any assumed factors (as opposed to known facts) that could affect the requirements stated in the specification. These could include third-party or commercial components that you plan to use, issues around the development or operating environment, or constraints. The project could be affected if these assumptions are incorrect, are not shared, or change. Also identify any dependencies the project has on external factors, such as software components that you intend to reuse from another project, unless they are already documented elsewhere (for example, in the vision and scope document or the project plan</w:t>
-      </w:r>
-      <w:proofErr w:type="gramStart"/>
-      <w:r>
-        <w:rPr>
-          <w:rFonts w:asciiTheme="majorBidi" w:eastAsia="Times New Roman" w:hAnsiTheme="majorBidi" w:cstheme="majorBidi"/>
-          <w:color w:val="0000FF"/>
-          <w:kern w:val="0"/>
-          <w:sz w:val="20"/>
-          <w:szCs w:val="20"/>
-          <w:lang w:eastAsia="en-GB"/>
-          <w14:ligatures w14:val="none"/>
-        </w:rPr>
-        <w:t>).»</w:t>
-      </w:r>
-      <w:proofErr w:type="gramEnd"/>
-    </w:p>
-    <w:p>
-      <w:pPr>
-        <w:shd w:val="clear" w:color="auto" w:fill="FFFFFF"/>
-        <w:spacing w:before="240" w:after="0" w:line="240" w:lineRule="auto"/>
-        <w:jc w:val="both"/>
-        <w:rPr>
-          <w:rFonts w:asciiTheme="majorBidi" w:eastAsia="Times New Roman" w:hAnsiTheme="majorBidi" w:cstheme="majorBidi"/>
-          <w:b/>
-          <w:bCs/>
-          <w:color w:val="373D3F"/>
-          <w:kern w:val="0"/>
-          <w:sz w:val="20"/>
-          <w:szCs w:val="20"/>
-          <w:lang w:eastAsia="en-GB"/>
-          <w14:ligatures w14:val="none"/>
-        </w:rPr>
-      </w:pPr>
-      <w:r>
-        <w:rPr>
-          <w:rFonts w:asciiTheme="majorBidi" w:eastAsia="Times New Roman" w:hAnsiTheme="majorBidi" w:cstheme="majorBidi"/>
-          <w:b/>
-          <w:bCs/>
-          <w:color w:val="373D3F"/>
-          <w:kern w:val="0"/>
-          <w:sz w:val="20"/>
-          <w:szCs w:val="20"/>
-          <w:lang w:eastAsia="en-GB"/>
-          <w14:ligatures w14:val="none"/>
-        </w:rPr>
-        <w:t>3. System Features</w:t>
-      </w:r>
-    </w:p>
-    <w:p>
-      <w:pPr>
-        <w:shd w:val="clear" w:color="auto" w:fill="FFFFFF"/>
-        <w:spacing w:before="240" w:after="0" w:line="240" w:lineRule="auto"/>
-        <w:jc w:val="both"/>
-        <w:rPr>
-          <w:rFonts w:asciiTheme="majorBidi" w:eastAsia="Times New Roman" w:hAnsiTheme="majorBidi" w:cstheme="majorBidi"/>
-          <w:color w:val="373D3F"/>
-          <w:kern w:val="0"/>
-          <w:sz w:val="20"/>
-          <w:szCs w:val="20"/>
-          <w:lang w:eastAsia="en-GB"/>
-          <w14:ligatures w14:val="none"/>
-        </w:rPr>
-      </w:pPr>
-      <w:r>
-        <w:rPr>
-          <w:rFonts w:asciiTheme="majorBidi" w:eastAsia="Times New Roman" w:hAnsiTheme="majorBidi" w:cstheme="majorBidi"/>
-          <w:color w:val="0000FF"/>
-          <w:kern w:val="0"/>
-          <w:sz w:val="20"/>
-          <w:szCs w:val="20"/>
-          <w:lang w:eastAsia="en-GB"/>
-          <w14:ligatures w14:val="none"/>
-        </w:rPr>
-        <w:lastRenderedPageBreak/>
-        <w:t xml:space="preserve">«The purpose here is to give a brief introduction to the system features, so that §4 has something to reference. Then, the full explanation of the system features is given in §5, likely referencing §4. The numbering in §3 and §5 should </w:t>
-      </w:r>
-      <w:proofErr w:type="gramStart"/>
-      <w:r>
-        <w:rPr>
-          <w:rFonts w:asciiTheme="majorBidi" w:eastAsia="Times New Roman" w:hAnsiTheme="majorBidi" w:cstheme="majorBidi"/>
-          <w:color w:val="0000FF"/>
-          <w:kern w:val="0"/>
-          <w:sz w:val="20"/>
-          <w:szCs w:val="20"/>
-          <w:lang w:eastAsia="en-GB"/>
-          <w14:ligatures w14:val="none"/>
-        </w:rPr>
-        <w:t>match.»</w:t>
-      </w:r>
-      <w:proofErr w:type="gramEnd"/>
-    </w:p>
-    <w:p>
-      <w:pPr>
-        <w:shd w:val="clear" w:color="auto" w:fill="FFFFFF"/>
-        <w:spacing w:before="240" w:after="0" w:line="240" w:lineRule="auto"/>
-        <w:jc w:val="both"/>
-        <w:rPr>
-          <w:rFonts w:asciiTheme="majorBidi" w:eastAsia="Times New Roman" w:hAnsiTheme="majorBidi" w:cstheme="majorBidi"/>
-          <w:b/>
-          <w:bCs/>
-          <w:color w:val="000000" w:themeColor="text1"/>
-          <w:kern w:val="0"/>
-          <w:sz w:val="20"/>
-          <w:szCs w:val="20"/>
-          <w:lang w:eastAsia="en-GB"/>
-          <w14:ligatures w14:val="none"/>
-        </w:rPr>
-      </w:pPr>
-      <w:r>
-        <w:rPr>
-          <w:rFonts w:asciiTheme="majorBidi" w:eastAsia="Times New Roman" w:hAnsiTheme="majorBidi" w:cstheme="majorBidi"/>
-          <w:b/>
-          <w:bCs/>
-          <w:color w:val="373D3F"/>
-          <w:kern w:val="0"/>
-          <w:sz w:val="20"/>
-          <w:szCs w:val="20"/>
-          <w:lang w:eastAsia="en-GB"/>
-          <w14:ligatures w14:val="none"/>
-        </w:rPr>
-        <w:t>3.1. </w:t>
-      </w:r>
-      <w:r>
-        <w:rPr>
-          <w:rFonts w:asciiTheme="majorBidi" w:eastAsia="Times New Roman" w:hAnsiTheme="majorBidi" w:cstheme="majorBidi"/>
-          <w:b/>
-          <w:bCs/>
-          <w:color w:val="000000" w:themeColor="text1"/>
-          <w:kern w:val="0"/>
-          <w:sz w:val="20"/>
-          <w:szCs w:val="20"/>
-          <w:lang w:eastAsia="en-GB"/>
-          <w14:ligatures w14:val="none"/>
-        </w:rPr>
-        <w:t>Stopwatch</w:t>
-      </w:r>
-    </w:p>
-    <w:p>
-      <w:pPr>
-        <w:shd w:val="clear" w:color="auto" w:fill="FFFFFF"/>
-        <w:spacing w:before="240" w:after="0" w:line="240" w:lineRule="auto"/>
-        <w:jc w:val="both"/>
-        <w:rPr>
-          <w:rFonts w:asciiTheme="majorBidi" w:eastAsia="Times New Roman" w:hAnsiTheme="majorBidi" w:cstheme="majorBidi"/>
-          <w:color w:val="000000" w:themeColor="text1"/>
-          <w:kern w:val="0"/>
-          <w:sz w:val="20"/>
-          <w:szCs w:val="20"/>
-          <w:lang w:eastAsia="en-GB"/>
-          <w14:ligatures w14:val="none"/>
-        </w:rPr>
-      </w:pPr>
-      <w:r>
-        <w:rPr>
-          <w:rFonts w:asciiTheme="majorBidi" w:eastAsia="Times New Roman" w:hAnsiTheme="majorBidi" w:cstheme="majorBidi"/>
-          <w:color w:val="000000" w:themeColor="text1"/>
-          <w:kern w:val="0"/>
-          <w:sz w:val="20"/>
-          <w:szCs w:val="20"/>
-          <w:lang w:eastAsia="en-GB"/>
-          <w14:ligatures w14:val="none"/>
-        </w:rPr>
-        <w:t>The main feature of the app is the stopwatch. It can be started, paused and stopped by direct user input, and its duration and start datetime (alongside splits) is saved after completion.</w:t>
-      </w:r>
-    </w:p>
-    <w:p>
-      <w:pPr>
-        <w:shd w:val="clear" w:color="auto" w:fill="FFFFFF"/>
-        <w:spacing w:before="240" w:after="0" w:line="240" w:lineRule="auto"/>
-        <w:jc w:val="both"/>
-        <w:rPr>
-          <w:rFonts w:asciiTheme="majorBidi" w:eastAsia="Times New Roman" w:hAnsiTheme="majorBidi" w:cstheme="majorBidi"/>
-          <w:b/>
-          <w:bCs/>
-          <w:color w:val="000000" w:themeColor="text1"/>
-          <w:kern w:val="0"/>
-          <w:sz w:val="20"/>
-          <w:szCs w:val="20"/>
-          <w:lang w:eastAsia="en-GB"/>
-          <w14:ligatures w14:val="none"/>
-        </w:rPr>
-      </w:pPr>
-      <w:r>
-        <w:rPr>
-          <w:rFonts w:asciiTheme="majorBidi" w:eastAsia="Times New Roman" w:hAnsiTheme="majorBidi" w:cstheme="majorBidi"/>
-          <w:b/>
-          <w:bCs/>
-          <w:color w:val="373D3F"/>
-          <w:kern w:val="0"/>
-          <w:sz w:val="20"/>
-          <w:szCs w:val="20"/>
-          <w:lang w:eastAsia="en-GB"/>
-          <w14:ligatures w14:val="none"/>
-        </w:rPr>
-        <w:t>3.</w:t>
-      </w:r>
-      <w:r>
-        <w:rPr>
-          <w:rFonts w:asciiTheme="majorBidi" w:eastAsia="Times New Roman" w:hAnsiTheme="majorBidi" w:cstheme="majorBidi"/>
-          <w:b/>
-          <w:bCs/>
-          <w:color w:val="373D3F"/>
-          <w:kern w:val="0"/>
-          <w:sz w:val="20"/>
-          <w:szCs w:val="20"/>
-          <w:lang w:eastAsia="en-GB"/>
-          <w14:ligatures w14:val="none"/>
-        </w:rPr>
-        <w:t>2</w:t>
-      </w:r>
-      <w:r>
-        <w:rPr>
-          <w:rFonts w:asciiTheme="majorBidi" w:eastAsia="Times New Roman" w:hAnsiTheme="majorBidi" w:cstheme="majorBidi"/>
-          <w:b/>
-          <w:bCs/>
-          <w:color w:val="373D3F"/>
-          <w:kern w:val="0"/>
-          <w:sz w:val="20"/>
-          <w:szCs w:val="20"/>
-          <w:lang w:eastAsia="en-GB"/>
-          <w14:ligatures w14:val="none"/>
-        </w:rPr>
-        <w:t>. </w:t>
-      </w:r>
-      <w:r>
-        <w:rPr>
-          <w:rFonts w:asciiTheme="majorBidi" w:eastAsia="Times New Roman" w:hAnsiTheme="majorBidi" w:cstheme="majorBidi"/>
-          <w:b/>
-          <w:bCs/>
-          <w:color w:val="000000" w:themeColor="text1"/>
-          <w:kern w:val="0"/>
-          <w:sz w:val="20"/>
-          <w:szCs w:val="20"/>
-          <w:lang w:eastAsia="en-GB"/>
-          <w14:ligatures w14:val="none"/>
-        </w:rPr>
-        <w:t>Categories</w:t>
-      </w:r>
-    </w:p>
-    <w:p>
-      <w:pPr>
-        <w:shd w:val="clear" w:color="auto" w:fill="FFFFFF"/>
-        <w:spacing w:before="240" w:after="0" w:line="240" w:lineRule="auto"/>
-        <w:jc w:val="both"/>
-        <w:rPr>
-          <w:rFonts w:asciiTheme="majorBidi" w:eastAsia="Times New Roman" w:hAnsiTheme="majorBidi" w:cstheme="majorBidi"/>
-          <w:color w:val="000000" w:themeColor="text1"/>
-          <w:kern w:val="0"/>
-          <w:sz w:val="20"/>
-          <w:szCs w:val="20"/>
-          <w:lang w:eastAsia="en-GB"/>
-          <w14:ligatures w14:val="none"/>
-        </w:rPr>
-      </w:pPr>
-      <w:r>
-        <w:rPr>
-          <w:rFonts w:asciiTheme="majorBidi" w:eastAsia="Times New Roman" w:hAnsiTheme="majorBidi" w:cstheme="majorBidi"/>
-          <w:color w:val="000000" w:themeColor="text1"/>
-          <w:kern w:val="0"/>
-          <w:sz w:val="20"/>
-          <w:szCs w:val="20"/>
-          <w:lang w:eastAsia="en-GB"/>
-          <w14:ligatures w14:val="none"/>
-        </w:rPr>
-        <w:t xml:space="preserve">Before or after a run is completed, </w:t>
-      </w:r>
-      <w:r>
-        <w:rPr>
-          <w:rFonts w:asciiTheme="majorBidi" w:eastAsia="Times New Roman" w:hAnsiTheme="majorBidi" w:cstheme="majorBidi"/>
-          <w:color w:val="000000" w:themeColor="text1"/>
-          <w:kern w:val="0"/>
-          <w:sz w:val="20"/>
-          <w:szCs w:val="20"/>
-          <w:lang w:eastAsia="en-GB"/>
-          <w14:ligatures w14:val="none"/>
-        </w:rPr>
-        <w:t>the used may assign it</w:t>
-      </w:r>
-      <w:r>
-        <w:rPr>
-          <w:rFonts w:asciiTheme="majorBidi" w:eastAsia="Times New Roman" w:hAnsiTheme="majorBidi" w:cstheme="majorBidi"/>
-          <w:color w:val="000000" w:themeColor="text1"/>
-          <w:kern w:val="0"/>
-          <w:sz w:val="20"/>
-          <w:szCs w:val="20"/>
-          <w:lang w:eastAsia="en-GB"/>
-          <w14:ligatures w14:val="none"/>
-        </w:rPr>
-        <w:t xml:space="preserve"> to a category (identified by a text string).</w:t>
-      </w:r>
-      <w:r>
-        <w:rPr>
-          <w:rFonts w:asciiTheme="majorBidi" w:eastAsia="Times New Roman" w:hAnsiTheme="majorBidi" w:cstheme="majorBidi"/>
-          <w:color w:val="000000" w:themeColor="text1"/>
-          <w:kern w:val="0"/>
-          <w:sz w:val="20"/>
-          <w:szCs w:val="20"/>
-          <w:lang w:eastAsia="en-GB"/>
-          <w14:ligatures w14:val="none"/>
-        </w:rPr>
-        <w:t xml:space="preserve"> By default, a run is displayed as “Uncategorized”.</w:t>
-      </w:r>
-      <w:r>
-        <w:rPr>
-          <w:rFonts w:asciiTheme="majorBidi" w:eastAsia="Times New Roman" w:hAnsiTheme="majorBidi" w:cstheme="majorBidi"/>
-          <w:color w:val="000000" w:themeColor="text1"/>
-          <w:kern w:val="0"/>
-          <w:sz w:val="20"/>
-          <w:szCs w:val="20"/>
-          <w:lang w:eastAsia="en-GB"/>
-          <w14:ligatures w14:val="none"/>
-        </w:rPr>
-        <w:t xml:space="preserve"> Runs from the same category may be viewed together</w:t>
-      </w:r>
-      <w:r>
-        <w:rPr>
-          <w:rFonts w:asciiTheme="majorBidi" w:eastAsia="Times New Roman" w:hAnsiTheme="majorBidi" w:cstheme="majorBidi"/>
-          <w:color w:val="000000" w:themeColor="text1"/>
-          <w:kern w:val="0"/>
-          <w:sz w:val="20"/>
-          <w:szCs w:val="20"/>
-          <w:lang w:eastAsia="en-GB"/>
-          <w14:ligatures w14:val="none"/>
-        </w:rPr>
-        <w:t xml:space="preserve"> in a list and exported as an .xlsx Excel file for further analysis.</w:t>
-      </w:r>
-    </w:p>
-    <w:p>
-      <w:pPr>
-        <w:shd w:val="clear" w:color="auto" w:fill="FFFFFF"/>
-        <w:spacing w:before="240" w:after="0" w:line="240" w:lineRule="auto"/>
-        <w:jc w:val="both"/>
-        <w:rPr>
-          <w:rFonts w:asciiTheme="majorBidi" w:eastAsia="Times New Roman" w:hAnsiTheme="majorBidi" w:cstheme="majorBidi"/>
-          <w:color w:val="373D3F"/>
-          <w:kern w:val="0"/>
-          <w:sz w:val="20"/>
-          <w:szCs w:val="20"/>
-          <w:lang w:eastAsia="en-GB"/>
-          <w14:ligatures w14:val="none"/>
-        </w:rPr>
-      </w:pPr>
-      <w:r>
-        <w:rPr>
-          <w:rFonts w:asciiTheme="majorBidi" w:eastAsia="Times New Roman" w:hAnsiTheme="majorBidi" w:cstheme="majorBidi"/>
-          <w:b/>
-          <w:bCs/>
-          <w:color w:val="373D3F"/>
-          <w:kern w:val="0"/>
-          <w:sz w:val="20"/>
-          <w:szCs w:val="20"/>
-          <w:lang w:eastAsia="en-GB"/>
-          <w14:ligatures w14:val="none"/>
-        </w:rPr>
-        <w:t>4. External Interface Requirements</w:t>
-      </w:r>
-    </w:p>
-    <w:p>
-      <w:pPr>
-        <w:shd w:val="clear" w:color="auto" w:fill="FFFFFF"/>
-        <w:spacing w:before="240" w:after="0" w:line="240" w:lineRule="auto"/>
-        <w:jc w:val="both"/>
-        <w:rPr>
-          <w:rFonts w:asciiTheme="majorBidi" w:eastAsia="Times New Roman" w:hAnsiTheme="majorBidi" w:cstheme="majorBidi"/>
-          <w:b/>
-          <w:bCs/>
-          <w:color w:val="373D3F"/>
-          <w:kern w:val="0"/>
-          <w:sz w:val="20"/>
-          <w:szCs w:val="20"/>
-          <w:lang w:eastAsia="en-GB"/>
-          <w14:ligatures w14:val="none"/>
-        </w:rPr>
-      </w:pPr>
-      <w:r>
-        <w:rPr>
-          <w:rFonts w:asciiTheme="majorBidi" w:eastAsia="Times New Roman" w:hAnsiTheme="majorBidi" w:cstheme="majorBidi"/>
-          <w:b/>
-          <w:bCs/>
-          <w:color w:val="373D3F"/>
-          <w:kern w:val="0"/>
-          <w:sz w:val="20"/>
-          <w:szCs w:val="20"/>
-          <w:lang w:eastAsia="en-GB"/>
-          <w14:ligatures w14:val="none"/>
-        </w:rPr>
-        <w:t>4.1. User Interfaces Overview</w:t>
-      </w:r>
-    </w:p>
-    <w:p>
-      <w:pPr>
-        <w:shd w:val="clear" w:color="auto" w:fill="FFFFFF"/>
-        <w:spacing w:before="240" w:after="0" w:line="240" w:lineRule="auto"/>
-        <w:jc w:val="both"/>
-        <w:rPr>
-          <w:rFonts w:asciiTheme="majorBidi" w:eastAsia="Times New Roman" w:hAnsiTheme="majorBidi" w:cstheme="majorBidi"/>
-          <w:color w:val="373D3F"/>
-          <w:kern w:val="0"/>
-          <w:sz w:val="20"/>
-          <w:szCs w:val="20"/>
-          <w:lang w:eastAsia="en-GB"/>
-          <w14:ligatures w14:val="none"/>
-        </w:rPr>
-      </w:pPr>
-      <w:r>
-        <w:rPr>
-          <w:rFonts w:asciiTheme="majorBidi" w:eastAsia="Times New Roman" w:hAnsiTheme="majorBidi" w:cstheme="majorBidi"/>
-          <w:color w:val="373D3F"/>
-          <w:kern w:val="0"/>
-          <w:sz w:val="20"/>
-          <w:szCs w:val="20"/>
-          <w:lang w:eastAsia="en-GB"/>
-          <w14:ligatures w14:val="none"/>
-        </w:rPr>
-        <w:t>All screens shall have a</w:t>
-      </w:r>
-      <w:r>
-        <w:rPr>
-          <w:rFonts w:asciiTheme="majorBidi" w:eastAsia="Times New Roman" w:hAnsiTheme="majorBidi" w:cstheme="majorBidi"/>
-          <w:color w:val="373D3F"/>
-          <w:kern w:val="0"/>
-          <w:sz w:val="20"/>
-          <w:szCs w:val="20"/>
-          <w:lang w:eastAsia="en-GB"/>
-          <w14:ligatures w14:val="none"/>
-        </w:rPr>
-        <w:t xml:space="preserve"> top bar featuring the title of the current screen in the </w:t>
-      </w:r>
-      <w:proofErr w:type="spellStart"/>
-      <w:r>
-        <w:rPr>
-          <w:rFonts w:asciiTheme="majorBidi" w:eastAsia="Times New Roman" w:hAnsiTheme="majorBidi" w:cstheme="majorBidi"/>
-          <w:color w:val="373D3F"/>
-          <w:kern w:val="0"/>
-          <w:sz w:val="20"/>
-          <w:szCs w:val="20"/>
-          <w:lang w:eastAsia="en-GB"/>
-          <w14:ligatures w14:val="none"/>
-        </w:rPr>
-        <w:t>center</w:t>
-      </w:r>
-      <w:proofErr w:type="spellEnd"/>
-      <w:r>
-        <w:rPr>
-          <w:rFonts w:asciiTheme="majorBidi" w:eastAsia="Times New Roman" w:hAnsiTheme="majorBidi" w:cstheme="majorBidi"/>
-          <w:color w:val="373D3F"/>
-          <w:kern w:val="0"/>
-          <w:sz w:val="20"/>
-          <w:szCs w:val="20"/>
-          <w:lang w:eastAsia="en-GB"/>
-          <w14:ligatures w14:val="none"/>
-        </w:rPr>
-        <w:t xml:space="preserve"> and a</w:t>
-      </w:r>
-      <w:r>
-        <w:rPr>
-          <w:rFonts w:asciiTheme="majorBidi" w:eastAsia="Times New Roman" w:hAnsiTheme="majorBidi" w:cstheme="majorBidi"/>
-          <w:color w:val="373D3F"/>
-          <w:kern w:val="0"/>
-          <w:sz w:val="20"/>
-          <w:szCs w:val="20"/>
-          <w:lang w:eastAsia="en-GB"/>
-          <w14:ligatures w14:val="none"/>
-        </w:rPr>
-        <w:t xml:space="preserve"> “</w:t>
-      </w:r>
-      <w:r>
-        <w:rPr>
-          <w:rFonts w:asciiTheme="majorBidi" w:eastAsia="Times New Roman" w:hAnsiTheme="majorBidi" w:cstheme="majorBidi"/>
-          <w:b/>
-          <w:bCs/>
-          <w:color w:val="373D3F"/>
-          <w:kern w:val="0"/>
-          <w:sz w:val="20"/>
-          <w:szCs w:val="20"/>
-          <w:lang w:eastAsia="en-GB"/>
-          <w14:ligatures w14:val="none"/>
-        </w:rPr>
-        <w:t>M</w:t>
-      </w:r>
-      <w:r>
-        <w:rPr>
-          <w:rFonts w:asciiTheme="majorBidi" w:eastAsia="Times New Roman" w:hAnsiTheme="majorBidi" w:cstheme="majorBidi"/>
-          <w:b/>
-          <w:bCs/>
-          <w:color w:val="373D3F"/>
-          <w:kern w:val="0"/>
-          <w:sz w:val="20"/>
-          <w:szCs w:val="20"/>
-          <w:lang w:eastAsia="en-GB"/>
-          <w14:ligatures w14:val="none"/>
-        </w:rPr>
-        <w:t>enu</w:t>
-      </w:r>
-      <w:r>
-        <w:rPr>
-          <w:rFonts w:asciiTheme="majorBidi" w:eastAsia="Times New Roman" w:hAnsiTheme="majorBidi" w:cstheme="majorBidi"/>
-          <w:color w:val="373D3F"/>
-          <w:kern w:val="0"/>
-          <w:sz w:val="20"/>
-          <w:szCs w:val="20"/>
-          <w:lang w:eastAsia="en-GB"/>
-          <w14:ligatures w14:val="none"/>
-        </w:rPr>
-        <w:t>” button in the top left corner, having the appearance of three horizontal lines (a “hamburger menu” button). Pressing it shall slide out the sidebar from the left, allowing the user to switch between three tabs: “Timer”, “Past runs” and “About”. The “Timer” screen shall be shown by default upon opening the app.</w:t>
-      </w:r>
-    </w:p>
-    <w:p>
-      <w:pPr>
-        <w:shd w:val="clear" w:color="auto" w:fill="FFFFFF"/>
-        <w:spacing w:before="240" w:after="0" w:line="240" w:lineRule="auto"/>
-        <w:jc w:val="both"/>
-        <w:rPr>
-          <w:rFonts w:asciiTheme="majorBidi" w:eastAsia="Times New Roman" w:hAnsiTheme="majorBidi" w:cstheme="majorBidi"/>
-          <w:color w:val="373D3F"/>
-          <w:kern w:val="0"/>
-          <w:sz w:val="20"/>
-          <w:szCs w:val="20"/>
-          <w:lang w:eastAsia="en-GB"/>
-          <w14:ligatures w14:val="none"/>
-        </w:rPr>
-      </w:pPr>
-      <w:r>
-        <w:rPr>
-          <w:rFonts w:asciiTheme="majorBidi" w:eastAsia="Times New Roman" w:hAnsiTheme="majorBidi" w:cstheme="majorBidi"/>
-          <w:color w:val="373D3F"/>
-          <w:kern w:val="0"/>
-          <w:sz w:val="20"/>
-          <w:szCs w:val="20"/>
-          <w:lang w:eastAsia="en-GB"/>
-          <w14:ligatures w14:val="none"/>
-        </w:rPr>
-        <w:t>The</w:t>
-      </w:r>
-      <w:r>
-        <w:rPr>
-          <w:rFonts w:asciiTheme="majorBidi" w:eastAsia="Times New Roman" w:hAnsiTheme="majorBidi" w:cstheme="majorBidi"/>
-          <w:b/>
-          <w:bCs/>
-          <w:color w:val="373D3F"/>
-          <w:kern w:val="0"/>
-          <w:sz w:val="20"/>
-          <w:szCs w:val="20"/>
-          <w:lang w:eastAsia="en-GB"/>
-          <w14:ligatures w14:val="none"/>
-        </w:rPr>
-        <w:t xml:space="preserve"> </w:t>
-      </w:r>
-      <w:r>
-        <w:rPr>
-          <w:rFonts w:asciiTheme="majorBidi" w:eastAsia="Times New Roman" w:hAnsiTheme="majorBidi" w:cstheme="majorBidi"/>
-          <w:b/>
-          <w:bCs/>
-          <w:color w:val="373D3F"/>
-          <w:kern w:val="0"/>
-          <w:sz w:val="20"/>
-          <w:szCs w:val="20"/>
-          <w:lang w:eastAsia="en-GB"/>
-          <w14:ligatures w14:val="none"/>
-        </w:rPr>
-        <w:t>Timer</w:t>
-      </w:r>
-      <w:r>
-        <w:rPr>
-          <w:rFonts w:asciiTheme="majorBidi" w:eastAsia="Times New Roman" w:hAnsiTheme="majorBidi" w:cstheme="majorBidi"/>
-          <w:color w:val="373D3F"/>
-          <w:kern w:val="0"/>
-          <w:sz w:val="20"/>
-          <w:szCs w:val="20"/>
-          <w:lang w:eastAsia="en-GB"/>
-          <w14:ligatures w14:val="none"/>
-        </w:rPr>
-        <w:t xml:space="preserve"> </w:t>
-      </w:r>
-      <w:r>
-        <w:rPr>
-          <w:rFonts w:asciiTheme="majorBidi" w:eastAsia="Times New Roman" w:hAnsiTheme="majorBidi" w:cstheme="majorBidi"/>
-          <w:color w:val="373D3F"/>
-          <w:kern w:val="0"/>
-          <w:sz w:val="20"/>
-          <w:szCs w:val="20"/>
-          <w:lang w:eastAsia="en-GB"/>
-          <w14:ligatures w14:val="none"/>
-        </w:rPr>
-        <w:t>tab</w:t>
-      </w:r>
-      <w:r>
-        <w:rPr>
-          <w:rFonts w:asciiTheme="majorBidi" w:eastAsia="Times New Roman" w:hAnsiTheme="majorBidi" w:cstheme="majorBidi"/>
-          <w:color w:val="373D3F"/>
-          <w:kern w:val="0"/>
-          <w:sz w:val="20"/>
-          <w:szCs w:val="20"/>
-          <w:lang w:eastAsia="en-GB"/>
-          <w14:ligatures w14:val="none"/>
-        </w:rPr>
-        <w:t xml:space="preserve"> shall show a large timer in the </w:t>
-      </w:r>
-      <w:proofErr w:type="spellStart"/>
-      <w:r>
-        <w:rPr>
-          <w:rFonts w:asciiTheme="majorBidi" w:eastAsia="Times New Roman" w:hAnsiTheme="majorBidi" w:cstheme="majorBidi"/>
-          <w:color w:val="373D3F"/>
-          <w:kern w:val="0"/>
-          <w:sz w:val="20"/>
-          <w:szCs w:val="20"/>
-          <w:lang w:eastAsia="en-GB"/>
-          <w14:ligatures w14:val="none"/>
-        </w:rPr>
-        <w:t>center</w:t>
-      </w:r>
-      <w:proofErr w:type="spellEnd"/>
-      <w:r>
-        <w:rPr>
-          <w:rFonts w:asciiTheme="majorBidi" w:eastAsia="Times New Roman" w:hAnsiTheme="majorBidi" w:cstheme="majorBidi"/>
-          <w:color w:val="373D3F"/>
-          <w:kern w:val="0"/>
-          <w:sz w:val="20"/>
-          <w:szCs w:val="20"/>
-          <w:lang w:eastAsia="en-GB"/>
-          <w14:ligatures w14:val="none"/>
-        </w:rPr>
-        <w:t xml:space="preserve"> with a button below it to begin counting time. Above the timer, there shall be an editable textbox which can be used to assign the run a categor</w:t>
-      </w:r>
-      <w:r>
-        <w:rPr>
-          <w:rFonts w:asciiTheme="majorBidi" w:eastAsia="Times New Roman" w:hAnsiTheme="majorBidi" w:cstheme="majorBidi"/>
-          <w:color w:val="373D3F"/>
-          <w:kern w:val="0"/>
-          <w:sz w:val="20"/>
-          <w:szCs w:val="20"/>
-          <w:lang w:eastAsia="en-GB"/>
-          <w14:ligatures w14:val="none"/>
-        </w:rPr>
-        <w:t>y</w:t>
-      </w:r>
-      <w:r>
-        <w:rPr>
-          <w:rFonts w:asciiTheme="majorBidi" w:eastAsia="Times New Roman" w:hAnsiTheme="majorBidi" w:cstheme="majorBidi"/>
-          <w:color w:val="373D3F"/>
-          <w:kern w:val="0"/>
-          <w:sz w:val="20"/>
-          <w:szCs w:val="20"/>
-          <w:lang w:eastAsia="en-GB"/>
-          <w14:ligatures w14:val="none"/>
-        </w:rPr>
-        <w:t>. Upon pressing the button, the timer shall immediately start counting time, and the start button shall be replaced with a “Pause” button, to its left there shall be a “Split” button and</w:t>
-      </w:r>
-      <w:r>
-        <w:rPr>
-          <w:rFonts w:asciiTheme="majorBidi" w:eastAsia="Times New Roman" w:hAnsiTheme="majorBidi" w:cstheme="majorBidi"/>
-          <w:color w:val="373D3F"/>
-          <w:kern w:val="0"/>
-          <w:sz w:val="20"/>
-          <w:szCs w:val="20"/>
-          <w:lang w:eastAsia="en-GB"/>
-          <w14:ligatures w14:val="none"/>
-        </w:rPr>
-        <w:t xml:space="preserve"> </w:t>
-      </w:r>
-      <w:r>
-        <w:rPr>
-          <w:rFonts w:asciiTheme="majorBidi" w:eastAsia="Times New Roman" w:hAnsiTheme="majorBidi" w:cstheme="majorBidi"/>
-          <w:color w:val="373D3F"/>
-          <w:kern w:val="0"/>
-          <w:sz w:val="20"/>
-          <w:szCs w:val="20"/>
-          <w:lang w:eastAsia="en-GB"/>
-          <w14:ligatures w14:val="none"/>
-        </w:rPr>
-        <w:t>to its left there shall be a “Stop” button. Pressing the “Split” button shall immediately add a split to the run at the</w:t>
-      </w:r>
-      <w:r>
-        <w:rPr>
-          <w:rFonts w:asciiTheme="majorBidi" w:eastAsia="Times New Roman" w:hAnsiTheme="majorBidi" w:cstheme="majorBidi"/>
-          <w:color w:val="373D3F"/>
-          <w:kern w:val="0"/>
-          <w:sz w:val="20"/>
-          <w:szCs w:val="20"/>
-          <w:lang w:eastAsia="en-GB"/>
-          <w14:ligatures w14:val="none"/>
-        </w:rPr>
-        <w:t xml:space="preserve"> current timestamp. Pressing the “Pause” button shall immediately stop the stopwatch, with the possibility to resume it later with the same button. Pressing the “Stop” button shall stop the stopwatch entirely and save the run.</w:t>
-      </w:r>
-    </w:p>
-    <w:p>
-      <w:pPr>
-        <w:shd w:val="clear" w:color="auto" w:fill="FFFFFF"/>
-        <w:spacing w:before="240" w:after="0" w:line="240" w:lineRule="auto"/>
-        <w:jc w:val="both"/>
-        <w:rPr>
-          <w:rFonts w:asciiTheme="majorBidi" w:eastAsia="Times New Roman" w:hAnsiTheme="majorBidi" w:cstheme="majorBidi"/>
-          <w:color w:val="373D3F"/>
-          <w:kern w:val="0"/>
-          <w:sz w:val="20"/>
-          <w:szCs w:val="20"/>
-          <w:lang w:eastAsia="en-GB"/>
-          <w14:ligatures w14:val="none"/>
-        </w:rPr>
-      </w:pPr>
-      <w:r>
-        <w:rPr>
-          <w:rFonts w:asciiTheme="majorBidi" w:eastAsia="Times New Roman" w:hAnsiTheme="majorBidi" w:cstheme="majorBidi"/>
-          <w:color w:val="373D3F"/>
-          <w:kern w:val="0"/>
-          <w:sz w:val="20"/>
-          <w:szCs w:val="20"/>
-          <w:lang w:eastAsia="en-GB"/>
-          <w14:ligatures w14:val="none"/>
-        </w:rPr>
-        <w:t xml:space="preserve">The </w:t>
-      </w:r>
-      <w:r>
-        <w:rPr>
-          <w:rFonts w:asciiTheme="majorBidi" w:eastAsia="Times New Roman" w:hAnsiTheme="majorBidi" w:cstheme="majorBidi"/>
-          <w:b/>
-          <w:bCs/>
-          <w:color w:val="373D3F"/>
-          <w:kern w:val="0"/>
-          <w:sz w:val="20"/>
-          <w:szCs w:val="20"/>
-          <w:lang w:eastAsia="en-GB"/>
-          <w14:ligatures w14:val="none"/>
-        </w:rPr>
-        <w:t>Past runs</w:t>
-      </w:r>
-      <w:r>
-        <w:rPr>
-          <w:rFonts w:asciiTheme="majorBidi" w:eastAsia="Times New Roman" w:hAnsiTheme="majorBidi" w:cstheme="majorBidi"/>
-          <w:color w:val="373D3F"/>
-          <w:kern w:val="0"/>
-          <w:sz w:val="20"/>
-          <w:szCs w:val="20"/>
-          <w:lang w:eastAsia="en-GB"/>
-          <w14:ligatures w14:val="none"/>
-        </w:rPr>
-        <w:t xml:space="preserve"> tab shall show a list of categories along with the number of runs in each of them. Upon clicking any list element, the tab shall show a list of all runs</w:t>
-      </w:r>
-      <w:r>
-        <w:rPr>
-          <w:rFonts w:asciiTheme="majorBidi" w:eastAsia="Times New Roman" w:hAnsiTheme="majorBidi" w:cstheme="majorBidi"/>
-          <w:color w:val="373D3F"/>
-          <w:kern w:val="0"/>
-          <w:sz w:val="20"/>
-          <w:szCs w:val="20"/>
-          <w:lang w:eastAsia="en-GB"/>
-          <w14:ligatures w14:val="none"/>
-        </w:rPr>
-        <w:t xml:space="preserve"> in that category</w:t>
-      </w:r>
-      <w:r>
-        <w:rPr>
-          <w:rFonts w:asciiTheme="majorBidi" w:eastAsia="Times New Roman" w:hAnsiTheme="majorBidi" w:cstheme="majorBidi"/>
-          <w:color w:val="373D3F"/>
-          <w:kern w:val="0"/>
-          <w:sz w:val="20"/>
-          <w:szCs w:val="20"/>
-          <w:lang w:eastAsia="en-GB"/>
-          <w14:ligatures w14:val="none"/>
-        </w:rPr>
-        <w:t>, sorted chronologically.</w:t>
-      </w:r>
-      <w:r>
-        <w:rPr>
-          <w:rFonts w:asciiTheme="majorBidi" w:eastAsia="Times New Roman" w:hAnsiTheme="majorBidi" w:cstheme="majorBidi"/>
-          <w:color w:val="373D3F"/>
-          <w:kern w:val="0"/>
-          <w:sz w:val="20"/>
-          <w:szCs w:val="20"/>
-          <w:lang w:eastAsia="en-GB"/>
-          <w14:ligatures w14:val="none"/>
-        </w:rPr>
-        <w:t xml:space="preserve"> The top bar shall display an “Export category” button which, after confirmation, shall allow the user to export all runs in that category as an Excel spreadsheet.</w:t>
-      </w:r>
-    </w:p>
-    <w:p>
-      <w:pPr>
-        <w:shd w:val="clear" w:color="auto" w:fill="FFFFFF"/>
-        <w:spacing w:before="240" w:after="0" w:line="240" w:lineRule="auto"/>
-        <w:jc w:val="both"/>
-        <w:rPr>
-          <w:rFonts w:asciiTheme="majorBidi" w:eastAsia="Times New Roman" w:hAnsiTheme="majorBidi" w:cstheme="majorBidi"/>
-          <w:color w:val="373D3F"/>
-          <w:kern w:val="0"/>
-          <w:sz w:val="20"/>
-          <w:szCs w:val="20"/>
-          <w:lang w:eastAsia="en-GB"/>
-          <w14:ligatures w14:val="none"/>
-        </w:rPr>
-      </w:pPr>
-      <w:r>
-        <w:rPr>
-          <w:rFonts w:asciiTheme="majorBidi" w:eastAsia="Times New Roman" w:hAnsiTheme="majorBidi" w:cstheme="majorBidi"/>
-          <w:color w:val="373D3F"/>
-          <w:kern w:val="0"/>
-          <w:sz w:val="20"/>
-          <w:szCs w:val="20"/>
-          <w:lang w:eastAsia="en-GB"/>
-          <w14:ligatures w14:val="none"/>
-        </w:rPr>
-        <w:t xml:space="preserve">The </w:t>
-      </w:r>
-      <w:r>
-        <w:rPr>
-          <w:rFonts w:asciiTheme="majorBidi" w:eastAsia="Times New Roman" w:hAnsiTheme="majorBidi" w:cstheme="majorBidi"/>
-          <w:b/>
-          <w:bCs/>
-          <w:color w:val="373D3F"/>
-          <w:kern w:val="0"/>
-          <w:sz w:val="20"/>
-          <w:szCs w:val="20"/>
-          <w:lang w:eastAsia="en-GB"/>
-          <w14:ligatures w14:val="none"/>
-        </w:rPr>
-        <w:t>About</w:t>
-      </w:r>
-      <w:r>
-        <w:rPr>
-          <w:rFonts w:asciiTheme="majorBidi" w:eastAsia="Times New Roman" w:hAnsiTheme="majorBidi" w:cstheme="majorBidi"/>
-          <w:color w:val="373D3F"/>
-          <w:kern w:val="0"/>
-          <w:sz w:val="20"/>
-          <w:szCs w:val="20"/>
-          <w:lang w:eastAsia="en-GB"/>
-          <w14:ligatures w14:val="none"/>
-        </w:rPr>
-        <w:t xml:space="preserve"> tab shall show a static screen of text, describing the app, its basic features and how to access them. Below that text, there shall be short credits and information about the developers and tools used to make the app.</w:t>
-      </w:r>
-    </w:p>
-    <w:p>
-      <w:pPr>
-        <w:shd w:val="clear" w:color="auto" w:fill="FFFFFF"/>
-        <w:spacing w:before="240" w:after="0" w:line="240" w:lineRule="auto"/>
-        <w:jc w:val="both"/>
-        <w:rPr>
-          <w:rFonts w:asciiTheme="majorBidi" w:eastAsia="Times New Roman" w:hAnsiTheme="majorBidi" w:cstheme="majorBidi"/>
-          <w:color w:val="373D3F"/>
-          <w:kern w:val="0"/>
-          <w:sz w:val="20"/>
-          <w:szCs w:val="20"/>
-          <w:lang w:eastAsia="en-GB"/>
-          <w14:ligatures w14:val="none"/>
-        </w:rPr>
-      </w:pPr>
-      <w:r>
-        <w:rPr>
-          <w:rFonts w:asciiTheme="majorBidi" w:eastAsia="Times New Roman" w:hAnsiTheme="majorBidi" w:cstheme="majorBidi"/>
-          <w:color w:val="0000FF"/>
-          <w:kern w:val="0"/>
-          <w:sz w:val="20"/>
-          <w:szCs w:val="20"/>
-          <w:lang w:eastAsia="en-GB"/>
-          <w14:ligatures w14:val="none"/>
-        </w:rPr>
-        <w:t xml:space="preserve">«Describe the </w:t>
-      </w:r>
-      <w:proofErr w:type="gramStart"/>
-      <w:r>
-        <w:rPr>
-          <w:rFonts w:asciiTheme="majorBidi" w:eastAsia="Times New Roman" w:hAnsiTheme="majorBidi" w:cstheme="majorBidi"/>
-          <w:color w:val="0000FF"/>
-          <w:kern w:val="0"/>
-          <w:sz w:val="20"/>
-          <w:szCs w:val="20"/>
-          <w:lang w:eastAsia="en-GB"/>
-          <w14:ligatures w14:val="none"/>
-        </w:rPr>
-        <w:t>high level</w:t>
-      </w:r>
-      <w:proofErr w:type="gramEnd"/>
-      <w:r>
-        <w:rPr>
-          <w:rFonts w:asciiTheme="majorBidi" w:eastAsia="Times New Roman" w:hAnsiTheme="majorBidi" w:cstheme="majorBidi"/>
-          <w:color w:val="0000FF"/>
-          <w:kern w:val="0"/>
-          <w:sz w:val="20"/>
-          <w:szCs w:val="20"/>
-          <w:lang w:eastAsia="en-GB"/>
-          <w14:ligatures w14:val="none"/>
-        </w:rPr>
-        <w:t xml:space="preserve"> functionality of the system from the user’s perspective. Explain how the user should be able to use your system to complete all the expected features and the feedback information that will be displayed for the user (for each screen the user will see). For example, specify whether it is GUI or </w:t>
-      </w:r>
-      <w:proofErr w:type="gramStart"/>
-      <w:r>
-        <w:rPr>
-          <w:rFonts w:asciiTheme="majorBidi" w:eastAsia="Times New Roman" w:hAnsiTheme="majorBidi" w:cstheme="majorBidi"/>
-          <w:color w:val="0000FF"/>
-          <w:kern w:val="0"/>
-          <w:sz w:val="20"/>
-          <w:szCs w:val="20"/>
-          <w:lang w:eastAsia="en-GB"/>
-          <w14:ligatures w14:val="none"/>
-        </w:rPr>
-        <w:t>text based</w:t>
-      </w:r>
-      <w:proofErr w:type="gramEnd"/>
-      <w:r>
-        <w:rPr>
-          <w:rFonts w:asciiTheme="majorBidi" w:eastAsia="Times New Roman" w:hAnsiTheme="majorBidi" w:cstheme="majorBidi"/>
-          <w:color w:val="0000FF"/>
-          <w:kern w:val="0"/>
-          <w:sz w:val="20"/>
-          <w:szCs w:val="20"/>
-          <w:lang w:eastAsia="en-GB"/>
-          <w14:ligatures w14:val="none"/>
-        </w:rPr>
-        <w:t xml:space="preserve"> interface and how at high level it would work. Discuss at high level how user will interact with the game such as clicking buttons, typing in some selection character, etc.»</w:t>
-      </w:r>
-    </w:p>
-    <w:p>
-      <w:pPr>
-        <w:shd w:val="clear" w:color="auto" w:fill="FFFFFF"/>
-        <w:spacing w:before="240" w:after="0" w:line="240" w:lineRule="auto"/>
-        <w:jc w:val="both"/>
-        <w:rPr>
-          <w:rFonts w:asciiTheme="majorBidi" w:eastAsia="Times New Roman" w:hAnsiTheme="majorBidi" w:cstheme="majorBidi"/>
-          <w:color w:val="373D3F"/>
-          <w:kern w:val="0"/>
-          <w:sz w:val="20"/>
-          <w:szCs w:val="20"/>
-          <w:lang w:eastAsia="en-GB"/>
-          <w14:ligatures w14:val="none"/>
-        </w:rPr>
-      </w:pPr>
-      <w:r>
-        <w:rPr>
-          <w:rFonts w:asciiTheme="majorBidi" w:eastAsia="Times New Roman" w:hAnsiTheme="majorBidi" w:cstheme="majorBidi"/>
-          <w:color w:val="0000FF"/>
-          <w:kern w:val="0"/>
-          <w:sz w:val="20"/>
-          <w:szCs w:val="20"/>
-          <w:lang w:eastAsia="en-GB"/>
-          <w14:ligatures w14:val="none"/>
-        </w:rPr>
-        <w:t>«Describe the minimum requirements for the interface. This may include some sample screen images whether for text or GUI approach, any GUI standards or product family style guides that are to be followed, screen layout constraints, for GUI standard buttons and functions (e.g., help) that must appear on every screen, keyboard shortcuts, error message display standards, and so on»</w:t>
-      </w:r>
-    </w:p>
-    <w:p>
-      <w:pPr>
-        <w:shd w:val="clear" w:color="auto" w:fill="FFFFFF"/>
-        <w:spacing w:before="240" w:after="0" w:line="240" w:lineRule="auto"/>
-        <w:jc w:val="both"/>
-        <w:rPr>
-          <w:rFonts w:asciiTheme="majorBidi" w:eastAsia="Times New Roman" w:hAnsiTheme="majorBidi" w:cstheme="majorBidi"/>
-          <w:b/>
-          <w:bCs/>
-          <w:color w:val="373D3F"/>
-          <w:kern w:val="0"/>
-          <w:sz w:val="20"/>
-          <w:szCs w:val="20"/>
-          <w:lang w:eastAsia="en-GB"/>
-          <w14:ligatures w14:val="none"/>
-        </w:rPr>
-      </w:pPr>
-      <w:r>
-        <w:rPr>
-          <w:rFonts w:asciiTheme="majorBidi" w:eastAsia="Times New Roman" w:hAnsiTheme="majorBidi" w:cstheme="majorBidi"/>
-          <w:b/>
-          <w:bCs/>
-          <w:color w:val="373D3F"/>
-          <w:kern w:val="0"/>
-          <w:sz w:val="20"/>
-          <w:szCs w:val="20"/>
-          <w:lang w:eastAsia="en-GB"/>
-          <w14:ligatures w14:val="none"/>
-        </w:rPr>
-        <w:t>4.2. Hardware Interfaces</w:t>
-      </w:r>
-    </w:p>
-    <w:p>
-      <w:pPr>
-        <w:shd w:val="clear" w:color="auto" w:fill="FFFFFF"/>
-        <w:spacing w:before="240" w:after="0" w:line="240" w:lineRule="auto"/>
-        <w:jc w:val="both"/>
-        <w:rPr>
-          <w:rFonts w:asciiTheme="majorBidi" w:eastAsia="Times New Roman" w:hAnsiTheme="majorBidi" w:cstheme="majorBidi"/>
-          <w:color w:val="373D3F"/>
-          <w:kern w:val="0"/>
-          <w:sz w:val="20"/>
-          <w:szCs w:val="20"/>
-          <w:lang w:eastAsia="en-GB"/>
-          <w14:ligatures w14:val="none"/>
-        </w:rPr>
-      </w:pPr>
-      <w:r>
-        <w:rPr>
-          <w:rFonts w:asciiTheme="majorBidi" w:eastAsia="Times New Roman" w:hAnsiTheme="majorBidi" w:cstheme="majorBidi"/>
-          <w:color w:val="373D3F"/>
-          <w:kern w:val="0"/>
-          <w:sz w:val="20"/>
-          <w:szCs w:val="20"/>
-          <w:lang w:eastAsia="en-GB"/>
-          <w14:ligatures w14:val="none"/>
-        </w:rPr>
-        <w:t>Hardware interfacing shall be handled by the Godot Engine built-in implementations for Android.</w:t>
-      </w:r>
-    </w:p>
-    <w:p>
-      <w:pPr>
-        <w:shd w:val="clear" w:color="auto" w:fill="FFFFFF"/>
-        <w:spacing w:before="240" w:after="0" w:line="240" w:lineRule="auto"/>
-        <w:jc w:val="both"/>
-        <w:rPr>
-          <w:rFonts w:asciiTheme="majorBidi" w:eastAsia="Times New Roman" w:hAnsiTheme="majorBidi" w:cstheme="majorBidi"/>
-          <w:color w:val="373D3F"/>
-          <w:kern w:val="0"/>
-          <w:sz w:val="20"/>
-          <w:szCs w:val="20"/>
-          <w:lang w:eastAsia="en-GB"/>
-          <w14:ligatures w14:val="none"/>
-        </w:rPr>
-      </w:pPr>
-      <w:r>
-        <w:rPr>
-          <w:rFonts w:asciiTheme="majorBidi" w:eastAsia="Times New Roman" w:hAnsiTheme="majorBidi" w:cstheme="majorBidi"/>
-          <w:color w:val="0000FF"/>
-          <w:kern w:val="0"/>
-          <w:sz w:val="20"/>
-          <w:szCs w:val="20"/>
-          <w:lang w:eastAsia="en-GB"/>
-          <w14:ligatures w14:val="none"/>
-        </w:rPr>
-        <w:t xml:space="preserve">«Describe the logical and physical characteristics of each interface between the software product and the hardware components of the system. This may include the supported device types, the nature of the data and control interactions between the software and the hardware, and communication protocols to be </w:t>
-      </w:r>
-      <w:proofErr w:type="gramStart"/>
-      <w:r>
-        <w:rPr>
-          <w:rFonts w:asciiTheme="majorBidi" w:eastAsia="Times New Roman" w:hAnsiTheme="majorBidi" w:cstheme="majorBidi"/>
-          <w:color w:val="0000FF"/>
-          <w:kern w:val="0"/>
-          <w:sz w:val="20"/>
-          <w:szCs w:val="20"/>
-          <w:lang w:eastAsia="en-GB"/>
-          <w14:ligatures w14:val="none"/>
-        </w:rPr>
-        <w:t>used.»</w:t>
-      </w:r>
-      <w:proofErr w:type="gramEnd"/>
+        <w:t>«Describe the logical and physical characteristics of each interface between the software product and the hardware components of the system. This may include the supported device types, the nature of the data and control interactions between the software and the hardware, and communication protocols to be used.»</w:t>
+      </w:r>
     </w:p>
     <w:p>
       <w:pPr>
@@ -4394,9 +3881,54 @@
           <w:lang w:eastAsia="en-GB"/>
           <w14:ligatures w14:val="none"/>
         </w:rPr>
-        <w:t xml:space="preserve">«Describe the connections between this product and other specific software components (name and version), including databases, interpreters, operating systems, tools, libraries, and integrated commercial components. Identify the data items or messages coming into the system and going out and describe the purpose of each. Describe the services needed and the nature of communications. Identify data that will be shared across software components. If the data sharing mechanism must be implemented in a specific way (for example, use of a global data area in a multitasking operating system), specify this as an implementation </w:t>
-      </w:r>
-      <w:proofErr w:type="gramStart"/>
+        <w:t>«Describe the connections between this product and other specific software components (name and version), including databases, interpreters, operating systems, tools, libraries, and integrated commercial components. Identify the data items or messages coming into the system and going out and describe the purpose of each. Describe the services needed and the nature of communications. Identify data that will be shared across software components. If the data sharing mechanism must be implemented in a specific way (for example, use of a global data area in a multitasking operating system), specify this as an implementation constraint.»</w:t>
+      </w:r>
+    </w:p>
+    <w:p>
+      <w:pPr>
+        <w:shd w:val="clear" w:color="auto" w:fill="FFFFFF"/>
+        <w:spacing w:before="240" w:after="0" w:line="240" w:lineRule="auto"/>
+        <w:jc w:val="both"/>
+        <w:rPr>
+          <w:rFonts w:asciiTheme="majorBidi" w:eastAsia="Times New Roman" w:hAnsiTheme="majorBidi" w:cstheme="majorBidi"/>
+          <w:color w:val="373D3F"/>
+          <w:kern w:val="0"/>
+          <w:sz w:val="20"/>
+          <w:szCs w:val="20"/>
+          <w:lang w:eastAsia="en-GB"/>
+          <w14:ligatures w14:val="none"/>
+        </w:rPr>
+      </w:pPr>
+      <w:r>
+        <w:rPr>
+          <w:rFonts w:asciiTheme="majorBidi" w:eastAsia="Times New Roman" w:hAnsiTheme="majorBidi" w:cstheme="majorBidi"/>
+          <w:b/>
+          <w:bCs/>
+          <w:color w:val="373D3F"/>
+          <w:kern w:val="0"/>
+          <w:sz w:val="20"/>
+          <w:szCs w:val="20"/>
+          <w:lang w:eastAsia="en-GB"/>
+          <w14:ligatures w14:val="none"/>
+        </w:rPr>
+        <w:t>5. System Features/Modules</w:t>
+      </w:r>
+    </w:p>
+    <w:p>
+      <w:pPr>
+        <w:shd w:val="clear" w:color="auto" w:fill="FFFFFF"/>
+        <w:spacing w:before="240" w:after="0" w:line="240" w:lineRule="auto"/>
+        <w:jc w:val="both"/>
+        <w:rPr>
+          <w:rFonts w:asciiTheme="majorBidi" w:eastAsia="Times New Roman" w:hAnsiTheme="majorBidi" w:cstheme="majorBidi"/>
+          <w:color w:val="373D3F"/>
+          <w:kern w:val="0"/>
+          <w:sz w:val="20"/>
+          <w:szCs w:val="20"/>
+          <w:lang w:eastAsia="en-GB"/>
+          <w14:ligatures w14:val="none"/>
+        </w:rPr>
+      </w:pPr>
       <w:r>
         <w:rPr>
           <w:rFonts w:asciiTheme="majorBidi" w:eastAsia="Times New Roman" w:hAnsiTheme="majorBidi" w:cstheme="majorBidi"/>
@@ -4407,38 +3939,111 @@
           <w:lang w:eastAsia="en-GB"/>
           <w14:ligatures w14:val="none"/>
         </w:rPr>
-        <w:t>constraint.»</w:t>
-      </w:r>
-      <w:proofErr w:type="gramEnd"/>
-    </w:p>
-    <w:p>
-      <w:pPr>
-        <w:shd w:val="clear" w:color="auto" w:fill="FFFFFF"/>
-        <w:spacing w:before="240" w:after="0" w:line="240" w:lineRule="auto"/>
-        <w:jc w:val="both"/>
-        <w:rPr>
-          <w:rFonts w:asciiTheme="majorBidi" w:eastAsia="Times New Roman" w:hAnsiTheme="majorBidi" w:cstheme="majorBidi"/>
-          <w:color w:val="373D3F"/>
-          <w:kern w:val="0"/>
-          <w:sz w:val="20"/>
-          <w:szCs w:val="20"/>
-          <w:lang w:eastAsia="en-GB"/>
-          <w14:ligatures w14:val="none"/>
-        </w:rPr>
-      </w:pPr>
-      <w:r>
-        <w:rPr>
-          <w:rFonts w:asciiTheme="majorBidi" w:eastAsia="Times New Roman" w:hAnsiTheme="majorBidi" w:cstheme="majorBidi"/>
-          <w:b/>
-          <w:bCs/>
-          <w:color w:val="373D3F"/>
-          <w:kern w:val="0"/>
-          <w:sz w:val="20"/>
-          <w:szCs w:val="20"/>
-          <w:lang w:eastAsia="en-GB"/>
-          <w14:ligatures w14:val="none"/>
-        </w:rPr>
-        <w:t>5. System Features/Modules</w:t>
+        <w:t>«This template illustrates organizing the functional requirements for the product by system features, the major services provided by the product.»</w:t>
+      </w:r>
+    </w:p>
+    <w:p>
+      <w:pPr>
+        <w:shd w:val="clear" w:color="auto" w:fill="FFFFFF"/>
+        <w:spacing w:before="240" w:after="0" w:line="240" w:lineRule="auto"/>
+        <w:jc w:val="both"/>
+        <w:rPr>
+          <w:rFonts w:asciiTheme="majorBidi" w:eastAsia="Times New Roman" w:hAnsiTheme="majorBidi" w:cstheme="majorBidi"/>
+          <w:color w:val="000000" w:themeColor="text1"/>
+          <w:kern w:val="0"/>
+          <w:sz w:val="20"/>
+          <w:szCs w:val="20"/>
+          <w:lang w:eastAsia="en-GB"/>
+          <w14:ligatures w14:val="none"/>
+        </w:rPr>
+      </w:pPr>
+      <w:r>
+        <w:rPr>
+          <w:rFonts w:asciiTheme="majorBidi" w:eastAsia="Times New Roman" w:hAnsiTheme="majorBidi" w:cstheme="majorBidi"/>
+          <w:b/>
+          <w:bCs/>
+          <w:color w:val="373D3F"/>
+          <w:kern w:val="0"/>
+          <w:sz w:val="20"/>
+          <w:szCs w:val="20"/>
+          <w:lang w:eastAsia="en-GB"/>
+          <w14:ligatures w14:val="none"/>
+        </w:rPr>
+        <w:t>5.1. </w:t>
+      </w:r>
+      <w:r>
+        <w:rPr>
+          <w:rFonts w:asciiTheme="majorBidi" w:eastAsia="Times New Roman" w:hAnsiTheme="majorBidi" w:cstheme="majorBidi"/>
+          <w:b/>
+          <w:bCs/>
+          <w:color w:val="000000" w:themeColor="text1"/>
+          <w:kern w:val="0"/>
+          <w:sz w:val="20"/>
+          <w:szCs w:val="20"/>
+          <w:lang w:eastAsia="en-GB"/>
+          <w14:ligatures w14:val="none"/>
+        </w:rPr>
+        <w:t>Stopwatch</w:t>
+      </w:r>
+    </w:p>
+    <w:p>
+      <w:pPr>
+        <w:shd w:val="clear" w:color="auto" w:fill="FFFFFF"/>
+        <w:spacing w:before="240" w:after="0" w:line="240" w:lineRule="auto"/>
+        <w:jc w:val="both"/>
+        <w:rPr>
+          <w:rFonts w:asciiTheme="majorBidi" w:eastAsia="Times New Roman" w:hAnsiTheme="majorBidi" w:cstheme="majorBidi"/>
+          <w:b/>
+          <w:bCs/>
+          <w:color w:val="373D3F"/>
+          <w:kern w:val="0"/>
+          <w:sz w:val="20"/>
+          <w:szCs w:val="20"/>
+          <w:lang w:eastAsia="en-GB"/>
+          <w14:ligatures w14:val="none"/>
+        </w:rPr>
+      </w:pPr>
+      <w:r>
+        <w:rPr>
+          <w:rFonts w:asciiTheme="majorBidi" w:eastAsia="Times New Roman" w:hAnsiTheme="majorBidi" w:cstheme="majorBidi"/>
+          <w:b/>
+          <w:bCs/>
+          <w:color w:val="373D3F"/>
+          <w:kern w:val="0"/>
+          <w:sz w:val="20"/>
+          <w:szCs w:val="20"/>
+          <w:lang w:eastAsia="en-GB"/>
+          <w14:ligatures w14:val="none"/>
+        </w:rPr>
+        <w:t>5.1.1 Description and Priority</w:t>
+      </w:r>
+    </w:p>
+    <w:p>
+      <w:pPr>
+        <w:shd w:val="clear" w:color="auto" w:fill="FFFFFF"/>
+        <w:spacing w:before="240" w:after="0" w:line="240" w:lineRule="auto"/>
+        <w:jc w:val="both"/>
+        <w:rPr>
+          <w:rFonts w:asciiTheme="majorBidi" w:eastAsia="Times New Roman" w:hAnsiTheme="majorBidi" w:cstheme="majorBidi"/>
+          <w:color w:val="373D3F"/>
+          <w:kern w:val="0"/>
+          <w:sz w:val="20"/>
+          <w:szCs w:val="20"/>
+          <w:lang w:eastAsia="en-GB"/>
+          <w14:ligatures w14:val="none"/>
+        </w:rPr>
+      </w:pPr>
+      <w:r>
+        <w:rPr>
+          <w:rFonts w:asciiTheme="majorBidi" w:eastAsia="Times New Roman" w:hAnsiTheme="majorBidi" w:cstheme="majorBidi"/>
+          <w:color w:val="000000" w:themeColor="text1"/>
+          <w:kern w:val="0"/>
+          <w:sz w:val="20"/>
+          <w:szCs w:val="20"/>
+          <w:lang w:eastAsia="en-GB"/>
+          <w14:ligatures w14:val="none"/>
+        </w:rPr>
+        <w:t>The stopwatch can be started, paused and stopped by direct user input, and its duration and start datetime (alongside splits) is saved after completion. It’s the main feature of the app, so its functionality is of highest priority.</w:t>
       </w:r>
     </w:p>
     <w:p>
@@ -4466,168 +4071,8 @@
           <w:lang w:eastAsia="en-GB"/>
           <w14:ligatures w14:val="none"/>
         </w:rPr>
-        <w:t xml:space="preserve">«This template illustrates organizing the functional requirements for the product by system features, the major services provided by the </w:t>
-      </w:r>
-      <w:proofErr w:type="gramStart"/>
-      <w:r>
-        <w:rPr>
-          <w:rFonts w:asciiTheme="majorBidi" w:eastAsia="Times New Roman" w:hAnsiTheme="majorBidi" w:cstheme="majorBidi"/>
-          <w:color w:val="0000FF"/>
-          <w:kern w:val="0"/>
-          <w:sz w:val="20"/>
-          <w:szCs w:val="20"/>
-          <w:lang w:eastAsia="en-GB"/>
-          <w14:ligatures w14:val="none"/>
-        </w:rPr>
-        <w:t>product.»</w:t>
-      </w:r>
-      <w:proofErr w:type="gramEnd"/>
-    </w:p>
-    <w:p>
-      <w:pPr>
-        <w:shd w:val="clear" w:color="auto" w:fill="FFFFFF"/>
-        <w:spacing w:before="240" w:after="0" w:line="240" w:lineRule="auto"/>
-        <w:jc w:val="both"/>
-        <w:rPr>
-          <w:rFonts w:asciiTheme="majorBidi" w:eastAsia="Times New Roman" w:hAnsiTheme="majorBidi" w:cstheme="majorBidi"/>
-          <w:color w:val="000000" w:themeColor="text1"/>
-          <w:kern w:val="0"/>
-          <w:sz w:val="20"/>
-          <w:szCs w:val="20"/>
-          <w:lang w:eastAsia="en-GB"/>
-          <w14:ligatures w14:val="none"/>
-        </w:rPr>
-      </w:pPr>
-      <w:r>
-        <w:rPr>
-          <w:rFonts w:asciiTheme="majorBidi" w:eastAsia="Times New Roman" w:hAnsiTheme="majorBidi" w:cstheme="majorBidi"/>
-          <w:b/>
-          <w:bCs/>
-          <w:color w:val="373D3F"/>
-          <w:kern w:val="0"/>
-          <w:sz w:val="20"/>
-          <w:szCs w:val="20"/>
-          <w:lang w:eastAsia="en-GB"/>
-          <w14:ligatures w14:val="none"/>
-        </w:rPr>
-        <w:t>5.1. </w:t>
-      </w:r>
-      <w:r>
-        <w:rPr>
-          <w:rFonts w:asciiTheme="majorBidi" w:eastAsia="Times New Roman" w:hAnsiTheme="majorBidi" w:cstheme="majorBidi"/>
-          <w:b/>
-          <w:bCs/>
-          <w:color w:val="000000" w:themeColor="text1"/>
-          <w:kern w:val="0"/>
-          <w:sz w:val="20"/>
-          <w:szCs w:val="20"/>
-          <w:lang w:eastAsia="en-GB"/>
-          <w14:ligatures w14:val="none"/>
-        </w:rPr>
-        <w:t>Stopwatch</w:t>
-      </w:r>
-    </w:p>
-    <w:p>
-      <w:pPr>
-        <w:shd w:val="clear" w:color="auto" w:fill="FFFFFF"/>
-        <w:spacing w:before="240" w:after="0" w:line="240" w:lineRule="auto"/>
-        <w:jc w:val="both"/>
-        <w:rPr>
-          <w:rFonts w:asciiTheme="majorBidi" w:eastAsia="Times New Roman" w:hAnsiTheme="majorBidi" w:cstheme="majorBidi"/>
-          <w:b/>
-          <w:bCs/>
-          <w:color w:val="373D3F"/>
-          <w:kern w:val="0"/>
-          <w:sz w:val="20"/>
-          <w:szCs w:val="20"/>
-          <w:lang w:eastAsia="en-GB"/>
-          <w14:ligatures w14:val="none"/>
-        </w:rPr>
-      </w:pPr>
-      <w:r>
-        <w:rPr>
-          <w:rFonts w:asciiTheme="majorBidi" w:eastAsia="Times New Roman" w:hAnsiTheme="majorBidi" w:cstheme="majorBidi"/>
-          <w:b/>
-          <w:bCs/>
-          <w:color w:val="373D3F"/>
-          <w:kern w:val="0"/>
-          <w:sz w:val="20"/>
-          <w:szCs w:val="20"/>
-          <w:lang w:eastAsia="en-GB"/>
-          <w14:ligatures w14:val="none"/>
-        </w:rPr>
-        <w:t>5.1.1 Description and Priority</w:t>
-      </w:r>
-    </w:p>
-    <w:p>
-      <w:pPr>
-        <w:shd w:val="clear" w:color="auto" w:fill="FFFFFF"/>
-        <w:spacing w:before="240" w:after="0" w:line="240" w:lineRule="auto"/>
-        <w:jc w:val="both"/>
-        <w:rPr>
-          <w:rFonts w:asciiTheme="majorBidi" w:eastAsia="Times New Roman" w:hAnsiTheme="majorBidi" w:cstheme="majorBidi"/>
-          <w:color w:val="373D3F"/>
-          <w:kern w:val="0"/>
-          <w:sz w:val="20"/>
-          <w:szCs w:val="20"/>
-          <w:lang w:eastAsia="en-GB"/>
-          <w14:ligatures w14:val="none"/>
-        </w:rPr>
-      </w:pPr>
-      <w:r>
-        <w:rPr>
-          <w:rFonts w:asciiTheme="majorBidi" w:eastAsia="Times New Roman" w:hAnsiTheme="majorBidi" w:cstheme="majorBidi"/>
-          <w:color w:val="000000" w:themeColor="text1"/>
-          <w:kern w:val="0"/>
-          <w:sz w:val="20"/>
-          <w:szCs w:val="20"/>
-          <w:lang w:eastAsia="en-GB"/>
-          <w14:ligatures w14:val="none"/>
-        </w:rPr>
-        <w:t>The stopwatch can be started, paused and stopped by direct user input, and its duration and start datetime (alongside splits) is saved after completion. It’s the main feature of the app, so its functionality is of highest priority.</w:t>
-      </w:r>
-    </w:p>
-    <w:p>
-      <w:pPr>
-        <w:shd w:val="clear" w:color="auto" w:fill="FFFFFF"/>
-        <w:spacing w:before="240" w:after="0" w:line="240" w:lineRule="auto"/>
-        <w:jc w:val="both"/>
-        <w:rPr>
-          <w:rFonts w:asciiTheme="majorBidi" w:eastAsia="Times New Roman" w:hAnsiTheme="majorBidi" w:cstheme="majorBidi"/>
-          <w:color w:val="373D3F"/>
-          <w:kern w:val="0"/>
-          <w:sz w:val="20"/>
-          <w:szCs w:val="20"/>
-          <w:lang w:eastAsia="en-GB"/>
-          <w14:ligatures w14:val="none"/>
-        </w:rPr>
-      </w:pPr>
-      <w:r>
-        <w:rPr>
-          <w:rFonts w:asciiTheme="majorBidi" w:eastAsia="Times New Roman" w:hAnsiTheme="majorBidi" w:cstheme="majorBidi"/>
-          <w:color w:val="0000FF"/>
-          <w:kern w:val="0"/>
-          <w:sz w:val="20"/>
-          <w:szCs w:val="20"/>
-          <w:lang w:eastAsia="en-GB"/>
-          <w14:ligatures w14:val="none"/>
-        </w:rPr>
-        <w:t xml:space="preserve">«Provide a short description of the feature. Give its priority, </w:t>
-      </w:r>
-      <w:proofErr w:type="gramStart"/>
-      <w:r>
-        <w:rPr>
-          <w:rFonts w:asciiTheme="majorBidi" w:eastAsia="Times New Roman" w:hAnsiTheme="majorBidi" w:cstheme="majorBidi"/>
-          <w:color w:val="0000FF"/>
-          <w:kern w:val="0"/>
-          <w:sz w:val="20"/>
-          <w:szCs w:val="20"/>
-          <w:lang w:eastAsia="en-GB"/>
-          <w14:ligatures w14:val="none"/>
-        </w:rPr>
-        <w:t>too.»</w:t>
-      </w:r>
-      <w:proofErr w:type="gramEnd"/>
+        <w:t>«Provide a short description of the feature. Give its priority, too.»</w:t>
+      </w:r>
     </w:p>
     <w:p>
       <w:pPr>
@@ -4860,33 +4305,7 @@
           <w14:ligatures w14:val="none"/>
         </w:rPr>
         <w:br/>
-        <w:t xml:space="preserve">Response: A toast is displayed, saying “Added a split at {time}!” where {time} is the timestamp of the timer </w:t>
-      </w:r>
-      <w:proofErr w:type="gramStart"/>
-      <w:r>
-        <w:rPr>
-          <w:rFonts w:asciiTheme="majorBidi" w:eastAsia="Times New Roman" w:hAnsiTheme="majorBidi" w:cstheme="majorBidi"/>
-          <w:color w:val="373D3F"/>
-          <w:kern w:val="0"/>
-          <w:sz w:val="20"/>
-          <w:szCs w:val="20"/>
-          <w:lang w:eastAsia="en-GB"/>
-          <w14:ligatures w14:val="none"/>
-        </w:rPr>
-        <w:t>at the moment</w:t>
-      </w:r>
-      <w:proofErr w:type="gramEnd"/>
-      <w:r>
-        <w:rPr>
-          <w:rFonts w:asciiTheme="majorBidi" w:eastAsia="Times New Roman" w:hAnsiTheme="majorBidi" w:cstheme="majorBidi"/>
-          <w:color w:val="373D3F"/>
-          <w:kern w:val="0"/>
-          <w:sz w:val="20"/>
-          <w:szCs w:val="20"/>
-          <w:lang w:eastAsia="en-GB"/>
-          <w14:ligatures w14:val="none"/>
-        </w:rPr>
-        <w:t xml:space="preserve"> of pressing the button.</w:t>
+        <w:t>Response: A toast is displayed, saying “Added a split at {time}!” where {time} is the timestamp of the timer at the moment of pressing the button.</w:t>
       </w:r>
     </w:p>
     <w:p>
@@ -5571,7 +4990,6 @@
           <w14:ligatures w14:val="none"/>
         </w:rPr>
       </w:pPr>
-      <w:proofErr w:type="gramStart"/>
       <w:r>
         <w:rPr>
           <w:rFonts w:asciiTheme="majorBidi" w:eastAsia="Times New Roman" w:hAnsiTheme="majorBidi" w:cstheme="majorBidi"/>
@@ -5582,9 +5000,20 @@
           <w:lang w:eastAsia="en-GB"/>
           <w14:ligatures w14:val="none"/>
         </w:rPr>
-        <w:t>«”Stimulus</w:t>
-      </w:r>
-      <w:proofErr w:type="gramEnd"/>
+        <w:t>«”Stimulus” or “Condition”»</w:t>
+      </w:r>
+      <w:r>
+        <w:rPr>
+          <w:rFonts w:asciiTheme="majorBidi" w:eastAsia="Times New Roman" w:hAnsiTheme="majorBidi" w:cstheme="majorBidi"/>
+          <w:color w:val="373D3F"/>
+          <w:kern w:val="0"/>
+          <w:sz w:val="20"/>
+          <w:szCs w:val="20"/>
+          <w:lang w:eastAsia="en-GB"/>
+          <w14:ligatures w14:val="none"/>
+        </w:rPr>
+        <w:t>: </w:t>
+      </w:r>
       <w:r>
         <w:rPr>
           <w:rFonts w:asciiTheme="majorBidi" w:eastAsia="Times New Roman" w:hAnsiTheme="majorBidi" w:cstheme="majorBidi"/>
@@ -5595,9 +5024,36 @@
           <w:lang w:eastAsia="en-GB"/>
           <w14:ligatures w14:val="none"/>
         </w:rPr>
-        <w:t>” or “</w:t>
-      </w:r>
-      <w:proofErr w:type="gramStart"/>
+        <w:t>«Describe the stimulus or condition»</w:t>
+      </w:r>
+    </w:p>
+    <w:p>
+      <w:pPr>
+        <w:shd w:val="clear" w:color="auto" w:fill="FFFFFF"/>
+        <w:spacing w:before="240" w:after="0" w:line="240" w:lineRule="auto"/>
+        <w:jc w:val="both"/>
+        <w:rPr>
+          <w:rFonts w:asciiTheme="majorBidi" w:eastAsia="Times New Roman" w:hAnsiTheme="majorBidi" w:cstheme="majorBidi"/>
+          <w:color w:val="373D3F"/>
+          <w:kern w:val="0"/>
+          <w:sz w:val="20"/>
+          <w:szCs w:val="20"/>
+          <w:lang w:eastAsia="en-GB"/>
+          <w14:ligatures w14:val="none"/>
+        </w:rPr>
+      </w:pPr>
+      <w:r>
+        <w:rPr>
+          <w:rFonts w:asciiTheme="majorBidi" w:eastAsia="Times New Roman" w:hAnsiTheme="majorBidi" w:cstheme="majorBidi"/>
+          <w:color w:val="373D3F"/>
+          <w:kern w:val="0"/>
+          <w:sz w:val="20"/>
+          <w:szCs w:val="20"/>
+          <w:lang w:eastAsia="en-GB"/>
+          <w14:ligatures w14:val="none"/>
+        </w:rPr>
+        <w:t>Response: </w:t>
+      </w:r>
       <w:r>
         <w:rPr>
           <w:rFonts w:asciiTheme="majorBidi" w:eastAsia="Times New Roman" w:hAnsiTheme="majorBidi" w:cstheme="majorBidi"/>
@@ -5608,9 +5064,200 @@
           <w:lang w:eastAsia="en-GB"/>
           <w14:ligatures w14:val="none"/>
         </w:rPr>
-        <w:t>Condition”»</w:t>
-      </w:r>
-      <w:proofErr w:type="gramEnd"/>
+        <w:t>«Describe the response»</w:t>
+      </w:r>
+    </w:p>
+    <w:p>
+      <w:pPr>
+        <w:shd w:val="clear" w:color="auto" w:fill="FFFFFF"/>
+        <w:spacing w:before="240" w:after="0" w:line="240" w:lineRule="auto"/>
+        <w:jc w:val="both"/>
+        <w:rPr>
+          <w:rFonts w:asciiTheme="majorBidi" w:eastAsia="Times New Roman" w:hAnsiTheme="majorBidi" w:cstheme="majorBidi"/>
+          <w:color w:val="373D3F"/>
+          <w:kern w:val="0"/>
+          <w:sz w:val="20"/>
+          <w:szCs w:val="20"/>
+          <w:lang w:eastAsia="en-GB"/>
+          <w14:ligatures w14:val="none"/>
+        </w:rPr>
+      </w:pPr>
+      <w:r>
+        <w:rPr>
+          <w:rFonts w:asciiTheme="majorBidi" w:eastAsia="Times New Roman" w:hAnsiTheme="majorBidi" w:cstheme="majorBidi"/>
+          <w:color w:val="0000FF"/>
+          <w:kern w:val="0"/>
+          <w:sz w:val="20"/>
+          <w:szCs w:val="20"/>
+          <w:lang w:eastAsia="en-GB"/>
+          <w14:ligatures w14:val="none"/>
+        </w:rPr>
+        <w:t>«Additional Stimulus/Response pairs as needed»</w:t>
+      </w:r>
+    </w:p>
+    <w:p>
+      <w:pPr>
+        <w:shd w:val="clear" w:color="auto" w:fill="FFFFFF"/>
+        <w:spacing w:before="240" w:after="0" w:line="240" w:lineRule="auto"/>
+        <w:jc w:val="both"/>
+        <w:rPr>
+          <w:rFonts w:asciiTheme="majorBidi" w:eastAsia="Times New Roman" w:hAnsiTheme="majorBidi" w:cstheme="majorBidi"/>
+          <w:color w:val="373D3F"/>
+          <w:kern w:val="0"/>
+          <w:sz w:val="20"/>
+          <w:szCs w:val="20"/>
+          <w:lang w:eastAsia="en-GB"/>
+          <w14:ligatures w14:val="none"/>
+        </w:rPr>
+      </w:pPr>
+      <w:r>
+        <w:rPr>
+          <w:rFonts w:asciiTheme="majorBidi" w:eastAsia="Times New Roman" w:hAnsiTheme="majorBidi" w:cstheme="majorBidi"/>
+          <w:b/>
+          <w:bCs/>
+          <w:color w:val="373D3F"/>
+          <w:kern w:val="0"/>
+          <w:sz w:val="20"/>
+          <w:szCs w:val="20"/>
+          <w:lang w:eastAsia="en-GB"/>
+          <w14:ligatures w14:val="none"/>
+        </w:rPr>
+        <w:t>5.1.3 Functional Requirements</w:t>
+      </w:r>
+    </w:p>
+    <w:p>
+      <w:pPr>
+        <w:shd w:val="clear" w:color="auto" w:fill="FFFFFF"/>
+        <w:spacing w:before="240" w:after="0" w:line="240" w:lineRule="auto"/>
+        <w:jc w:val="both"/>
+        <w:rPr>
+          <w:rFonts w:asciiTheme="majorBidi" w:eastAsia="Times New Roman" w:hAnsiTheme="majorBidi" w:cstheme="majorBidi"/>
+          <w:color w:val="373D3F"/>
+          <w:kern w:val="0"/>
+          <w:sz w:val="20"/>
+          <w:szCs w:val="20"/>
+          <w:lang w:eastAsia="en-GB"/>
+          <w14:ligatures w14:val="none"/>
+        </w:rPr>
+      </w:pPr>
+      <w:r>
+        <w:rPr>
+          <w:rFonts w:asciiTheme="majorBidi" w:eastAsia="Times New Roman" w:hAnsiTheme="majorBidi" w:cstheme="majorBidi"/>
+          <w:color w:val="0000FF"/>
+          <w:kern w:val="0"/>
+          <w:sz w:val="20"/>
+          <w:szCs w:val="20"/>
+          <w:lang w:eastAsia="en-GB"/>
+          <w14:ligatures w14:val="none"/>
+        </w:rPr>
+        <w:t>«Itemize the detailed functional requirements associated with this feature. These are the software capabilities that must be present in order for the user to carry out the services provided by the feature. Include how the product should respond to anticipated error conditions or invalid inputs. Requirements should be concise, complete, unambiguous, verifiable, and necessary. Each requirement should be uniquely identified with a sequence number or a meaningful tag of some kind.»</w:t>
+      </w:r>
+    </w:p>
+    <w:p>
+      <w:pPr>
+        <w:shd w:val="clear" w:color="auto" w:fill="FFFFFF"/>
+        <w:spacing w:before="240" w:after="0" w:line="240" w:lineRule="auto"/>
+        <w:jc w:val="both"/>
+        <w:rPr>
+          <w:rFonts w:asciiTheme="majorBidi" w:eastAsia="Times New Roman" w:hAnsiTheme="majorBidi" w:cstheme="majorBidi"/>
+          <w:color w:val="373D3F"/>
+          <w:kern w:val="0"/>
+          <w:sz w:val="20"/>
+          <w:szCs w:val="20"/>
+          <w:lang w:eastAsia="en-GB"/>
+          <w14:ligatures w14:val="none"/>
+        </w:rPr>
+      </w:pPr>
+      <w:r>
+        <w:rPr>
+          <w:rFonts w:asciiTheme="majorBidi" w:eastAsia="Times New Roman" w:hAnsiTheme="majorBidi" w:cstheme="majorBidi"/>
+          <w:color w:val="373D3F"/>
+          <w:kern w:val="0"/>
+          <w:sz w:val="20"/>
+          <w:szCs w:val="20"/>
+          <w:lang w:eastAsia="en-GB"/>
+          <w14:ligatures w14:val="none"/>
+        </w:rPr>
+        <w:t>REQ-1.1: </w:t>
+      </w:r>
+      <w:r>
+        <w:rPr>
+          <w:rFonts w:asciiTheme="majorBidi" w:eastAsia="Times New Roman" w:hAnsiTheme="majorBidi" w:cstheme="majorBidi"/>
+          <w:color w:val="373D3F"/>
+          <w:kern w:val="0"/>
+          <w:sz w:val="20"/>
+          <w:szCs w:val="20"/>
+          <w:lang w:eastAsia="en-GB"/>
+          <w14:ligatures w14:val="none"/>
+        </w:rPr>
+        <w:t>Upon pressing the “</w:t>
+      </w:r>
+      <w:r>
+        <w:rPr>
+          <w:rFonts w:asciiTheme="majorBidi" w:eastAsia="Times New Roman" w:hAnsiTheme="majorBidi" w:cstheme="majorBidi"/>
+          <w:b/>
+          <w:bCs/>
+          <w:color w:val="373D3F"/>
+          <w:kern w:val="0"/>
+          <w:sz w:val="20"/>
+          <w:szCs w:val="20"/>
+          <w:lang w:eastAsia="en-GB"/>
+          <w14:ligatures w14:val="none"/>
+        </w:rPr>
+        <w:t>Start Run</w:t>
+      </w:r>
+      <w:r>
+        <w:rPr>
+          <w:rFonts w:asciiTheme="majorBidi" w:eastAsia="Times New Roman" w:hAnsiTheme="majorBidi" w:cstheme="majorBidi"/>
+          <w:color w:val="373D3F"/>
+          <w:kern w:val="0"/>
+          <w:sz w:val="20"/>
+          <w:szCs w:val="20"/>
+          <w:lang w:eastAsia="en-GB"/>
+          <w14:ligatures w14:val="none"/>
+        </w:rPr>
+        <w:t>” button, the timer shall start measuring elapsed time.</w:t>
+      </w:r>
+    </w:p>
+    <w:p>
+      <w:pPr>
+        <w:shd w:val="clear" w:color="auto" w:fill="FFFFFF"/>
+        <w:spacing w:before="240" w:after="0" w:line="240" w:lineRule="auto"/>
+        <w:jc w:val="both"/>
+        <w:rPr>
+          <w:rFonts w:asciiTheme="majorBidi" w:eastAsia="Times New Roman" w:hAnsiTheme="majorBidi" w:cstheme="majorBidi"/>
+          <w:color w:val="373D3F"/>
+          <w:kern w:val="0"/>
+          <w:sz w:val="20"/>
+          <w:szCs w:val="20"/>
+          <w:lang w:eastAsia="en-GB"/>
+          <w14:ligatures w14:val="none"/>
+        </w:rPr>
+      </w:pPr>
+      <w:r>
+        <w:rPr>
+          <w:rFonts w:asciiTheme="majorBidi" w:eastAsia="Times New Roman" w:hAnsiTheme="majorBidi" w:cstheme="majorBidi"/>
+          <w:color w:val="373D3F"/>
+          <w:kern w:val="0"/>
+          <w:sz w:val="20"/>
+          <w:szCs w:val="20"/>
+          <w:lang w:eastAsia="en-GB"/>
+          <w14:ligatures w14:val="none"/>
+        </w:rPr>
+        <w:t>REQ-1.</w:t>
+      </w:r>
+      <w:r>
+        <w:rPr>
+          <w:rFonts w:asciiTheme="majorBidi" w:eastAsia="Times New Roman" w:hAnsiTheme="majorBidi" w:cstheme="majorBidi"/>
+          <w:color w:val="373D3F"/>
+          <w:kern w:val="0"/>
+          <w:sz w:val="20"/>
+          <w:szCs w:val="20"/>
+          <w:lang w:eastAsia="en-GB"/>
+          <w14:ligatures w14:val="none"/>
+        </w:rPr>
+        <w:t>2</w:t>
+      </w:r>
       <w:r>
         <w:rPr>
           <w:rFonts w:asciiTheme="majorBidi" w:eastAsia="Times New Roman" w:hAnsiTheme="majorBidi" w:cstheme="majorBidi"/>
@@ -5626,6 +5273,908 @@
       <w:r>
         <w:rPr>
           <w:rFonts w:asciiTheme="majorBidi" w:eastAsia="Times New Roman" w:hAnsiTheme="majorBidi" w:cstheme="majorBidi"/>
+          <w:color w:val="373D3F"/>
+          <w:kern w:val="0"/>
+          <w:sz w:val="20"/>
+          <w:szCs w:val="20"/>
+          <w:lang w:eastAsia="en-GB"/>
+          <w14:ligatures w14:val="none"/>
+        </w:rPr>
+        <w:t>Upon pressing the “</w:t>
+      </w:r>
+      <w:r>
+        <w:rPr>
+          <w:rFonts w:asciiTheme="majorBidi" w:eastAsia="Times New Roman" w:hAnsiTheme="majorBidi" w:cstheme="majorBidi"/>
+          <w:b/>
+          <w:bCs/>
+          <w:color w:val="373D3F"/>
+          <w:kern w:val="0"/>
+          <w:sz w:val="20"/>
+          <w:szCs w:val="20"/>
+          <w:lang w:eastAsia="en-GB"/>
+          <w14:ligatures w14:val="none"/>
+        </w:rPr>
+        <w:t>Split</w:t>
+      </w:r>
+      <w:r>
+        <w:rPr>
+          <w:rFonts w:asciiTheme="majorBidi" w:eastAsia="Times New Roman" w:hAnsiTheme="majorBidi" w:cstheme="majorBidi"/>
+          <w:color w:val="373D3F"/>
+          <w:kern w:val="0"/>
+          <w:sz w:val="20"/>
+          <w:szCs w:val="20"/>
+          <w:lang w:eastAsia="en-GB"/>
+          <w14:ligatures w14:val="none"/>
+        </w:rPr>
+        <w:t xml:space="preserve">” button, </w:t>
+      </w:r>
+      <w:r>
+        <w:rPr>
+          <w:rFonts w:asciiTheme="majorBidi" w:eastAsia="Times New Roman" w:hAnsiTheme="majorBidi" w:cstheme="majorBidi"/>
+          <w:color w:val="373D3F"/>
+          <w:kern w:val="0"/>
+          <w:sz w:val="20"/>
+          <w:szCs w:val="20"/>
+          <w:lang w:eastAsia="en-GB"/>
+          <w14:ligatures w14:val="none"/>
+        </w:rPr>
+        <w:t>a new split shall be added to the current run at the timestamp of the button being pressed</w:t>
+      </w:r>
+      <w:r>
+        <w:rPr>
+          <w:rFonts w:asciiTheme="majorBidi" w:eastAsia="Times New Roman" w:hAnsiTheme="majorBidi" w:cstheme="majorBidi"/>
+          <w:color w:val="373D3F"/>
+          <w:kern w:val="0"/>
+          <w:sz w:val="20"/>
+          <w:szCs w:val="20"/>
+          <w:lang w:eastAsia="en-GB"/>
+          <w14:ligatures w14:val="none"/>
+        </w:rPr>
+        <w:t>.</w:t>
+      </w:r>
+    </w:p>
+    <w:p>
+      <w:pPr>
+        <w:shd w:val="clear" w:color="auto" w:fill="FFFFFF"/>
+        <w:spacing w:before="240" w:after="0" w:line="240" w:lineRule="auto"/>
+        <w:jc w:val="both"/>
+        <w:rPr>
+          <w:rFonts w:asciiTheme="majorBidi" w:eastAsia="Times New Roman" w:hAnsiTheme="majorBidi" w:cstheme="majorBidi"/>
+          <w:color w:val="373D3F"/>
+          <w:kern w:val="0"/>
+          <w:sz w:val="20"/>
+          <w:szCs w:val="20"/>
+          <w:lang w:eastAsia="en-GB"/>
+          <w14:ligatures w14:val="none"/>
+        </w:rPr>
+      </w:pPr>
+      <w:r>
+        <w:rPr>
+          <w:rFonts w:asciiTheme="majorBidi" w:eastAsia="Times New Roman" w:hAnsiTheme="majorBidi" w:cstheme="majorBidi"/>
+          <w:color w:val="373D3F"/>
+          <w:kern w:val="0"/>
+          <w:sz w:val="20"/>
+          <w:szCs w:val="20"/>
+          <w:lang w:eastAsia="en-GB"/>
+          <w14:ligatures w14:val="none"/>
+        </w:rPr>
+        <w:t>REQ-1.</w:t>
+      </w:r>
+      <w:r>
+        <w:rPr>
+          <w:rFonts w:asciiTheme="majorBidi" w:eastAsia="Times New Roman" w:hAnsiTheme="majorBidi" w:cstheme="majorBidi"/>
+          <w:color w:val="373D3F"/>
+          <w:kern w:val="0"/>
+          <w:sz w:val="20"/>
+          <w:szCs w:val="20"/>
+          <w:lang w:eastAsia="en-GB"/>
+          <w14:ligatures w14:val="none"/>
+        </w:rPr>
+        <w:t>3</w:t>
+      </w:r>
+      <w:r>
+        <w:rPr>
+          <w:rFonts w:asciiTheme="majorBidi" w:eastAsia="Times New Roman" w:hAnsiTheme="majorBidi" w:cstheme="majorBidi"/>
+          <w:color w:val="373D3F"/>
+          <w:kern w:val="0"/>
+          <w:sz w:val="20"/>
+          <w:szCs w:val="20"/>
+          <w:lang w:eastAsia="en-GB"/>
+          <w14:ligatures w14:val="none"/>
+        </w:rPr>
+        <w:t>: </w:t>
+      </w:r>
+      <w:r>
+        <w:rPr>
+          <w:rFonts w:asciiTheme="majorBidi" w:eastAsia="Times New Roman" w:hAnsiTheme="majorBidi" w:cstheme="majorBidi"/>
+          <w:color w:val="373D3F"/>
+          <w:kern w:val="0"/>
+          <w:sz w:val="20"/>
+          <w:szCs w:val="20"/>
+          <w:lang w:eastAsia="en-GB"/>
+          <w14:ligatures w14:val="none"/>
+        </w:rPr>
+        <w:t>Upon pressing the “</w:t>
+      </w:r>
+      <w:r>
+        <w:rPr>
+          <w:rFonts w:asciiTheme="majorBidi" w:eastAsia="Times New Roman" w:hAnsiTheme="majorBidi" w:cstheme="majorBidi"/>
+          <w:b/>
+          <w:bCs/>
+          <w:color w:val="373D3F"/>
+          <w:kern w:val="0"/>
+          <w:sz w:val="20"/>
+          <w:szCs w:val="20"/>
+          <w:lang w:eastAsia="en-GB"/>
+          <w14:ligatures w14:val="none"/>
+        </w:rPr>
+        <w:t>Pause</w:t>
+      </w:r>
+      <w:r>
+        <w:rPr>
+          <w:rFonts w:asciiTheme="majorBidi" w:eastAsia="Times New Roman" w:hAnsiTheme="majorBidi" w:cstheme="majorBidi"/>
+          <w:color w:val="373D3F"/>
+          <w:kern w:val="0"/>
+          <w:sz w:val="20"/>
+          <w:szCs w:val="20"/>
+          <w:lang w:eastAsia="en-GB"/>
+          <w14:ligatures w14:val="none"/>
+        </w:rPr>
+        <w:t xml:space="preserve">” button, the timer shall </w:t>
+      </w:r>
+      <w:r>
+        <w:rPr>
+          <w:rFonts w:asciiTheme="majorBidi" w:eastAsia="Times New Roman" w:hAnsiTheme="majorBidi" w:cstheme="majorBidi"/>
+          <w:color w:val="373D3F"/>
+          <w:kern w:val="0"/>
+          <w:sz w:val="20"/>
+          <w:szCs w:val="20"/>
+          <w:lang w:eastAsia="en-GB"/>
+          <w14:ligatures w14:val="none"/>
+        </w:rPr>
+        <w:t>halt measuring elapsed time</w:t>
+      </w:r>
+      <w:r>
+        <w:rPr>
+          <w:rFonts w:asciiTheme="majorBidi" w:eastAsia="Times New Roman" w:hAnsiTheme="majorBidi" w:cstheme="majorBidi"/>
+          <w:color w:val="373D3F"/>
+          <w:kern w:val="0"/>
+          <w:sz w:val="20"/>
+          <w:szCs w:val="20"/>
+          <w:lang w:eastAsia="en-GB"/>
+          <w14:ligatures w14:val="none"/>
+        </w:rPr>
+        <w:t>.</w:t>
+      </w:r>
+    </w:p>
+    <w:p>
+      <w:pPr>
+        <w:shd w:val="clear" w:color="auto" w:fill="FFFFFF"/>
+        <w:spacing w:before="240" w:after="0" w:line="240" w:lineRule="auto"/>
+        <w:jc w:val="both"/>
+        <w:rPr>
+          <w:rFonts w:asciiTheme="majorBidi" w:eastAsia="Times New Roman" w:hAnsiTheme="majorBidi" w:cstheme="majorBidi"/>
+          <w:color w:val="373D3F"/>
+          <w:kern w:val="0"/>
+          <w:sz w:val="20"/>
+          <w:szCs w:val="20"/>
+          <w:lang w:eastAsia="en-GB"/>
+          <w14:ligatures w14:val="none"/>
+        </w:rPr>
+      </w:pPr>
+      <w:r>
+        <w:rPr>
+          <w:rFonts w:asciiTheme="majorBidi" w:eastAsia="Times New Roman" w:hAnsiTheme="majorBidi" w:cstheme="majorBidi"/>
+          <w:color w:val="373D3F"/>
+          <w:kern w:val="0"/>
+          <w:sz w:val="20"/>
+          <w:szCs w:val="20"/>
+          <w:lang w:eastAsia="en-GB"/>
+          <w14:ligatures w14:val="none"/>
+        </w:rPr>
+        <w:t>REQ-1.</w:t>
+      </w:r>
+      <w:r>
+        <w:rPr>
+          <w:rFonts w:asciiTheme="majorBidi" w:eastAsia="Times New Roman" w:hAnsiTheme="majorBidi" w:cstheme="majorBidi"/>
+          <w:color w:val="373D3F"/>
+          <w:kern w:val="0"/>
+          <w:sz w:val="20"/>
+          <w:szCs w:val="20"/>
+          <w:lang w:eastAsia="en-GB"/>
+          <w14:ligatures w14:val="none"/>
+        </w:rPr>
+        <w:t>4</w:t>
+      </w:r>
+      <w:r>
+        <w:rPr>
+          <w:rFonts w:asciiTheme="majorBidi" w:eastAsia="Times New Roman" w:hAnsiTheme="majorBidi" w:cstheme="majorBidi"/>
+          <w:color w:val="373D3F"/>
+          <w:kern w:val="0"/>
+          <w:sz w:val="20"/>
+          <w:szCs w:val="20"/>
+          <w:lang w:eastAsia="en-GB"/>
+          <w14:ligatures w14:val="none"/>
+        </w:rPr>
+        <w:t>: </w:t>
+      </w:r>
+      <w:r>
+        <w:rPr>
+          <w:rFonts w:asciiTheme="majorBidi" w:eastAsia="Times New Roman" w:hAnsiTheme="majorBidi" w:cstheme="majorBidi"/>
+          <w:color w:val="373D3F"/>
+          <w:kern w:val="0"/>
+          <w:sz w:val="20"/>
+          <w:szCs w:val="20"/>
+          <w:lang w:eastAsia="en-GB"/>
+          <w14:ligatures w14:val="none"/>
+        </w:rPr>
+        <w:t>Upon pressing the “</w:t>
+      </w:r>
+      <w:r>
+        <w:rPr>
+          <w:rFonts w:asciiTheme="majorBidi" w:eastAsia="Times New Roman" w:hAnsiTheme="majorBidi" w:cstheme="majorBidi"/>
+          <w:b/>
+          <w:bCs/>
+          <w:color w:val="373D3F"/>
+          <w:kern w:val="0"/>
+          <w:sz w:val="20"/>
+          <w:szCs w:val="20"/>
+          <w:lang w:eastAsia="en-GB"/>
+          <w14:ligatures w14:val="none"/>
+        </w:rPr>
+        <w:t>Stop</w:t>
+      </w:r>
+      <w:r>
+        <w:rPr>
+          <w:rFonts w:asciiTheme="majorBidi" w:eastAsia="Times New Roman" w:hAnsiTheme="majorBidi" w:cstheme="majorBidi"/>
+          <w:color w:val="373D3F"/>
+          <w:kern w:val="0"/>
+          <w:sz w:val="20"/>
+          <w:szCs w:val="20"/>
+          <w:lang w:eastAsia="en-GB"/>
+          <w14:ligatures w14:val="none"/>
+        </w:rPr>
+        <w:t xml:space="preserve">” button, the timer shall </w:t>
+      </w:r>
+      <w:r>
+        <w:rPr>
+          <w:rFonts w:asciiTheme="majorBidi" w:eastAsia="Times New Roman" w:hAnsiTheme="majorBidi" w:cstheme="majorBidi"/>
+          <w:color w:val="373D3F"/>
+          <w:kern w:val="0"/>
+          <w:sz w:val="20"/>
+          <w:szCs w:val="20"/>
+          <w:lang w:eastAsia="en-GB"/>
+          <w14:ligatures w14:val="none"/>
+        </w:rPr>
+        <w:t>stop measuring time and reset to 0, saving the run as a file</w:t>
+      </w:r>
+      <w:r>
+        <w:rPr>
+          <w:rFonts w:asciiTheme="majorBidi" w:eastAsia="Times New Roman" w:hAnsiTheme="majorBidi" w:cstheme="majorBidi"/>
+          <w:color w:val="373D3F"/>
+          <w:kern w:val="0"/>
+          <w:sz w:val="20"/>
+          <w:szCs w:val="20"/>
+          <w:lang w:eastAsia="en-GB"/>
+          <w14:ligatures w14:val="none"/>
+        </w:rPr>
+        <w:t>.</w:t>
+      </w:r>
+    </w:p>
+    <w:p>
+      <w:pPr>
+        <w:shd w:val="clear" w:color="auto" w:fill="FFFFFF"/>
+        <w:spacing w:before="240" w:after="0" w:line="240" w:lineRule="auto"/>
+        <w:jc w:val="both"/>
+        <w:rPr>
+          <w:rFonts w:asciiTheme="majorBidi" w:eastAsia="Times New Roman" w:hAnsiTheme="majorBidi" w:cstheme="majorBidi"/>
+          <w:color w:val="373D3F"/>
+          <w:kern w:val="0"/>
+          <w:sz w:val="20"/>
+          <w:szCs w:val="20"/>
+          <w:lang w:eastAsia="en-GB"/>
+          <w14:ligatures w14:val="none"/>
+        </w:rPr>
+      </w:pPr>
+      <w:r>
+        <w:rPr>
+          <w:rFonts w:asciiTheme="majorBidi" w:eastAsia="Times New Roman" w:hAnsiTheme="majorBidi" w:cstheme="majorBidi"/>
+          <w:color w:val="373D3F"/>
+          <w:kern w:val="0"/>
+          <w:sz w:val="20"/>
+          <w:szCs w:val="20"/>
+          <w:lang w:eastAsia="en-GB"/>
+          <w14:ligatures w14:val="none"/>
+        </w:rPr>
+        <w:t>REQ-1.</w:t>
+      </w:r>
+      <w:r>
+        <w:rPr>
+          <w:rFonts w:asciiTheme="majorBidi" w:eastAsia="Times New Roman" w:hAnsiTheme="majorBidi" w:cstheme="majorBidi"/>
+          <w:color w:val="373D3F"/>
+          <w:kern w:val="0"/>
+          <w:sz w:val="20"/>
+          <w:szCs w:val="20"/>
+          <w:lang w:eastAsia="en-GB"/>
+          <w14:ligatures w14:val="none"/>
+        </w:rPr>
+        <w:t>5</w:t>
+      </w:r>
+      <w:r>
+        <w:rPr>
+          <w:rFonts w:asciiTheme="majorBidi" w:eastAsia="Times New Roman" w:hAnsiTheme="majorBidi" w:cstheme="majorBidi"/>
+          <w:color w:val="373D3F"/>
+          <w:kern w:val="0"/>
+          <w:sz w:val="20"/>
+          <w:szCs w:val="20"/>
+          <w:lang w:eastAsia="en-GB"/>
+          <w14:ligatures w14:val="none"/>
+        </w:rPr>
+        <w:t>: </w:t>
+      </w:r>
+      <w:r>
+        <w:rPr>
+          <w:rFonts w:asciiTheme="majorBidi" w:eastAsia="Times New Roman" w:hAnsiTheme="majorBidi" w:cstheme="majorBidi"/>
+          <w:color w:val="373D3F"/>
+          <w:kern w:val="0"/>
+          <w:sz w:val="20"/>
+          <w:szCs w:val="20"/>
+          <w:lang w:eastAsia="en-GB"/>
+          <w14:ligatures w14:val="none"/>
+        </w:rPr>
+        <w:t>Upon pressing the “</w:t>
+      </w:r>
+      <w:r>
+        <w:rPr>
+          <w:rFonts w:asciiTheme="majorBidi" w:eastAsia="Times New Roman" w:hAnsiTheme="majorBidi" w:cstheme="majorBidi"/>
+          <w:b/>
+          <w:bCs/>
+          <w:color w:val="373D3F"/>
+          <w:kern w:val="0"/>
+          <w:sz w:val="20"/>
+          <w:szCs w:val="20"/>
+          <w:lang w:eastAsia="en-GB"/>
+          <w14:ligatures w14:val="none"/>
+        </w:rPr>
+        <w:t>Menu</w:t>
+      </w:r>
+      <w:r>
+        <w:rPr>
+          <w:rFonts w:asciiTheme="majorBidi" w:eastAsia="Times New Roman" w:hAnsiTheme="majorBidi" w:cstheme="majorBidi"/>
+          <w:color w:val="373D3F"/>
+          <w:kern w:val="0"/>
+          <w:sz w:val="20"/>
+          <w:szCs w:val="20"/>
+          <w:lang w:eastAsia="en-GB"/>
+          <w14:ligatures w14:val="none"/>
+        </w:rPr>
+        <w:t xml:space="preserve">” button, the </w:t>
+      </w:r>
+      <w:r>
+        <w:rPr>
+          <w:rFonts w:asciiTheme="majorBidi" w:eastAsia="Times New Roman" w:hAnsiTheme="majorBidi" w:cstheme="majorBidi"/>
+          <w:color w:val="373D3F"/>
+          <w:kern w:val="0"/>
+          <w:sz w:val="20"/>
+          <w:szCs w:val="20"/>
+          <w:lang w:eastAsia="en-GB"/>
+          <w14:ligatures w14:val="none"/>
+        </w:rPr>
+        <w:t>menu shall be displayed to the user</w:t>
+      </w:r>
+      <w:r>
+        <w:rPr>
+          <w:rFonts w:asciiTheme="majorBidi" w:eastAsia="Times New Roman" w:hAnsiTheme="majorBidi" w:cstheme="majorBidi"/>
+          <w:color w:val="373D3F"/>
+          <w:kern w:val="0"/>
+          <w:sz w:val="20"/>
+          <w:szCs w:val="20"/>
+          <w:lang w:eastAsia="en-GB"/>
+          <w14:ligatures w14:val="none"/>
+        </w:rPr>
+        <w:t>.</w:t>
+      </w:r>
+    </w:p>
+    <w:p>
+      <w:pPr>
+        <w:shd w:val="clear" w:color="auto" w:fill="FFFFFF"/>
+        <w:spacing w:before="240" w:after="0" w:line="240" w:lineRule="auto"/>
+        <w:jc w:val="both"/>
+        <w:rPr>
+          <w:rFonts w:asciiTheme="majorBidi" w:eastAsia="Times New Roman" w:hAnsiTheme="majorBidi" w:cstheme="majorBidi"/>
+          <w:color w:val="373D3F"/>
+          <w:kern w:val="0"/>
+          <w:sz w:val="20"/>
+          <w:szCs w:val="20"/>
+          <w:lang w:eastAsia="en-GB"/>
+          <w14:ligatures w14:val="none"/>
+        </w:rPr>
+      </w:pPr>
+      <w:r>
+        <w:rPr>
+          <w:rFonts w:asciiTheme="majorBidi" w:eastAsia="Times New Roman" w:hAnsiTheme="majorBidi" w:cstheme="majorBidi"/>
+          <w:color w:val="373D3F"/>
+          <w:kern w:val="0"/>
+          <w:sz w:val="20"/>
+          <w:szCs w:val="20"/>
+          <w:lang w:eastAsia="en-GB"/>
+          <w14:ligatures w14:val="none"/>
+        </w:rPr>
+        <w:t>REQ-1.</w:t>
+      </w:r>
+      <w:r>
+        <w:rPr>
+          <w:rFonts w:asciiTheme="majorBidi" w:eastAsia="Times New Roman" w:hAnsiTheme="majorBidi" w:cstheme="majorBidi"/>
+          <w:color w:val="373D3F"/>
+          <w:kern w:val="0"/>
+          <w:sz w:val="20"/>
+          <w:szCs w:val="20"/>
+          <w:lang w:eastAsia="en-GB"/>
+          <w14:ligatures w14:val="none"/>
+        </w:rPr>
+        <w:t>6</w:t>
+      </w:r>
+      <w:r>
+        <w:rPr>
+          <w:rFonts w:asciiTheme="majorBidi" w:eastAsia="Times New Roman" w:hAnsiTheme="majorBidi" w:cstheme="majorBidi"/>
+          <w:color w:val="373D3F"/>
+          <w:kern w:val="0"/>
+          <w:sz w:val="20"/>
+          <w:szCs w:val="20"/>
+          <w:lang w:eastAsia="en-GB"/>
+          <w14:ligatures w14:val="none"/>
+        </w:rPr>
+        <w:t>: </w:t>
+      </w:r>
+      <w:r>
+        <w:rPr>
+          <w:rFonts w:asciiTheme="majorBidi" w:eastAsia="Times New Roman" w:hAnsiTheme="majorBidi" w:cstheme="majorBidi"/>
+          <w:color w:val="373D3F"/>
+          <w:kern w:val="0"/>
+          <w:sz w:val="20"/>
+          <w:szCs w:val="20"/>
+          <w:lang w:eastAsia="en-GB"/>
+          <w14:ligatures w14:val="none"/>
+        </w:rPr>
+        <w:t>Upon pressing the “</w:t>
+      </w:r>
+      <w:r>
+        <w:rPr>
+          <w:rFonts w:asciiTheme="majorBidi" w:eastAsia="Times New Roman" w:hAnsiTheme="majorBidi" w:cstheme="majorBidi"/>
+          <w:b/>
+          <w:bCs/>
+          <w:color w:val="373D3F"/>
+          <w:kern w:val="0"/>
+          <w:sz w:val="20"/>
+          <w:szCs w:val="20"/>
+          <w:lang w:eastAsia="en-GB"/>
+          <w14:ligatures w14:val="none"/>
+        </w:rPr>
+        <w:t xml:space="preserve">Past </w:t>
+      </w:r>
+      <w:r>
+        <w:rPr>
+          <w:rFonts w:asciiTheme="majorBidi" w:eastAsia="Times New Roman" w:hAnsiTheme="majorBidi" w:cstheme="majorBidi"/>
+          <w:b/>
+          <w:bCs/>
+          <w:color w:val="373D3F"/>
+          <w:kern w:val="0"/>
+          <w:sz w:val="20"/>
+          <w:szCs w:val="20"/>
+          <w:lang w:eastAsia="en-GB"/>
+          <w14:ligatures w14:val="none"/>
+        </w:rPr>
+        <w:t>r</w:t>
+      </w:r>
+      <w:r>
+        <w:rPr>
+          <w:rFonts w:asciiTheme="majorBidi" w:eastAsia="Times New Roman" w:hAnsiTheme="majorBidi" w:cstheme="majorBidi"/>
+          <w:b/>
+          <w:bCs/>
+          <w:color w:val="373D3F"/>
+          <w:kern w:val="0"/>
+          <w:sz w:val="20"/>
+          <w:szCs w:val="20"/>
+          <w:lang w:eastAsia="en-GB"/>
+          <w14:ligatures w14:val="none"/>
+        </w:rPr>
+        <w:t>uns</w:t>
+      </w:r>
+      <w:r>
+        <w:rPr>
+          <w:rFonts w:asciiTheme="majorBidi" w:eastAsia="Times New Roman" w:hAnsiTheme="majorBidi" w:cstheme="majorBidi"/>
+          <w:color w:val="373D3F"/>
+          <w:kern w:val="0"/>
+          <w:sz w:val="20"/>
+          <w:szCs w:val="20"/>
+          <w:lang w:eastAsia="en-GB"/>
+          <w14:ligatures w14:val="none"/>
+        </w:rPr>
+        <w:t>”</w:t>
+      </w:r>
+      <w:r>
+        <w:rPr>
+          <w:rFonts w:asciiTheme="majorBidi" w:eastAsia="Times New Roman" w:hAnsiTheme="majorBidi" w:cstheme="majorBidi"/>
+          <w:color w:val="373D3F"/>
+          <w:kern w:val="0"/>
+          <w:sz w:val="20"/>
+          <w:szCs w:val="20"/>
+          <w:lang w:eastAsia="en-GB"/>
+          <w14:ligatures w14:val="none"/>
+        </w:rPr>
+        <w:t xml:space="preserve"> button, the screen shall change to a list of categories which contain any runs</w:t>
+      </w:r>
+      <w:r>
+        <w:rPr>
+          <w:rFonts w:asciiTheme="majorBidi" w:eastAsia="Times New Roman" w:hAnsiTheme="majorBidi" w:cstheme="majorBidi"/>
+          <w:color w:val="373D3F"/>
+          <w:kern w:val="0"/>
+          <w:sz w:val="20"/>
+          <w:szCs w:val="20"/>
+          <w:lang w:eastAsia="en-GB"/>
+          <w14:ligatures w14:val="none"/>
+        </w:rPr>
+        <w:t>.</w:t>
+      </w:r>
+    </w:p>
+    <w:p>
+      <w:pPr>
+        <w:shd w:val="clear" w:color="auto" w:fill="FFFFFF"/>
+        <w:spacing w:before="240" w:after="0" w:line="240" w:lineRule="auto"/>
+        <w:jc w:val="both"/>
+        <w:rPr>
+          <w:rFonts w:asciiTheme="majorBidi" w:eastAsia="Times New Roman" w:hAnsiTheme="majorBidi" w:cstheme="majorBidi"/>
+          <w:color w:val="373D3F"/>
+          <w:kern w:val="0"/>
+          <w:sz w:val="20"/>
+          <w:szCs w:val="20"/>
+          <w:lang w:eastAsia="en-GB"/>
+          <w14:ligatures w14:val="none"/>
+        </w:rPr>
+      </w:pPr>
+      <w:r>
+        <w:rPr>
+          <w:rFonts w:asciiTheme="majorBidi" w:eastAsia="Times New Roman" w:hAnsiTheme="majorBidi" w:cstheme="majorBidi"/>
+          <w:color w:val="373D3F"/>
+          <w:kern w:val="0"/>
+          <w:sz w:val="20"/>
+          <w:szCs w:val="20"/>
+          <w:lang w:eastAsia="en-GB"/>
+          <w14:ligatures w14:val="none"/>
+        </w:rPr>
+        <w:t>REQ-1.</w:t>
+      </w:r>
+      <w:r>
+        <w:rPr>
+          <w:rFonts w:asciiTheme="majorBidi" w:eastAsia="Times New Roman" w:hAnsiTheme="majorBidi" w:cstheme="majorBidi"/>
+          <w:color w:val="373D3F"/>
+          <w:kern w:val="0"/>
+          <w:sz w:val="20"/>
+          <w:szCs w:val="20"/>
+          <w:lang w:eastAsia="en-GB"/>
+          <w14:ligatures w14:val="none"/>
+        </w:rPr>
+        <w:t>7</w:t>
+      </w:r>
+      <w:r>
+        <w:rPr>
+          <w:rFonts w:asciiTheme="majorBidi" w:eastAsia="Times New Roman" w:hAnsiTheme="majorBidi" w:cstheme="majorBidi"/>
+          <w:color w:val="373D3F"/>
+          <w:kern w:val="0"/>
+          <w:sz w:val="20"/>
+          <w:szCs w:val="20"/>
+          <w:lang w:eastAsia="en-GB"/>
+          <w14:ligatures w14:val="none"/>
+        </w:rPr>
+        <w:t>: </w:t>
+      </w:r>
+      <w:r>
+        <w:rPr>
+          <w:rFonts w:asciiTheme="majorBidi" w:eastAsia="Times New Roman" w:hAnsiTheme="majorBidi" w:cstheme="majorBidi"/>
+          <w:color w:val="373D3F"/>
+          <w:kern w:val="0"/>
+          <w:sz w:val="20"/>
+          <w:szCs w:val="20"/>
+          <w:lang w:eastAsia="en-GB"/>
+          <w14:ligatures w14:val="none"/>
+        </w:rPr>
+        <w:t xml:space="preserve">Upon pressing </w:t>
+      </w:r>
+      <w:r>
+        <w:rPr>
+          <w:rFonts w:asciiTheme="majorBidi" w:eastAsia="Times New Roman" w:hAnsiTheme="majorBidi" w:cstheme="majorBidi"/>
+          <w:color w:val="373D3F"/>
+          <w:kern w:val="0"/>
+          <w:sz w:val="20"/>
+          <w:szCs w:val="20"/>
+          <w:lang w:eastAsia="en-GB"/>
+          <w14:ligatures w14:val="none"/>
+        </w:rPr>
+        <w:t>any displayed category</w:t>
+      </w:r>
+      <w:r>
+        <w:rPr>
+          <w:rFonts w:asciiTheme="majorBidi" w:eastAsia="Times New Roman" w:hAnsiTheme="majorBidi" w:cstheme="majorBidi"/>
+          <w:color w:val="373D3F"/>
+          <w:kern w:val="0"/>
+          <w:sz w:val="20"/>
+          <w:szCs w:val="20"/>
+          <w:lang w:eastAsia="en-GB"/>
+          <w14:ligatures w14:val="none"/>
+        </w:rPr>
+        <w:t xml:space="preserve">, the </w:t>
+      </w:r>
+      <w:r>
+        <w:rPr>
+          <w:rFonts w:asciiTheme="majorBidi" w:eastAsia="Times New Roman" w:hAnsiTheme="majorBidi" w:cstheme="majorBidi"/>
+          <w:color w:val="373D3F"/>
+          <w:kern w:val="0"/>
+          <w:sz w:val="20"/>
+          <w:szCs w:val="20"/>
+          <w:lang w:eastAsia="en-GB"/>
+          <w14:ligatures w14:val="none"/>
+        </w:rPr>
+        <w:t>screen shall change to a list of runs belonging to that category</w:t>
+      </w:r>
+      <w:r>
+        <w:rPr>
+          <w:rFonts w:asciiTheme="majorBidi" w:eastAsia="Times New Roman" w:hAnsiTheme="majorBidi" w:cstheme="majorBidi"/>
+          <w:color w:val="373D3F"/>
+          <w:kern w:val="0"/>
+          <w:sz w:val="20"/>
+          <w:szCs w:val="20"/>
+          <w:lang w:eastAsia="en-GB"/>
+          <w14:ligatures w14:val="none"/>
+        </w:rPr>
+        <w:t>.</w:t>
+      </w:r>
+    </w:p>
+    <w:p>
+      <w:pPr>
+        <w:shd w:val="clear" w:color="auto" w:fill="FFFFFF"/>
+        <w:spacing w:before="240" w:after="0" w:line="240" w:lineRule="auto"/>
+        <w:jc w:val="both"/>
+        <w:rPr>
+          <w:rFonts w:asciiTheme="majorBidi" w:eastAsia="Times New Roman" w:hAnsiTheme="majorBidi" w:cstheme="majorBidi"/>
+          <w:color w:val="373D3F"/>
+          <w:kern w:val="0"/>
+          <w:sz w:val="20"/>
+          <w:szCs w:val="20"/>
+          <w:lang w:eastAsia="en-GB"/>
+          <w14:ligatures w14:val="none"/>
+        </w:rPr>
+      </w:pPr>
+      <w:r>
+        <w:rPr>
+          <w:rFonts w:asciiTheme="majorBidi" w:eastAsia="Times New Roman" w:hAnsiTheme="majorBidi" w:cstheme="majorBidi"/>
+          <w:color w:val="373D3F"/>
+          <w:kern w:val="0"/>
+          <w:sz w:val="20"/>
+          <w:szCs w:val="20"/>
+          <w:lang w:eastAsia="en-GB"/>
+          <w14:ligatures w14:val="none"/>
+        </w:rPr>
+        <w:t>REQ-1.</w:t>
+      </w:r>
+      <w:r>
+        <w:rPr>
+          <w:rFonts w:asciiTheme="majorBidi" w:eastAsia="Times New Roman" w:hAnsiTheme="majorBidi" w:cstheme="majorBidi"/>
+          <w:color w:val="373D3F"/>
+          <w:kern w:val="0"/>
+          <w:sz w:val="20"/>
+          <w:szCs w:val="20"/>
+          <w:lang w:eastAsia="en-GB"/>
+          <w14:ligatures w14:val="none"/>
+        </w:rPr>
+        <w:t>8</w:t>
+      </w:r>
+      <w:r>
+        <w:rPr>
+          <w:rFonts w:asciiTheme="majorBidi" w:eastAsia="Times New Roman" w:hAnsiTheme="majorBidi" w:cstheme="majorBidi"/>
+          <w:color w:val="373D3F"/>
+          <w:kern w:val="0"/>
+          <w:sz w:val="20"/>
+          <w:szCs w:val="20"/>
+          <w:lang w:eastAsia="en-GB"/>
+          <w14:ligatures w14:val="none"/>
+        </w:rPr>
+        <w:t>: </w:t>
+      </w:r>
+      <w:r>
+        <w:rPr>
+          <w:rFonts w:asciiTheme="majorBidi" w:eastAsia="Times New Roman" w:hAnsiTheme="majorBidi" w:cstheme="majorBidi"/>
+          <w:color w:val="373D3F"/>
+          <w:kern w:val="0"/>
+          <w:sz w:val="20"/>
+          <w:szCs w:val="20"/>
+          <w:lang w:eastAsia="en-GB"/>
+          <w14:ligatures w14:val="none"/>
+        </w:rPr>
+        <w:t>Upon pressing the “</w:t>
+      </w:r>
+      <w:r>
+        <w:rPr>
+          <w:rFonts w:asciiTheme="majorBidi" w:eastAsia="Times New Roman" w:hAnsiTheme="majorBidi" w:cstheme="majorBidi"/>
+          <w:b/>
+          <w:bCs/>
+          <w:color w:val="373D3F"/>
+          <w:kern w:val="0"/>
+          <w:sz w:val="20"/>
+          <w:szCs w:val="20"/>
+          <w:lang w:eastAsia="en-GB"/>
+          <w14:ligatures w14:val="none"/>
+        </w:rPr>
+        <w:t>Export</w:t>
+      </w:r>
+      <w:r>
+        <w:rPr>
+          <w:rFonts w:asciiTheme="majorBidi" w:eastAsia="Times New Roman" w:hAnsiTheme="majorBidi" w:cstheme="majorBidi"/>
+          <w:color w:val="373D3F"/>
+          <w:kern w:val="0"/>
+          <w:sz w:val="20"/>
+          <w:szCs w:val="20"/>
+          <w:lang w:eastAsia="en-GB"/>
+          <w14:ligatures w14:val="none"/>
+        </w:rPr>
+        <w:t xml:space="preserve">” button, </w:t>
+      </w:r>
+      <w:r>
+        <w:rPr>
+          <w:rFonts w:asciiTheme="majorBidi" w:eastAsia="Times New Roman" w:hAnsiTheme="majorBidi" w:cstheme="majorBidi"/>
+          <w:color w:val="373D3F"/>
+          <w:kern w:val="0"/>
+          <w:sz w:val="20"/>
+          <w:szCs w:val="20"/>
+          <w:lang w:eastAsia="en-GB"/>
+          <w14:ligatures w14:val="none"/>
+        </w:rPr>
+        <w:t>the runs in the currently viewed category shall be saved as an .xlsx file on the user’s device</w:t>
+      </w:r>
+      <w:r>
+        <w:rPr>
+          <w:rFonts w:asciiTheme="majorBidi" w:eastAsia="Times New Roman" w:hAnsiTheme="majorBidi" w:cstheme="majorBidi"/>
+          <w:color w:val="373D3F"/>
+          <w:kern w:val="0"/>
+          <w:sz w:val="20"/>
+          <w:szCs w:val="20"/>
+          <w:lang w:eastAsia="en-GB"/>
+          <w14:ligatures w14:val="none"/>
+        </w:rPr>
+        <w:t>.</w:t>
+      </w:r>
+    </w:p>
+    <w:p>
+      <w:pPr>
+        <w:shd w:val="clear" w:color="auto" w:fill="FFFFFF"/>
+        <w:spacing w:before="240" w:after="0" w:line="240" w:lineRule="auto"/>
+        <w:jc w:val="both"/>
+        <w:rPr>
+          <w:rFonts w:asciiTheme="majorBidi" w:eastAsia="Times New Roman" w:hAnsiTheme="majorBidi" w:cstheme="majorBidi"/>
+          <w:color w:val="373D3F"/>
+          <w:kern w:val="0"/>
+          <w:sz w:val="20"/>
+          <w:szCs w:val="20"/>
+          <w:lang w:eastAsia="en-GB"/>
+          <w14:ligatures w14:val="none"/>
+        </w:rPr>
+      </w:pPr>
+      <w:r>
+        <w:rPr>
+          <w:rFonts w:asciiTheme="majorBidi" w:eastAsia="Times New Roman" w:hAnsiTheme="majorBidi" w:cstheme="majorBidi"/>
+          <w:color w:val="373D3F"/>
+          <w:kern w:val="0"/>
+          <w:sz w:val="20"/>
+          <w:szCs w:val="20"/>
+          <w:lang w:eastAsia="en-GB"/>
+          <w14:ligatures w14:val="none"/>
+        </w:rPr>
+        <w:t>REQ-1.</w:t>
+      </w:r>
+      <w:r>
+        <w:rPr>
+          <w:rFonts w:asciiTheme="majorBidi" w:eastAsia="Times New Roman" w:hAnsiTheme="majorBidi" w:cstheme="majorBidi"/>
+          <w:color w:val="373D3F"/>
+          <w:kern w:val="0"/>
+          <w:sz w:val="20"/>
+          <w:szCs w:val="20"/>
+          <w:lang w:eastAsia="en-GB"/>
+          <w14:ligatures w14:val="none"/>
+        </w:rPr>
+        <w:t>9</w:t>
+      </w:r>
+      <w:r>
+        <w:rPr>
+          <w:rFonts w:asciiTheme="majorBidi" w:eastAsia="Times New Roman" w:hAnsiTheme="majorBidi" w:cstheme="majorBidi"/>
+          <w:color w:val="373D3F"/>
+          <w:kern w:val="0"/>
+          <w:sz w:val="20"/>
+          <w:szCs w:val="20"/>
+          <w:lang w:eastAsia="en-GB"/>
+          <w14:ligatures w14:val="none"/>
+        </w:rPr>
+        <w:t>: </w:t>
+      </w:r>
+      <w:r>
+        <w:rPr>
+          <w:rFonts w:asciiTheme="majorBidi" w:eastAsia="Times New Roman" w:hAnsiTheme="majorBidi" w:cstheme="majorBidi"/>
+          <w:color w:val="373D3F"/>
+          <w:kern w:val="0"/>
+          <w:sz w:val="20"/>
+          <w:szCs w:val="20"/>
+          <w:lang w:eastAsia="en-GB"/>
+          <w14:ligatures w14:val="none"/>
+        </w:rPr>
+        <w:t>Upon pressing the “</w:t>
+      </w:r>
+      <w:r>
+        <w:rPr>
+          <w:rFonts w:asciiTheme="majorBidi" w:eastAsia="Times New Roman" w:hAnsiTheme="majorBidi" w:cstheme="majorBidi"/>
+          <w:b/>
+          <w:bCs/>
+          <w:color w:val="373D3F"/>
+          <w:kern w:val="0"/>
+          <w:sz w:val="20"/>
+          <w:szCs w:val="20"/>
+          <w:lang w:eastAsia="en-GB"/>
+          <w14:ligatures w14:val="none"/>
+        </w:rPr>
+        <w:t>About</w:t>
+      </w:r>
+      <w:r>
+        <w:rPr>
+          <w:rFonts w:asciiTheme="majorBidi" w:eastAsia="Times New Roman" w:hAnsiTheme="majorBidi" w:cstheme="majorBidi"/>
+          <w:color w:val="373D3F"/>
+          <w:kern w:val="0"/>
+          <w:sz w:val="20"/>
+          <w:szCs w:val="20"/>
+          <w:lang w:eastAsia="en-GB"/>
+          <w14:ligatures w14:val="none"/>
+        </w:rPr>
+        <w:t xml:space="preserve">” button, the </w:t>
+      </w:r>
+      <w:r>
+        <w:rPr>
+          <w:rFonts w:asciiTheme="majorBidi" w:eastAsia="Times New Roman" w:hAnsiTheme="majorBidi" w:cstheme="majorBidi"/>
+          <w:color w:val="373D3F"/>
+          <w:kern w:val="0"/>
+          <w:sz w:val="20"/>
+          <w:szCs w:val="20"/>
+          <w:lang w:eastAsia="en-GB"/>
+          <w14:ligatures w14:val="none"/>
+        </w:rPr>
+        <w:t>screen shall change to a paragraph describing the application, its functionalities and information about the development</w:t>
+      </w:r>
+      <w:r>
+        <w:rPr>
+          <w:rFonts w:asciiTheme="majorBidi" w:eastAsia="Times New Roman" w:hAnsiTheme="majorBidi" w:cstheme="majorBidi"/>
+          <w:color w:val="373D3F"/>
+          <w:kern w:val="0"/>
+          <w:sz w:val="20"/>
+          <w:szCs w:val="20"/>
+          <w:lang w:eastAsia="en-GB"/>
+          <w14:ligatures w14:val="none"/>
+        </w:rPr>
+        <w:t>.</w:t>
+      </w:r>
+    </w:p>
+    <w:p>
+      <w:pPr>
+        <w:shd w:val="clear" w:color="auto" w:fill="FFFFFF"/>
+        <w:spacing w:before="240" w:after="0" w:line="240" w:lineRule="auto"/>
+        <w:jc w:val="both"/>
+        <w:rPr>
+          <w:rFonts w:asciiTheme="majorBidi" w:eastAsia="Times New Roman" w:hAnsiTheme="majorBidi" w:cstheme="majorBidi"/>
+          <w:color w:val="373D3F"/>
+          <w:kern w:val="0"/>
+          <w:sz w:val="20"/>
+          <w:szCs w:val="20"/>
+          <w:lang w:eastAsia="en-GB"/>
+          <w14:ligatures w14:val="none"/>
+        </w:rPr>
+      </w:pPr>
+      <w:r>
+        <w:rPr>
+          <w:rFonts w:asciiTheme="majorBidi" w:eastAsia="Times New Roman" w:hAnsiTheme="majorBidi" w:cstheme="majorBidi"/>
           <w:color w:val="0000FF"/>
           <w:kern w:val="0"/>
           <w:sz w:val="20"/>
@@ -5633,35 +6182,35 @@
           <w:lang w:eastAsia="en-GB"/>
           <w14:ligatures w14:val="none"/>
         </w:rPr>
-        <w:t>«Describe the stimulus or condition»</w:t>
-      </w:r>
-    </w:p>
-    <w:p>
-      <w:pPr>
-        <w:shd w:val="clear" w:color="auto" w:fill="FFFFFF"/>
-        <w:spacing w:before="240" w:after="0" w:line="240" w:lineRule="auto"/>
-        <w:jc w:val="both"/>
-        <w:rPr>
-          <w:rFonts w:asciiTheme="majorBidi" w:eastAsia="Times New Roman" w:hAnsiTheme="majorBidi" w:cstheme="majorBidi"/>
-          <w:color w:val="373D3F"/>
-          <w:kern w:val="0"/>
-          <w:sz w:val="20"/>
-          <w:szCs w:val="20"/>
-          <w:lang w:eastAsia="en-GB"/>
-          <w14:ligatures w14:val="none"/>
-        </w:rPr>
-      </w:pPr>
-      <w:r>
-        <w:rPr>
-          <w:rFonts w:asciiTheme="majorBidi" w:eastAsia="Times New Roman" w:hAnsiTheme="majorBidi" w:cstheme="majorBidi"/>
-          <w:color w:val="373D3F"/>
-          <w:kern w:val="0"/>
-          <w:sz w:val="20"/>
-          <w:szCs w:val="20"/>
-          <w:lang w:eastAsia="en-GB"/>
-          <w14:ligatures w14:val="none"/>
-        </w:rPr>
-        <w:t>Response: </w:t>
+        <w:t>«Some sentence goes here, in “shall” form, usually something like this: “Upon &lt;some event or condition&gt;, the &lt;system, or the name of a module&gt; shall &lt;perform some action&gt;.” Note that the entire requirement must be stated in the requirements area. Everything else is just a lead-up to this. There should be one such entry per S/R pair.»</w:t>
+      </w:r>
+    </w:p>
+    <w:p>
+      <w:pPr>
+        <w:shd w:val="clear" w:color="auto" w:fill="FFFFFF"/>
+        <w:spacing w:before="240" w:after="0" w:line="240" w:lineRule="auto"/>
+        <w:jc w:val="both"/>
+        <w:rPr>
+          <w:rFonts w:asciiTheme="majorBidi" w:eastAsia="Times New Roman" w:hAnsiTheme="majorBidi" w:cstheme="majorBidi"/>
+          <w:color w:val="373D3F"/>
+          <w:kern w:val="0"/>
+          <w:sz w:val="20"/>
+          <w:szCs w:val="20"/>
+          <w:lang w:eastAsia="en-GB"/>
+          <w14:ligatures w14:val="none"/>
+        </w:rPr>
+      </w:pPr>
+      <w:r>
+        <w:rPr>
+          <w:rFonts w:asciiTheme="majorBidi" w:eastAsia="Times New Roman" w:hAnsiTheme="majorBidi" w:cstheme="majorBidi"/>
+          <w:color w:val="373D3F"/>
+          <w:kern w:val="0"/>
+          <w:sz w:val="20"/>
+          <w:szCs w:val="20"/>
+          <w:lang w:eastAsia="en-GB"/>
+          <w14:ligatures w14:val="none"/>
+        </w:rPr>
+        <w:t>REQ-1.</w:t>
       </w:r>
       <w:r>
         <w:rPr>
@@ -5673,24 +6222,20 @@
           <w:lang w:eastAsia="en-GB"/>
           <w14:ligatures w14:val="none"/>
         </w:rPr>
-        <w:t>«Describe the response»</w:t>
-      </w:r>
-    </w:p>
-    <w:p>
-      <w:pPr>
-        <w:shd w:val="clear" w:color="auto" w:fill="FFFFFF"/>
-        <w:spacing w:before="240" w:after="0" w:line="240" w:lineRule="auto"/>
-        <w:jc w:val="both"/>
-        <w:rPr>
-          <w:rFonts w:asciiTheme="majorBidi" w:eastAsia="Times New Roman" w:hAnsiTheme="majorBidi" w:cstheme="majorBidi"/>
-          <w:color w:val="373D3F"/>
-          <w:kern w:val="0"/>
-          <w:sz w:val="20"/>
-          <w:szCs w:val="20"/>
-          <w:lang w:eastAsia="en-GB"/>
-          <w14:ligatures w14:val="none"/>
-        </w:rPr>
-      </w:pPr>
+        <w:t>«N»</w:t>
+      </w:r>
+      <w:r>
+        <w:rPr>
+          <w:rFonts w:asciiTheme="majorBidi" w:eastAsia="Times New Roman" w:hAnsiTheme="majorBidi" w:cstheme="majorBidi"/>
+          <w:color w:val="373D3F"/>
+          <w:kern w:val="0"/>
+          <w:sz w:val="20"/>
+          <w:szCs w:val="20"/>
+          <w:lang w:eastAsia="en-GB"/>
+          <w14:ligatures w14:val="none"/>
+        </w:rPr>
+        <w:t>: </w:t>
+      </w:r>
       <w:r>
         <w:rPr>
           <w:rFonts w:asciiTheme="majorBidi" w:eastAsia="Times New Roman" w:hAnsiTheme="majorBidi" w:cstheme="majorBidi"/>
@@ -5701,54 +6246,36 @@
           <w:lang w:eastAsia="en-GB"/>
           <w14:ligatures w14:val="none"/>
         </w:rPr>
-        <w:t>«Additional Stimulus/Response pairs as needed»</w:t>
-      </w:r>
-    </w:p>
-    <w:p>
-      <w:pPr>
-        <w:shd w:val="clear" w:color="auto" w:fill="FFFFFF"/>
-        <w:spacing w:before="240" w:after="0" w:line="240" w:lineRule="auto"/>
-        <w:jc w:val="both"/>
-        <w:rPr>
-          <w:rFonts w:asciiTheme="majorBidi" w:eastAsia="Times New Roman" w:hAnsiTheme="majorBidi" w:cstheme="majorBidi"/>
-          <w:color w:val="373D3F"/>
-          <w:kern w:val="0"/>
-          <w:sz w:val="20"/>
-          <w:szCs w:val="20"/>
-          <w:lang w:eastAsia="en-GB"/>
-          <w14:ligatures w14:val="none"/>
-        </w:rPr>
-      </w:pPr>
-      <w:r>
-        <w:rPr>
-          <w:rFonts w:asciiTheme="majorBidi" w:eastAsia="Times New Roman" w:hAnsiTheme="majorBidi" w:cstheme="majorBidi"/>
-          <w:b/>
-          <w:bCs/>
-          <w:color w:val="373D3F"/>
-          <w:kern w:val="0"/>
-          <w:sz w:val="20"/>
-          <w:szCs w:val="20"/>
-          <w:lang w:eastAsia="en-GB"/>
-          <w14:ligatures w14:val="none"/>
-        </w:rPr>
-        <w:t>5.1.3 Functional Requirements</w:t>
-      </w:r>
-    </w:p>
-    <w:p>
-      <w:pPr>
-        <w:shd w:val="clear" w:color="auto" w:fill="FFFFFF"/>
-        <w:spacing w:before="240" w:after="0" w:line="240" w:lineRule="auto"/>
-        <w:jc w:val="both"/>
-        <w:rPr>
-          <w:rFonts w:asciiTheme="majorBidi" w:eastAsia="Times New Roman" w:hAnsiTheme="majorBidi" w:cstheme="majorBidi"/>
-          <w:color w:val="373D3F"/>
-          <w:kern w:val="0"/>
-          <w:sz w:val="20"/>
-          <w:szCs w:val="20"/>
-          <w:lang w:eastAsia="en-GB"/>
-          <w14:ligatures w14:val="none"/>
-        </w:rPr>
-      </w:pPr>
+        <w:t>«Additional S/R-related requirements as needed.»</w:t>
+      </w:r>
+    </w:p>
+    <w:p>
+      <w:pPr>
+        <w:shd w:val="clear" w:color="auto" w:fill="FFFFFF"/>
+        <w:spacing w:before="240" w:after="0" w:line="240" w:lineRule="auto"/>
+        <w:jc w:val="both"/>
+        <w:rPr>
+          <w:rFonts w:asciiTheme="majorBidi" w:eastAsia="Times New Roman" w:hAnsiTheme="majorBidi" w:cstheme="majorBidi"/>
+          <w:color w:val="373D3F"/>
+          <w:kern w:val="0"/>
+          <w:sz w:val="20"/>
+          <w:szCs w:val="20"/>
+          <w:lang w:eastAsia="en-GB"/>
+          <w14:ligatures w14:val="none"/>
+        </w:rPr>
+      </w:pPr>
+      <w:r>
+        <w:rPr>
+          <w:rFonts w:asciiTheme="majorBidi" w:eastAsia="Times New Roman" w:hAnsiTheme="majorBidi" w:cstheme="majorBidi"/>
+          <w:color w:val="373D3F"/>
+          <w:kern w:val="0"/>
+          <w:sz w:val="20"/>
+          <w:szCs w:val="20"/>
+          <w:lang w:eastAsia="en-GB"/>
+          <w14:ligatures w14:val="none"/>
+        </w:rPr>
+        <w:t>REQ-1.</w:t>
+      </w:r>
       <w:r>
         <w:rPr>
           <w:rFonts w:asciiTheme="majorBidi" w:eastAsia="Times New Roman" w:hAnsiTheme="majorBidi" w:cstheme="majorBidi"/>
@@ -5759,9 +6286,20 @@
           <w:lang w:eastAsia="en-GB"/>
           <w14:ligatures w14:val="none"/>
         </w:rPr>
-        <w:t xml:space="preserve">«Itemize the detailed functional requirements associated with this feature. These are the software capabilities that must be present </w:t>
-      </w:r>
-      <w:proofErr w:type="gramStart"/>
+        <w:t>«N»</w:t>
+      </w:r>
+      <w:r>
+        <w:rPr>
+          <w:rFonts w:asciiTheme="majorBidi" w:eastAsia="Times New Roman" w:hAnsiTheme="majorBidi" w:cstheme="majorBidi"/>
+          <w:color w:val="373D3F"/>
+          <w:kern w:val="0"/>
+          <w:sz w:val="20"/>
+          <w:szCs w:val="20"/>
+          <w:lang w:eastAsia="en-GB"/>
+          <w14:ligatures w14:val="none"/>
+        </w:rPr>
+        <w:t>: </w:t>
+      </w:r>
       <w:r>
         <w:rPr>
           <w:rFonts w:asciiTheme="majorBidi" w:eastAsia="Times New Roman" w:hAnsiTheme="majorBidi" w:cstheme="majorBidi"/>
@@ -5772,9 +6310,36 @@
           <w:lang w:eastAsia="en-GB"/>
           <w14:ligatures w14:val="none"/>
         </w:rPr>
-        <w:t>in order for</w:t>
-      </w:r>
-      <w:proofErr w:type="gramEnd"/>
+        <w:t>«List any additional requirements needed in “Shall” form, but not necessarily in “Upon/Shall” form.»</w:t>
+      </w:r>
+    </w:p>
+    <w:p>
+      <w:pPr>
+        <w:shd w:val="clear" w:color="auto" w:fill="FFFFFF"/>
+        <w:spacing w:before="240" w:after="0" w:line="240" w:lineRule="auto"/>
+        <w:jc w:val="both"/>
+        <w:rPr>
+          <w:rFonts w:asciiTheme="majorBidi" w:eastAsia="Times New Roman" w:hAnsiTheme="majorBidi" w:cstheme="majorBidi"/>
+          <w:color w:val="373D3F"/>
+          <w:kern w:val="0"/>
+          <w:sz w:val="20"/>
+          <w:szCs w:val="20"/>
+          <w:lang w:eastAsia="en-GB"/>
+          <w14:ligatures w14:val="none"/>
+        </w:rPr>
+      </w:pPr>
+      <w:r>
+        <w:rPr>
+          <w:rFonts w:asciiTheme="majorBidi" w:eastAsia="Times New Roman" w:hAnsiTheme="majorBidi" w:cstheme="majorBidi"/>
+          <w:color w:val="373D3F"/>
+          <w:kern w:val="0"/>
+          <w:sz w:val="20"/>
+          <w:szCs w:val="20"/>
+          <w:lang w:eastAsia="en-GB"/>
+          <w14:ligatures w14:val="none"/>
+        </w:rPr>
+        <w:t>REQ-1.</w:t>
+      </w:r>
       <w:r>
         <w:rPr>
           <w:rFonts w:asciiTheme="majorBidi" w:eastAsia="Times New Roman" w:hAnsiTheme="majorBidi" w:cstheme="majorBidi"/>
@@ -5785,9 +6350,20 @@
           <w:lang w:eastAsia="en-GB"/>
           <w14:ligatures w14:val="none"/>
         </w:rPr>
-        <w:t xml:space="preserve"> the user to carry out the services provided by the feature. Include how the product should respond to anticipated error conditions or invalid inputs. Requirements should be concise, complete, unambiguous, verifiable, and necessary. Each requirement should be uniquely identified with a sequence number or a meaningful tag of some </w:t>
-      </w:r>
-      <w:proofErr w:type="gramStart"/>
+        <w:t>«N»</w:t>
+      </w:r>
+      <w:r>
+        <w:rPr>
+          <w:rFonts w:asciiTheme="majorBidi" w:eastAsia="Times New Roman" w:hAnsiTheme="majorBidi" w:cstheme="majorBidi"/>
+          <w:color w:val="373D3F"/>
+          <w:kern w:val="0"/>
+          <w:sz w:val="20"/>
+          <w:szCs w:val="20"/>
+          <w:lang w:eastAsia="en-GB"/>
+          <w14:ligatures w14:val="none"/>
+        </w:rPr>
+        <w:t>: </w:t>
+      </w:r>
       <w:r>
         <w:rPr>
           <w:rFonts w:asciiTheme="majorBidi" w:eastAsia="Times New Roman" w:hAnsiTheme="majorBidi" w:cstheme="majorBidi"/>
@@ -5798,1367 +6374,8 @@
           <w:lang w:eastAsia="en-GB"/>
           <w14:ligatures w14:val="none"/>
         </w:rPr>
-        <w:t>kind.»</w:t>
-      </w:r>
-      <w:proofErr w:type="gramEnd"/>
-    </w:p>
-    <w:p>
-      <w:pPr>
-        <w:shd w:val="clear" w:color="auto" w:fill="FFFFFF"/>
-        <w:spacing w:before="240" w:after="0" w:line="240" w:lineRule="auto"/>
-        <w:jc w:val="both"/>
-        <w:rPr>
-          <w:rFonts w:asciiTheme="majorBidi" w:eastAsia="Times New Roman" w:hAnsiTheme="majorBidi" w:cstheme="majorBidi"/>
-          <w:color w:val="373D3F"/>
-          <w:kern w:val="0"/>
-          <w:sz w:val="20"/>
-          <w:szCs w:val="20"/>
-          <w:lang w:eastAsia="en-GB"/>
-          <w14:ligatures w14:val="none"/>
-        </w:rPr>
-      </w:pPr>
-      <w:r>
-        <w:rPr>
-          <w:rFonts w:asciiTheme="majorBidi" w:eastAsia="Times New Roman" w:hAnsiTheme="majorBidi" w:cstheme="majorBidi"/>
-          <w:color w:val="373D3F"/>
-          <w:kern w:val="0"/>
-          <w:sz w:val="20"/>
-          <w:szCs w:val="20"/>
-          <w:lang w:eastAsia="en-GB"/>
-          <w14:ligatures w14:val="none"/>
-        </w:rPr>
-        <w:t>REQ-1.1: </w:t>
-      </w:r>
-      <w:r>
-        <w:rPr>
-          <w:rFonts w:asciiTheme="majorBidi" w:eastAsia="Times New Roman" w:hAnsiTheme="majorBidi" w:cstheme="majorBidi"/>
-          <w:color w:val="373D3F"/>
-          <w:kern w:val="0"/>
-          <w:sz w:val="20"/>
-          <w:szCs w:val="20"/>
-          <w:lang w:eastAsia="en-GB"/>
-          <w14:ligatures w14:val="none"/>
-        </w:rPr>
-        <w:t>Upon pressing the “</w:t>
-      </w:r>
-      <w:r>
-        <w:rPr>
-          <w:rFonts w:asciiTheme="majorBidi" w:eastAsia="Times New Roman" w:hAnsiTheme="majorBidi" w:cstheme="majorBidi"/>
-          <w:b/>
-          <w:bCs/>
-          <w:color w:val="373D3F"/>
-          <w:kern w:val="0"/>
-          <w:sz w:val="20"/>
-          <w:szCs w:val="20"/>
-          <w:lang w:eastAsia="en-GB"/>
-          <w14:ligatures w14:val="none"/>
-        </w:rPr>
-        <w:t>Start Run</w:t>
-      </w:r>
-      <w:r>
-        <w:rPr>
-          <w:rFonts w:asciiTheme="majorBidi" w:eastAsia="Times New Roman" w:hAnsiTheme="majorBidi" w:cstheme="majorBidi"/>
-          <w:color w:val="373D3F"/>
-          <w:kern w:val="0"/>
-          <w:sz w:val="20"/>
-          <w:szCs w:val="20"/>
-          <w:lang w:eastAsia="en-GB"/>
-          <w14:ligatures w14:val="none"/>
-        </w:rPr>
-        <w:t>” button, the timer shall start measuring elapsed time.</w:t>
-      </w:r>
-    </w:p>
-    <w:p>
-      <w:pPr>
-        <w:shd w:val="clear" w:color="auto" w:fill="FFFFFF"/>
-        <w:spacing w:before="240" w:after="0" w:line="240" w:lineRule="auto"/>
-        <w:jc w:val="both"/>
-        <w:rPr>
-          <w:rFonts w:asciiTheme="majorBidi" w:eastAsia="Times New Roman" w:hAnsiTheme="majorBidi" w:cstheme="majorBidi"/>
-          <w:color w:val="373D3F"/>
-          <w:kern w:val="0"/>
-          <w:sz w:val="20"/>
-          <w:szCs w:val="20"/>
-          <w:lang w:eastAsia="en-GB"/>
-          <w14:ligatures w14:val="none"/>
-        </w:rPr>
-      </w:pPr>
-      <w:r>
-        <w:rPr>
-          <w:rFonts w:asciiTheme="majorBidi" w:eastAsia="Times New Roman" w:hAnsiTheme="majorBidi" w:cstheme="majorBidi"/>
-          <w:color w:val="373D3F"/>
-          <w:kern w:val="0"/>
-          <w:sz w:val="20"/>
-          <w:szCs w:val="20"/>
-          <w:lang w:eastAsia="en-GB"/>
-          <w14:ligatures w14:val="none"/>
-        </w:rPr>
-        <w:t>REQ-1.</w:t>
-      </w:r>
-      <w:r>
-        <w:rPr>
-          <w:rFonts w:asciiTheme="majorBidi" w:eastAsia="Times New Roman" w:hAnsiTheme="majorBidi" w:cstheme="majorBidi"/>
-          <w:color w:val="373D3F"/>
-          <w:kern w:val="0"/>
-          <w:sz w:val="20"/>
-          <w:szCs w:val="20"/>
-          <w:lang w:eastAsia="en-GB"/>
-          <w14:ligatures w14:val="none"/>
-        </w:rPr>
-        <w:t>2</w:t>
-      </w:r>
-      <w:r>
-        <w:rPr>
-          <w:rFonts w:asciiTheme="majorBidi" w:eastAsia="Times New Roman" w:hAnsiTheme="majorBidi" w:cstheme="majorBidi"/>
-          <w:color w:val="373D3F"/>
-          <w:kern w:val="0"/>
-          <w:sz w:val="20"/>
-          <w:szCs w:val="20"/>
-          <w:lang w:eastAsia="en-GB"/>
-          <w14:ligatures w14:val="none"/>
-        </w:rPr>
-        <w:t>: </w:t>
-      </w:r>
-      <w:r>
-        <w:rPr>
-          <w:rFonts w:asciiTheme="majorBidi" w:eastAsia="Times New Roman" w:hAnsiTheme="majorBidi" w:cstheme="majorBidi"/>
-          <w:color w:val="373D3F"/>
-          <w:kern w:val="0"/>
-          <w:sz w:val="20"/>
-          <w:szCs w:val="20"/>
-          <w:lang w:eastAsia="en-GB"/>
-          <w14:ligatures w14:val="none"/>
-        </w:rPr>
-        <w:t>Upon pressing the “</w:t>
-      </w:r>
-      <w:r>
-        <w:rPr>
-          <w:rFonts w:asciiTheme="majorBidi" w:eastAsia="Times New Roman" w:hAnsiTheme="majorBidi" w:cstheme="majorBidi"/>
-          <w:b/>
-          <w:bCs/>
-          <w:color w:val="373D3F"/>
-          <w:kern w:val="0"/>
-          <w:sz w:val="20"/>
-          <w:szCs w:val="20"/>
-          <w:lang w:eastAsia="en-GB"/>
-          <w14:ligatures w14:val="none"/>
-        </w:rPr>
-        <w:t>Split</w:t>
-      </w:r>
-      <w:r>
-        <w:rPr>
-          <w:rFonts w:asciiTheme="majorBidi" w:eastAsia="Times New Roman" w:hAnsiTheme="majorBidi" w:cstheme="majorBidi"/>
-          <w:color w:val="373D3F"/>
-          <w:kern w:val="0"/>
-          <w:sz w:val="20"/>
-          <w:szCs w:val="20"/>
-          <w:lang w:eastAsia="en-GB"/>
-          <w14:ligatures w14:val="none"/>
-        </w:rPr>
-        <w:t xml:space="preserve">” button, </w:t>
-      </w:r>
-      <w:r>
-        <w:rPr>
-          <w:rFonts w:asciiTheme="majorBidi" w:eastAsia="Times New Roman" w:hAnsiTheme="majorBidi" w:cstheme="majorBidi"/>
-          <w:color w:val="373D3F"/>
-          <w:kern w:val="0"/>
-          <w:sz w:val="20"/>
-          <w:szCs w:val="20"/>
-          <w:lang w:eastAsia="en-GB"/>
-          <w14:ligatures w14:val="none"/>
-        </w:rPr>
-        <w:t>a new split shall be added to the current run at the timestamp of the button being pressed</w:t>
-      </w:r>
-      <w:r>
-        <w:rPr>
-          <w:rFonts w:asciiTheme="majorBidi" w:eastAsia="Times New Roman" w:hAnsiTheme="majorBidi" w:cstheme="majorBidi"/>
-          <w:color w:val="373D3F"/>
-          <w:kern w:val="0"/>
-          <w:sz w:val="20"/>
-          <w:szCs w:val="20"/>
-          <w:lang w:eastAsia="en-GB"/>
-          <w14:ligatures w14:val="none"/>
-        </w:rPr>
-        <w:t>.</w:t>
-      </w:r>
-    </w:p>
-    <w:p>
-      <w:pPr>
-        <w:shd w:val="clear" w:color="auto" w:fill="FFFFFF"/>
-        <w:spacing w:before="240" w:after="0" w:line="240" w:lineRule="auto"/>
-        <w:jc w:val="both"/>
-        <w:rPr>
-          <w:rFonts w:asciiTheme="majorBidi" w:eastAsia="Times New Roman" w:hAnsiTheme="majorBidi" w:cstheme="majorBidi"/>
-          <w:color w:val="373D3F"/>
-          <w:kern w:val="0"/>
-          <w:sz w:val="20"/>
-          <w:szCs w:val="20"/>
-          <w:lang w:eastAsia="en-GB"/>
-          <w14:ligatures w14:val="none"/>
-        </w:rPr>
-      </w:pPr>
-      <w:r>
-        <w:rPr>
-          <w:rFonts w:asciiTheme="majorBidi" w:eastAsia="Times New Roman" w:hAnsiTheme="majorBidi" w:cstheme="majorBidi"/>
-          <w:color w:val="373D3F"/>
-          <w:kern w:val="0"/>
-          <w:sz w:val="20"/>
-          <w:szCs w:val="20"/>
-          <w:lang w:eastAsia="en-GB"/>
-          <w14:ligatures w14:val="none"/>
-        </w:rPr>
-        <w:t>REQ-1.</w:t>
-      </w:r>
-      <w:r>
-        <w:rPr>
-          <w:rFonts w:asciiTheme="majorBidi" w:eastAsia="Times New Roman" w:hAnsiTheme="majorBidi" w:cstheme="majorBidi"/>
-          <w:color w:val="373D3F"/>
-          <w:kern w:val="0"/>
-          <w:sz w:val="20"/>
-          <w:szCs w:val="20"/>
-          <w:lang w:eastAsia="en-GB"/>
-          <w14:ligatures w14:val="none"/>
-        </w:rPr>
-        <w:t>3</w:t>
-      </w:r>
-      <w:r>
-        <w:rPr>
-          <w:rFonts w:asciiTheme="majorBidi" w:eastAsia="Times New Roman" w:hAnsiTheme="majorBidi" w:cstheme="majorBidi"/>
-          <w:color w:val="373D3F"/>
-          <w:kern w:val="0"/>
-          <w:sz w:val="20"/>
-          <w:szCs w:val="20"/>
-          <w:lang w:eastAsia="en-GB"/>
-          <w14:ligatures w14:val="none"/>
-        </w:rPr>
-        <w:t>: </w:t>
-      </w:r>
-      <w:r>
-        <w:rPr>
-          <w:rFonts w:asciiTheme="majorBidi" w:eastAsia="Times New Roman" w:hAnsiTheme="majorBidi" w:cstheme="majorBidi"/>
-          <w:color w:val="373D3F"/>
-          <w:kern w:val="0"/>
-          <w:sz w:val="20"/>
-          <w:szCs w:val="20"/>
-          <w:lang w:eastAsia="en-GB"/>
-          <w14:ligatures w14:val="none"/>
-        </w:rPr>
-        <w:t>Upon pressing the “</w:t>
-      </w:r>
-      <w:r>
-        <w:rPr>
-          <w:rFonts w:asciiTheme="majorBidi" w:eastAsia="Times New Roman" w:hAnsiTheme="majorBidi" w:cstheme="majorBidi"/>
-          <w:b/>
-          <w:bCs/>
-          <w:color w:val="373D3F"/>
-          <w:kern w:val="0"/>
-          <w:sz w:val="20"/>
-          <w:szCs w:val="20"/>
-          <w:lang w:eastAsia="en-GB"/>
-          <w14:ligatures w14:val="none"/>
-        </w:rPr>
-        <w:t>Pause</w:t>
-      </w:r>
-      <w:r>
-        <w:rPr>
-          <w:rFonts w:asciiTheme="majorBidi" w:eastAsia="Times New Roman" w:hAnsiTheme="majorBidi" w:cstheme="majorBidi"/>
-          <w:color w:val="373D3F"/>
-          <w:kern w:val="0"/>
-          <w:sz w:val="20"/>
-          <w:szCs w:val="20"/>
-          <w:lang w:eastAsia="en-GB"/>
-          <w14:ligatures w14:val="none"/>
-        </w:rPr>
-        <w:t xml:space="preserve">” button, the timer shall </w:t>
-      </w:r>
-      <w:r>
-        <w:rPr>
-          <w:rFonts w:asciiTheme="majorBidi" w:eastAsia="Times New Roman" w:hAnsiTheme="majorBidi" w:cstheme="majorBidi"/>
-          <w:color w:val="373D3F"/>
-          <w:kern w:val="0"/>
-          <w:sz w:val="20"/>
-          <w:szCs w:val="20"/>
-          <w:lang w:eastAsia="en-GB"/>
-          <w14:ligatures w14:val="none"/>
-        </w:rPr>
-        <w:t>halt measuring elapsed time</w:t>
-      </w:r>
-      <w:r>
-        <w:rPr>
-          <w:rFonts w:asciiTheme="majorBidi" w:eastAsia="Times New Roman" w:hAnsiTheme="majorBidi" w:cstheme="majorBidi"/>
-          <w:color w:val="373D3F"/>
-          <w:kern w:val="0"/>
-          <w:sz w:val="20"/>
-          <w:szCs w:val="20"/>
-          <w:lang w:eastAsia="en-GB"/>
-          <w14:ligatures w14:val="none"/>
-        </w:rPr>
-        <w:t>.</w:t>
-      </w:r>
-    </w:p>
-    <w:p>
-      <w:pPr>
-        <w:shd w:val="clear" w:color="auto" w:fill="FFFFFF"/>
-        <w:spacing w:before="240" w:after="0" w:line="240" w:lineRule="auto"/>
-        <w:jc w:val="both"/>
-        <w:rPr>
-          <w:rFonts w:asciiTheme="majorBidi" w:eastAsia="Times New Roman" w:hAnsiTheme="majorBidi" w:cstheme="majorBidi"/>
-          <w:color w:val="373D3F"/>
-          <w:kern w:val="0"/>
-          <w:sz w:val="20"/>
-          <w:szCs w:val="20"/>
-          <w:lang w:eastAsia="en-GB"/>
-          <w14:ligatures w14:val="none"/>
-        </w:rPr>
-      </w:pPr>
-      <w:r>
-        <w:rPr>
-          <w:rFonts w:asciiTheme="majorBidi" w:eastAsia="Times New Roman" w:hAnsiTheme="majorBidi" w:cstheme="majorBidi"/>
-          <w:color w:val="373D3F"/>
-          <w:kern w:val="0"/>
-          <w:sz w:val="20"/>
-          <w:szCs w:val="20"/>
-          <w:lang w:eastAsia="en-GB"/>
-          <w14:ligatures w14:val="none"/>
-        </w:rPr>
-        <w:t>REQ-1.</w:t>
-      </w:r>
-      <w:r>
-        <w:rPr>
-          <w:rFonts w:asciiTheme="majorBidi" w:eastAsia="Times New Roman" w:hAnsiTheme="majorBidi" w:cstheme="majorBidi"/>
-          <w:color w:val="373D3F"/>
-          <w:kern w:val="0"/>
-          <w:sz w:val="20"/>
-          <w:szCs w:val="20"/>
-          <w:lang w:eastAsia="en-GB"/>
-          <w14:ligatures w14:val="none"/>
-        </w:rPr>
-        <w:t>4</w:t>
-      </w:r>
-      <w:r>
-        <w:rPr>
-          <w:rFonts w:asciiTheme="majorBidi" w:eastAsia="Times New Roman" w:hAnsiTheme="majorBidi" w:cstheme="majorBidi"/>
-          <w:color w:val="373D3F"/>
-          <w:kern w:val="0"/>
-          <w:sz w:val="20"/>
-          <w:szCs w:val="20"/>
-          <w:lang w:eastAsia="en-GB"/>
-          <w14:ligatures w14:val="none"/>
-        </w:rPr>
-        <w:t>: </w:t>
-      </w:r>
-      <w:r>
-        <w:rPr>
-          <w:rFonts w:asciiTheme="majorBidi" w:eastAsia="Times New Roman" w:hAnsiTheme="majorBidi" w:cstheme="majorBidi"/>
-          <w:color w:val="373D3F"/>
-          <w:kern w:val="0"/>
-          <w:sz w:val="20"/>
-          <w:szCs w:val="20"/>
-          <w:lang w:eastAsia="en-GB"/>
-          <w14:ligatures w14:val="none"/>
-        </w:rPr>
-        <w:t>Upon pressing the “</w:t>
-      </w:r>
-      <w:r>
-        <w:rPr>
-          <w:rFonts w:asciiTheme="majorBidi" w:eastAsia="Times New Roman" w:hAnsiTheme="majorBidi" w:cstheme="majorBidi"/>
-          <w:b/>
-          <w:bCs/>
-          <w:color w:val="373D3F"/>
-          <w:kern w:val="0"/>
-          <w:sz w:val="20"/>
-          <w:szCs w:val="20"/>
-          <w:lang w:eastAsia="en-GB"/>
-          <w14:ligatures w14:val="none"/>
-        </w:rPr>
-        <w:t>Stop</w:t>
-      </w:r>
-      <w:r>
-        <w:rPr>
-          <w:rFonts w:asciiTheme="majorBidi" w:eastAsia="Times New Roman" w:hAnsiTheme="majorBidi" w:cstheme="majorBidi"/>
-          <w:color w:val="373D3F"/>
-          <w:kern w:val="0"/>
-          <w:sz w:val="20"/>
-          <w:szCs w:val="20"/>
-          <w:lang w:eastAsia="en-GB"/>
-          <w14:ligatures w14:val="none"/>
-        </w:rPr>
-        <w:t xml:space="preserve">” button, the timer shall </w:t>
-      </w:r>
-      <w:r>
-        <w:rPr>
-          <w:rFonts w:asciiTheme="majorBidi" w:eastAsia="Times New Roman" w:hAnsiTheme="majorBidi" w:cstheme="majorBidi"/>
-          <w:color w:val="373D3F"/>
-          <w:kern w:val="0"/>
-          <w:sz w:val="20"/>
-          <w:szCs w:val="20"/>
-          <w:lang w:eastAsia="en-GB"/>
-          <w14:ligatures w14:val="none"/>
-        </w:rPr>
-        <w:t>stop measuring time and reset to 0, saving the run as a file</w:t>
-      </w:r>
-      <w:r>
-        <w:rPr>
-          <w:rFonts w:asciiTheme="majorBidi" w:eastAsia="Times New Roman" w:hAnsiTheme="majorBidi" w:cstheme="majorBidi"/>
-          <w:color w:val="373D3F"/>
-          <w:kern w:val="0"/>
-          <w:sz w:val="20"/>
-          <w:szCs w:val="20"/>
-          <w:lang w:eastAsia="en-GB"/>
-          <w14:ligatures w14:val="none"/>
-        </w:rPr>
-        <w:t>.</w:t>
-      </w:r>
-    </w:p>
-    <w:p>
-      <w:pPr>
-        <w:shd w:val="clear" w:color="auto" w:fill="FFFFFF"/>
-        <w:spacing w:before="240" w:after="0" w:line="240" w:lineRule="auto"/>
-        <w:jc w:val="both"/>
-        <w:rPr>
-          <w:rFonts w:asciiTheme="majorBidi" w:eastAsia="Times New Roman" w:hAnsiTheme="majorBidi" w:cstheme="majorBidi"/>
-          <w:color w:val="373D3F"/>
-          <w:kern w:val="0"/>
-          <w:sz w:val="20"/>
-          <w:szCs w:val="20"/>
-          <w:lang w:eastAsia="en-GB"/>
-          <w14:ligatures w14:val="none"/>
-        </w:rPr>
-      </w:pPr>
-      <w:r>
-        <w:rPr>
-          <w:rFonts w:asciiTheme="majorBidi" w:eastAsia="Times New Roman" w:hAnsiTheme="majorBidi" w:cstheme="majorBidi"/>
-          <w:color w:val="373D3F"/>
-          <w:kern w:val="0"/>
-          <w:sz w:val="20"/>
-          <w:szCs w:val="20"/>
-          <w:lang w:eastAsia="en-GB"/>
-          <w14:ligatures w14:val="none"/>
-        </w:rPr>
-        <w:t>REQ-1.</w:t>
-      </w:r>
-      <w:r>
-        <w:rPr>
-          <w:rFonts w:asciiTheme="majorBidi" w:eastAsia="Times New Roman" w:hAnsiTheme="majorBidi" w:cstheme="majorBidi"/>
-          <w:color w:val="373D3F"/>
-          <w:kern w:val="0"/>
-          <w:sz w:val="20"/>
-          <w:szCs w:val="20"/>
-          <w:lang w:eastAsia="en-GB"/>
-          <w14:ligatures w14:val="none"/>
-        </w:rPr>
-        <w:t>5</w:t>
-      </w:r>
-      <w:r>
-        <w:rPr>
-          <w:rFonts w:asciiTheme="majorBidi" w:eastAsia="Times New Roman" w:hAnsiTheme="majorBidi" w:cstheme="majorBidi"/>
-          <w:color w:val="373D3F"/>
-          <w:kern w:val="0"/>
-          <w:sz w:val="20"/>
-          <w:szCs w:val="20"/>
-          <w:lang w:eastAsia="en-GB"/>
-          <w14:ligatures w14:val="none"/>
-        </w:rPr>
-        <w:t>: </w:t>
-      </w:r>
-      <w:r>
-        <w:rPr>
-          <w:rFonts w:asciiTheme="majorBidi" w:eastAsia="Times New Roman" w:hAnsiTheme="majorBidi" w:cstheme="majorBidi"/>
-          <w:color w:val="373D3F"/>
-          <w:kern w:val="0"/>
-          <w:sz w:val="20"/>
-          <w:szCs w:val="20"/>
-          <w:lang w:eastAsia="en-GB"/>
-          <w14:ligatures w14:val="none"/>
-        </w:rPr>
-        <w:t>Upon pressing the “</w:t>
-      </w:r>
-      <w:r>
-        <w:rPr>
-          <w:rFonts w:asciiTheme="majorBidi" w:eastAsia="Times New Roman" w:hAnsiTheme="majorBidi" w:cstheme="majorBidi"/>
-          <w:b/>
-          <w:bCs/>
-          <w:color w:val="373D3F"/>
-          <w:kern w:val="0"/>
-          <w:sz w:val="20"/>
-          <w:szCs w:val="20"/>
-          <w:lang w:eastAsia="en-GB"/>
-          <w14:ligatures w14:val="none"/>
-        </w:rPr>
-        <w:t>Menu</w:t>
-      </w:r>
-      <w:r>
-        <w:rPr>
-          <w:rFonts w:asciiTheme="majorBidi" w:eastAsia="Times New Roman" w:hAnsiTheme="majorBidi" w:cstheme="majorBidi"/>
-          <w:color w:val="373D3F"/>
-          <w:kern w:val="0"/>
-          <w:sz w:val="20"/>
-          <w:szCs w:val="20"/>
-          <w:lang w:eastAsia="en-GB"/>
-          <w14:ligatures w14:val="none"/>
-        </w:rPr>
-        <w:t xml:space="preserve">” button, the </w:t>
-      </w:r>
-      <w:r>
-        <w:rPr>
-          <w:rFonts w:asciiTheme="majorBidi" w:eastAsia="Times New Roman" w:hAnsiTheme="majorBidi" w:cstheme="majorBidi"/>
-          <w:color w:val="373D3F"/>
-          <w:kern w:val="0"/>
-          <w:sz w:val="20"/>
-          <w:szCs w:val="20"/>
-          <w:lang w:eastAsia="en-GB"/>
-          <w14:ligatures w14:val="none"/>
-        </w:rPr>
-        <w:t>menu shall be displayed to the user</w:t>
-      </w:r>
-      <w:r>
-        <w:rPr>
-          <w:rFonts w:asciiTheme="majorBidi" w:eastAsia="Times New Roman" w:hAnsiTheme="majorBidi" w:cstheme="majorBidi"/>
-          <w:color w:val="373D3F"/>
-          <w:kern w:val="0"/>
-          <w:sz w:val="20"/>
-          <w:szCs w:val="20"/>
-          <w:lang w:eastAsia="en-GB"/>
-          <w14:ligatures w14:val="none"/>
-        </w:rPr>
-        <w:t>.</w:t>
-      </w:r>
-    </w:p>
-    <w:p>
-      <w:pPr>
-        <w:shd w:val="clear" w:color="auto" w:fill="FFFFFF"/>
-        <w:spacing w:before="240" w:after="0" w:line="240" w:lineRule="auto"/>
-        <w:jc w:val="both"/>
-        <w:rPr>
-          <w:rFonts w:asciiTheme="majorBidi" w:eastAsia="Times New Roman" w:hAnsiTheme="majorBidi" w:cstheme="majorBidi"/>
-          <w:color w:val="373D3F"/>
-          <w:kern w:val="0"/>
-          <w:sz w:val="20"/>
-          <w:szCs w:val="20"/>
-          <w:lang w:eastAsia="en-GB"/>
-          <w14:ligatures w14:val="none"/>
-        </w:rPr>
-      </w:pPr>
-      <w:r>
-        <w:rPr>
-          <w:rFonts w:asciiTheme="majorBidi" w:eastAsia="Times New Roman" w:hAnsiTheme="majorBidi" w:cstheme="majorBidi"/>
-          <w:color w:val="373D3F"/>
-          <w:kern w:val="0"/>
-          <w:sz w:val="20"/>
-          <w:szCs w:val="20"/>
-          <w:lang w:eastAsia="en-GB"/>
-          <w14:ligatures w14:val="none"/>
-        </w:rPr>
-        <w:t>REQ-1.</w:t>
-      </w:r>
-      <w:r>
-        <w:rPr>
-          <w:rFonts w:asciiTheme="majorBidi" w:eastAsia="Times New Roman" w:hAnsiTheme="majorBidi" w:cstheme="majorBidi"/>
-          <w:color w:val="373D3F"/>
-          <w:kern w:val="0"/>
-          <w:sz w:val="20"/>
-          <w:szCs w:val="20"/>
-          <w:lang w:eastAsia="en-GB"/>
-          <w14:ligatures w14:val="none"/>
-        </w:rPr>
-        <w:t>6</w:t>
-      </w:r>
-      <w:r>
-        <w:rPr>
-          <w:rFonts w:asciiTheme="majorBidi" w:eastAsia="Times New Roman" w:hAnsiTheme="majorBidi" w:cstheme="majorBidi"/>
-          <w:color w:val="373D3F"/>
-          <w:kern w:val="0"/>
-          <w:sz w:val="20"/>
-          <w:szCs w:val="20"/>
-          <w:lang w:eastAsia="en-GB"/>
-          <w14:ligatures w14:val="none"/>
-        </w:rPr>
-        <w:t>: </w:t>
-      </w:r>
-      <w:r>
-        <w:rPr>
-          <w:rFonts w:asciiTheme="majorBidi" w:eastAsia="Times New Roman" w:hAnsiTheme="majorBidi" w:cstheme="majorBidi"/>
-          <w:color w:val="373D3F"/>
-          <w:kern w:val="0"/>
-          <w:sz w:val="20"/>
-          <w:szCs w:val="20"/>
-          <w:lang w:eastAsia="en-GB"/>
-          <w14:ligatures w14:val="none"/>
-        </w:rPr>
-        <w:t>Upon pressing the “</w:t>
-      </w:r>
-      <w:r>
-        <w:rPr>
-          <w:rFonts w:asciiTheme="majorBidi" w:eastAsia="Times New Roman" w:hAnsiTheme="majorBidi" w:cstheme="majorBidi"/>
-          <w:b/>
-          <w:bCs/>
-          <w:color w:val="373D3F"/>
-          <w:kern w:val="0"/>
-          <w:sz w:val="20"/>
-          <w:szCs w:val="20"/>
-          <w:lang w:eastAsia="en-GB"/>
-          <w14:ligatures w14:val="none"/>
-        </w:rPr>
-        <w:t xml:space="preserve">Past </w:t>
-      </w:r>
-      <w:r>
-        <w:rPr>
-          <w:rFonts w:asciiTheme="majorBidi" w:eastAsia="Times New Roman" w:hAnsiTheme="majorBidi" w:cstheme="majorBidi"/>
-          <w:b/>
-          <w:bCs/>
-          <w:color w:val="373D3F"/>
-          <w:kern w:val="0"/>
-          <w:sz w:val="20"/>
-          <w:szCs w:val="20"/>
-          <w:lang w:eastAsia="en-GB"/>
-          <w14:ligatures w14:val="none"/>
-        </w:rPr>
-        <w:t>r</w:t>
-      </w:r>
-      <w:r>
-        <w:rPr>
-          <w:rFonts w:asciiTheme="majorBidi" w:eastAsia="Times New Roman" w:hAnsiTheme="majorBidi" w:cstheme="majorBidi"/>
-          <w:b/>
-          <w:bCs/>
-          <w:color w:val="373D3F"/>
-          <w:kern w:val="0"/>
-          <w:sz w:val="20"/>
-          <w:szCs w:val="20"/>
-          <w:lang w:eastAsia="en-GB"/>
-          <w14:ligatures w14:val="none"/>
-        </w:rPr>
-        <w:t>uns</w:t>
-      </w:r>
-      <w:r>
-        <w:rPr>
-          <w:rFonts w:asciiTheme="majorBidi" w:eastAsia="Times New Roman" w:hAnsiTheme="majorBidi" w:cstheme="majorBidi"/>
-          <w:color w:val="373D3F"/>
-          <w:kern w:val="0"/>
-          <w:sz w:val="20"/>
-          <w:szCs w:val="20"/>
-          <w:lang w:eastAsia="en-GB"/>
-          <w14:ligatures w14:val="none"/>
-        </w:rPr>
-        <w:t>”</w:t>
-      </w:r>
-      <w:r>
-        <w:rPr>
-          <w:rFonts w:asciiTheme="majorBidi" w:eastAsia="Times New Roman" w:hAnsiTheme="majorBidi" w:cstheme="majorBidi"/>
-          <w:color w:val="373D3F"/>
-          <w:kern w:val="0"/>
-          <w:sz w:val="20"/>
-          <w:szCs w:val="20"/>
-          <w:lang w:eastAsia="en-GB"/>
-          <w14:ligatures w14:val="none"/>
-        </w:rPr>
-        <w:t xml:space="preserve"> button, the screen shall change to a list of categories which contain any runs</w:t>
-      </w:r>
-      <w:r>
-        <w:rPr>
-          <w:rFonts w:asciiTheme="majorBidi" w:eastAsia="Times New Roman" w:hAnsiTheme="majorBidi" w:cstheme="majorBidi"/>
-          <w:color w:val="373D3F"/>
-          <w:kern w:val="0"/>
-          <w:sz w:val="20"/>
-          <w:szCs w:val="20"/>
-          <w:lang w:eastAsia="en-GB"/>
-          <w14:ligatures w14:val="none"/>
-        </w:rPr>
-        <w:t>.</w:t>
-      </w:r>
-    </w:p>
-    <w:p>
-      <w:pPr>
-        <w:shd w:val="clear" w:color="auto" w:fill="FFFFFF"/>
-        <w:spacing w:before="240" w:after="0" w:line="240" w:lineRule="auto"/>
-        <w:jc w:val="both"/>
-        <w:rPr>
-          <w:rFonts w:asciiTheme="majorBidi" w:eastAsia="Times New Roman" w:hAnsiTheme="majorBidi" w:cstheme="majorBidi"/>
-          <w:color w:val="373D3F"/>
-          <w:kern w:val="0"/>
-          <w:sz w:val="20"/>
-          <w:szCs w:val="20"/>
-          <w:lang w:eastAsia="en-GB"/>
-          <w14:ligatures w14:val="none"/>
-        </w:rPr>
-      </w:pPr>
-      <w:r>
-        <w:rPr>
-          <w:rFonts w:asciiTheme="majorBidi" w:eastAsia="Times New Roman" w:hAnsiTheme="majorBidi" w:cstheme="majorBidi"/>
-          <w:color w:val="373D3F"/>
-          <w:kern w:val="0"/>
-          <w:sz w:val="20"/>
-          <w:szCs w:val="20"/>
-          <w:lang w:eastAsia="en-GB"/>
-          <w14:ligatures w14:val="none"/>
-        </w:rPr>
-        <w:t>REQ-1.</w:t>
-      </w:r>
-      <w:r>
-        <w:rPr>
-          <w:rFonts w:asciiTheme="majorBidi" w:eastAsia="Times New Roman" w:hAnsiTheme="majorBidi" w:cstheme="majorBidi"/>
-          <w:color w:val="373D3F"/>
-          <w:kern w:val="0"/>
-          <w:sz w:val="20"/>
-          <w:szCs w:val="20"/>
-          <w:lang w:eastAsia="en-GB"/>
-          <w14:ligatures w14:val="none"/>
-        </w:rPr>
-        <w:t>7</w:t>
-      </w:r>
-      <w:r>
-        <w:rPr>
-          <w:rFonts w:asciiTheme="majorBidi" w:eastAsia="Times New Roman" w:hAnsiTheme="majorBidi" w:cstheme="majorBidi"/>
-          <w:color w:val="373D3F"/>
-          <w:kern w:val="0"/>
-          <w:sz w:val="20"/>
-          <w:szCs w:val="20"/>
-          <w:lang w:eastAsia="en-GB"/>
-          <w14:ligatures w14:val="none"/>
-        </w:rPr>
-        <w:t>: </w:t>
-      </w:r>
-      <w:r>
-        <w:rPr>
-          <w:rFonts w:asciiTheme="majorBidi" w:eastAsia="Times New Roman" w:hAnsiTheme="majorBidi" w:cstheme="majorBidi"/>
-          <w:color w:val="373D3F"/>
-          <w:kern w:val="0"/>
-          <w:sz w:val="20"/>
-          <w:szCs w:val="20"/>
-          <w:lang w:eastAsia="en-GB"/>
-          <w14:ligatures w14:val="none"/>
-        </w:rPr>
-        <w:t xml:space="preserve">Upon pressing </w:t>
-      </w:r>
-      <w:r>
-        <w:rPr>
-          <w:rFonts w:asciiTheme="majorBidi" w:eastAsia="Times New Roman" w:hAnsiTheme="majorBidi" w:cstheme="majorBidi"/>
-          <w:color w:val="373D3F"/>
-          <w:kern w:val="0"/>
-          <w:sz w:val="20"/>
-          <w:szCs w:val="20"/>
-          <w:lang w:eastAsia="en-GB"/>
-          <w14:ligatures w14:val="none"/>
-        </w:rPr>
-        <w:t>any displayed category</w:t>
-      </w:r>
-      <w:r>
-        <w:rPr>
-          <w:rFonts w:asciiTheme="majorBidi" w:eastAsia="Times New Roman" w:hAnsiTheme="majorBidi" w:cstheme="majorBidi"/>
-          <w:color w:val="373D3F"/>
-          <w:kern w:val="0"/>
-          <w:sz w:val="20"/>
-          <w:szCs w:val="20"/>
-          <w:lang w:eastAsia="en-GB"/>
-          <w14:ligatures w14:val="none"/>
-        </w:rPr>
-        <w:t xml:space="preserve">, the </w:t>
-      </w:r>
-      <w:r>
-        <w:rPr>
-          <w:rFonts w:asciiTheme="majorBidi" w:eastAsia="Times New Roman" w:hAnsiTheme="majorBidi" w:cstheme="majorBidi"/>
-          <w:color w:val="373D3F"/>
-          <w:kern w:val="0"/>
-          <w:sz w:val="20"/>
-          <w:szCs w:val="20"/>
-          <w:lang w:eastAsia="en-GB"/>
-          <w14:ligatures w14:val="none"/>
-        </w:rPr>
-        <w:t>screen shall change to a list of runs belonging to that category</w:t>
-      </w:r>
-      <w:r>
-        <w:rPr>
-          <w:rFonts w:asciiTheme="majorBidi" w:eastAsia="Times New Roman" w:hAnsiTheme="majorBidi" w:cstheme="majorBidi"/>
-          <w:color w:val="373D3F"/>
-          <w:kern w:val="0"/>
-          <w:sz w:val="20"/>
-          <w:szCs w:val="20"/>
-          <w:lang w:eastAsia="en-GB"/>
-          <w14:ligatures w14:val="none"/>
-        </w:rPr>
-        <w:t>.</w:t>
-      </w:r>
-    </w:p>
-    <w:p>
-      <w:pPr>
-        <w:shd w:val="clear" w:color="auto" w:fill="FFFFFF"/>
-        <w:spacing w:before="240" w:after="0" w:line="240" w:lineRule="auto"/>
-        <w:jc w:val="both"/>
-        <w:rPr>
-          <w:rFonts w:asciiTheme="majorBidi" w:eastAsia="Times New Roman" w:hAnsiTheme="majorBidi" w:cstheme="majorBidi"/>
-          <w:color w:val="373D3F"/>
-          <w:kern w:val="0"/>
-          <w:sz w:val="20"/>
-          <w:szCs w:val="20"/>
-          <w:lang w:eastAsia="en-GB"/>
-          <w14:ligatures w14:val="none"/>
-        </w:rPr>
-      </w:pPr>
-      <w:r>
-        <w:rPr>
-          <w:rFonts w:asciiTheme="majorBidi" w:eastAsia="Times New Roman" w:hAnsiTheme="majorBidi" w:cstheme="majorBidi"/>
-          <w:color w:val="373D3F"/>
-          <w:kern w:val="0"/>
-          <w:sz w:val="20"/>
-          <w:szCs w:val="20"/>
-          <w:lang w:eastAsia="en-GB"/>
-          <w14:ligatures w14:val="none"/>
-        </w:rPr>
-        <w:t>REQ-1.</w:t>
-      </w:r>
-      <w:r>
-        <w:rPr>
-          <w:rFonts w:asciiTheme="majorBidi" w:eastAsia="Times New Roman" w:hAnsiTheme="majorBidi" w:cstheme="majorBidi"/>
-          <w:color w:val="373D3F"/>
-          <w:kern w:val="0"/>
-          <w:sz w:val="20"/>
-          <w:szCs w:val="20"/>
-          <w:lang w:eastAsia="en-GB"/>
-          <w14:ligatures w14:val="none"/>
-        </w:rPr>
-        <w:t>8</w:t>
-      </w:r>
-      <w:r>
-        <w:rPr>
-          <w:rFonts w:asciiTheme="majorBidi" w:eastAsia="Times New Roman" w:hAnsiTheme="majorBidi" w:cstheme="majorBidi"/>
-          <w:color w:val="373D3F"/>
-          <w:kern w:val="0"/>
-          <w:sz w:val="20"/>
-          <w:szCs w:val="20"/>
-          <w:lang w:eastAsia="en-GB"/>
-          <w14:ligatures w14:val="none"/>
-        </w:rPr>
-        <w:t>: </w:t>
-      </w:r>
-      <w:r>
-        <w:rPr>
-          <w:rFonts w:asciiTheme="majorBidi" w:eastAsia="Times New Roman" w:hAnsiTheme="majorBidi" w:cstheme="majorBidi"/>
-          <w:color w:val="373D3F"/>
-          <w:kern w:val="0"/>
-          <w:sz w:val="20"/>
-          <w:szCs w:val="20"/>
-          <w:lang w:eastAsia="en-GB"/>
-          <w14:ligatures w14:val="none"/>
-        </w:rPr>
-        <w:t>Upon pressing the “</w:t>
-      </w:r>
-      <w:r>
-        <w:rPr>
-          <w:rFonts w:asciiTheme="majorBidi" w:eastAsia="Times New Roman" w:hAnsiTheme="majorBidi" w:cstheme="majorBidi"/>
-          <w:b/>
-          <w:bCs/>
-          <w:color w:val="373D3F"/>
-          <w:kern w:val="0"/>
-          <w:sz w:val="20"/>
-          <w:szCs w:val="20"/>
-          <w:lang w:eastAsia="en-GB"/>
-          <w14:ligatures w14:val="none"/>
-        </w:rPr>
-        <w:t>Export</w:t>
-      </w:r>
-      <w:r>
-        <w:rPr>
-          <w:rFonts w:asciiTheme="majorBidi" w:eastAsia="Times New Roman" w:hAnsiTheme="majorBidi" w:cstheme="majorBidi"/>
-          <w:color w:val="373D3F"/>
-          <w:kern w:val="0"/>
-          <w:sz w:val="20"/>
-          <w:szCs w:val="20"/>
-          <w:lang w:eastAsia="en-GB"/>
-          <w14:ligatures w14:val="none"/>
-        </w:rPr>
-        <w:t xml:space="preserve">” button, </w:t>
-      </w:r>
-      <w:r>
-        <w:rPr>
-          <w:rFonts w:asciiTheme="majorBidi" w:eastAsia="Times New Roman" w:hAnsiTheme="majorBidi" w:cstheme="majorBidi"/>
-          <w:color w:val="373D3F"/>
-          <w:kern w:val="0"/>
-          <w:sz w:val="20"/>
-          <w:szCs w:val="20"/>
-          <w:lang w:eastAsia="en-GB"/>
-          <w14:ligatures w14:val="none"/>
-        </w:rPr>
-        <w:t>the runs in the currently viewed category shall be saved as an .xlsx file on the user’s device</w:t>
-      </w:r>
-      <w:r>
-        <w:rPr>
-          <w:rFonts w:asciiTheme="majorBidi" w:eastAsia="Times New Roman" w:hAnsiTheme="majorBidi" w:cstheme="majorBidi"/>
-          <w:color w:val="373D3F"/>
-          <w:kern w:val="0"/>
-          <w:sz w:val="20"/>
-          <w:szCs w:val="20"/>
-          <w:lang w:eastAsia="en-GB"/>
-          <w14:ligatures w14:val="none"/>
-        </w:rPr>
-        <w:t>.</w:t>
-      </w:r>
-    </w:p>
-    <w:p>
-      <w:pPr>
-        <w:shd w:val="clear" w:color="auto" w:fill="FFFFFF"/>
-        <w:spacing w:before="240" w:after="0" w:line="240" w:lineRule="auto"/>
-        <w:jc w:val="both"/>
-        <w:rPr>
-          <w:rFonts w:asciiTheme="majorBidi" w:eastAsia="Times New Roman" w:hAnsiTheme="majorBidi" w:cstheme="majorBidi"/>
-          <w:color w:val="373D3F"/>
-          <w:kern w:val="0"/>
-          <w:sz w:val="20"/>
-          <w:szCs w:val="20"/>
-          <w:lang w:eastAsia="en-GB"/>
-          <w14:ligatures w14:val="none"/>
-        </w:rPr>
-      </w:pPr>
-      <w:r>
-        <w:rPr>
-          <w:rFonts w:asciiTheme="majorBidi" w:eastAsia="Times New Roman" w:hAnsiTheme="majorBidi" w:cstheme="majorBidi"/>
-          <w:color w:val="373D3F"/>
-          <w:kern w:val="0"/>
-          <w:sz w:val="20"/>
-          <w:szCs w:val="20"/>
-          <w:lang w:eastAsia="en-GB"/>
-          <w14:ligatures w14:val="none"/>
-        </w:rPr>
-        <w:t>REQ-1.</w:t>
-      </w:r>
-      <w:r>
-        <w:rPr>
-          <w:rFonts w:asciiTheme="majorBidi" w:eastAsia="Times New Roman" w:hAnsiTheme="majorBidi" w:cstheme="majorBidi"/>
-          <w:color w:val="373D3F"/>
-          <w:kern w:val="0"/>
-          <w:sz w:val="20"/>
-          <w:szCs w:val="20"/>
-          <w:lang w:eastAsia="en-GB"/>
-          <w14:ligatures w14:val="none"/>
-        </w:rPr>
-        <w:t>9</w:t>
-      </w:r>
-      <w:r>
-        <w:rPr>
-          <w:rFonts w:asciiTheme="majorBidi" w:eastAsia="Times New Roman" w:hAnsiTheme="majorBidi" w:cstheme="majorBidi"/>
-          <w:color w:val="373D3F"/>
-          <w:kern w:val="0"/>
-          <w:sz w:val="20"/>
-          <w:szCs w:val="20"/>
-          <w:lang w:eastAsia="en-GB"/>
-          <w14:ligatures w14:val="none"/>
-        </w:rPr>
-        <w:t>: </w:t>
-      </w:r>
-      <w:r>
-        <w:rPr>
-          <w:rFonts w:asciiTheme="majorBidi" w:eastAsia="Times New Roman" w:hAnsiTheme="majorBidi" w:cstheme="majorBidi"/>
-          <w:color w:val="373D3F"/>
-          <w:kern w:val="0"/>
-          <w:sz w:val="20"/>
-          <w:szCs w:val="20"/>
-          <w:lang w:eastAsia="en-GB"/>
-          <w14:ligatures w14:val="none"/>
-        </w:rPr>
-        <w:t>Upon pressing the “</w:t>
-      </w:r>
-      <w:r>
-        <w:rPr>
-          <w:rFonts w:asciiTheme="majorBidi" w:eastAsia="Times New Roman" w:hAnsiTheme="majorBidi" w:cstheme="majorBidi"/>
-          <w:b/>
-          <w:bCs/>
-          <w:color w:val="373D3F"/>
-          <w:kern w:val="0"/>
-          <w:sz w:val="20"/>
-          <w:szCs w:val="20"/>
-          <w:lang w:eastAsia="en-GB"/>
-          <w14:ligatures w14:val="none"/>
-        </w:rPr>
-        <w:t>About</w:t>
-      </w:r>
-      <w:r>
-        <w:rPr>
-          <w:rFonts w:asciiTheme="majorBidi" w:eastAsia="Times New Roman" w:hAnsiTheme="majorBidi" w:cstheme="majorBidi"/>
-          <w:color w:val="373D3F"/>
-          <w:kern w:val="0"/>
-          <w:sz w:val="20"/>
-          <w:szCs w:val="20"/>
-          <w:lang w:eastAsia="en-GB"/>
-          <w14:ligatures w14:val="none"/>
-        </w:rPr>
-        <w:t xml:space="preserve">” button, the </w:t>
-      </w:r>
-      <w:r>
-        <w:rPr>
-          <w:rFonts w:asciiTheme="majorBidi" w:eastAsia="Times New Roman" w:hAnsiTheme="majorBidi" w:cstheme="majorBidi"/>
-          <w:color w:val="373D3F"/>
-          <w:kern w:val="0"/>
-          <w:sz w:val="20"/>
-          <w:szCs w:val="20"/>
-          <w:lang w:eastAsia="en-GB"/>
-          <w14:ligatures w14:val="none"/>
-        </w:rPr>
-        <w:t>screen shall change to a paragraph describing the application, its functionalities and information about the development</w:t>
-      </w:r>
-      <w:r>
-        <w:rPr>
-          <w:rFonts w:asciiTheme="majorBidi" w:eastAsia="Times New Roman" w:hAnsiTheme="majorBidi" w:cstheme="majorBidi"/>
-          <w:color w:val="373D3F"/>
-          <w:kern w:val="0"/>
-          <w:sz w:val="20"/>
-          <w:szCs w:val="20"/>
-          <w:lang w:eastAsia="en-GB"/>
-          <w14:ligatures w14:val="none"/>
-        </w:rPr>
-        <w:t>.</w:t>
-      </w:r>
-    </w:p>
-    <w:p>
-      <w:pPr>
-        <w:shd w:val="clear" w:color="auto" w:fill="FFFFFF"/>
-        <w:spacing w:before="240" w:after="0" w:line="240" w:lineRule="auto"/>
-        <w:jc w:val="both"/>
-        <w:rPr>
-          <w:rFonts w:asciiTheme="majorBidi" w:eastAsia="Times New Roman" w:hAnsiTheme="majorBidi" w:cstheme="majorBidi"/>
-          <w:color w:val="373D3F"/>
-          <w:kern w:val="0"/>
-          <w:sz w:val="20"/>
-          <w:szCs w:val="20"/>
-          <w:lang w:eastAsia="en-GB"/>
-          <w14:ligatures w14:val="none"/>
-        </w:rPr>
-      </w:pPr>
-      <w:r>
-        <w:rPr>
-          <w:rFonts w:asciiTheme="majorBidi" w:eastAsia="Times New Roman" w:hAnsiTheme="majorBidi" w:cstheme="majorBidi"/>
-          <w:color w:val="0000FF"/>
-          <w:kern w:val="0"/>
-          <w:sz w:val="20"/>
-          <w:szCs w:val="20"/>
-          <w:lang w:eastAsia="en-GB"/>
-          <w14:ligatures w14:val="none"/>
-        </w:rPr>
-        <w:t xml:space="preserve">«Some sentence goes here, in “shall” form, usually something like this: “Upon &lt;some event or condition&gt;, the &lt;system, or the name of a module&gt; shall &lt;perform some action&gt;.” Note that the entire requirement must be stated in the requirements area. Everything else is just a lead-up to this. There should be one such entry per S/R </w:t>
-      </w:r>
-      <w:proofErr w:type="gramStart"/>
-      <w:r>
-        <w:rPr>
-          <w:rFonts w:asciiTheme="majorBidi" w:eastAsia="Times New Roman" w:hAnsiTheme="majorBidi" w:cstheme="majorBidi"/>
-          <w:color w:val="0000FF"/>
-          <w:kern w:val="0"/>
-          <w:sz w:val="20"/>
-          <w:szCs w:val="20"/>
-          <w:lang w:eastAsia="en-GB"/>
-          <w14:ligatures w14:val="none"/>
-        </w:rPr>
-        <w:t>pair.»</w:t>
-      </w:r>
-      <w:proofErr w:type="gramEnd"/>
-    </w:p>
-    <w:p>
-      <w:pPr>
-        <w:shd w:val="clear" w:color="auto" w:fill="FFFFFF"/>
-        <w:spacing w:before="240" w:after="0" w:line="240" w:lineRule="auto"/>
-        <w:jc w:val="both"/>
-        <w:rPr>
-          <w:rFonts w:asciiTheme="majorBidi" w:eastAsia="Times New Roman" w:hAnsiTheme="majorBidi" w:cstheme="majorBidi"/>
-          <w:color w:val="373D3F"/>
-          <w:kern w:val="0"/>
-          <w:sz w:val="20"/>
-          <w:szCs w:val="20"/>
-          <w:lang w:eastAsia="en-GB"/>
-          <w14:ligatures w14:val="none"/>
-        </w:rPr>
-      </w:pPr>
-      <w:r>
-        <w:rPr>
-          <w:rFonts w:asciiTheme="majorBidi" w:eastAsia="Times New Roman" w:hAnsiTheme="majorBidi" w:cstheme="majorBidi"/>
-          <w:color w:val="373D3F"/>
-          <w:kern w:val="0"/>
-          <w:sz w:val="20"/>
-          <w:szCs w:val="20"/>
-          <w:lang w:eastAsia="en-GB"/>
-          <w14:ligatures w14:val="none"/>
-        </w:rPr>
-        <w:t>REQ-</w:t>
-      </w:r>
-      <w:proofErr w:type="gramStart"/>
-      <w:r>
-        <w:rPr>
-          <w:rFonts w:asciiTheme="majorBidi" w:eastAsia="Times New Roman" w:hAnsiTheme="majorBidi" w:cstheme="majorBidi"/>
-          <w:color w:val="373D3F"/>
-          <w:kern w:val="0"/>
-          <w:sz w:val="20"/>
-          <w:szCs w:val="20"/>
-          <w:lang w:eastAsia="en-GB"/>
-          <w14:ligatures w14:val="none"/>
-        </w:rPr>
-        <w:t>1.</w:t>
-      </w:r>
-      <w:r>
-        <w:rPr>
-          <w:rFonts w:asciiTheme="majorBidi" w:eastAsia="Times New Roman" w:hAnsiTheme="majorBidi" w:cstheme="majorBidi"/>
-          <w:color w:val="0000FF"/>
-          <w:kern w:val="0"/>
-          <w:sz w:val="20"/>
-          <w:szCs w:val="20"/>
-          <w:lang w:eastAsia="en-GB"/>
-          <w14:ligatures w14:val="none"/>
-        </w:rPr>
-        <w:t>«</w:t>
-      </w:r>
-      <w:proofErr w:type="gramEnd"/>
-      <w:r>
-        <w:rPr>
-          <w:rFonts w:asciiTheme="majorBidi" w:eastAsia="Times New Roman" w:hAnsiTheme="majorBidi" w:cstheme="majorBidi"/>
-          <w:color w:val="0000FF"/>
-          <w:kern w:val="0"/>
-          <w:sz w:val="20"/>
-          <w:szCs w:val="20"/>
-          <w:lang w:eastAsia="en-GB"/>
-          <w14:ligatures w14:val="none"/>
-        </w:rPr>
-        <w:t>N»</w:t>
-      </w:r>
-      <w:r>
-        <w:rPr>
-          <w:rFonts w:asciiTheme="majorBidi" w:eastAsia="Times New Roman" w:hAnsiTheme="majorBidi" w:cstheme="majorBidi"/>
-          <w:color w:val="373D3F"/>
-          <w:kern w:val="0"/>
-          <w:sz w:val="20"/>
-          <w:szCs w:val="20"/>
-          <w:lang w:eastAsia="en-GB"/>
-          <w14:ligatures w14:val="none"/>
-        </w:rPr>
-        <w:t>: </w:t>
-      </w:r>
-      <w:r>
-        <w:rPr>
-          <w:rFonts w:asciiTheme="majorBidi" w:eastAsia="Times New Roman" w:hAnsiTheme="majorBidi" w:cstheme="majorBidi"/>
-          <w:color w:val="0000FF"/>
-          <w:kern w:val="0"/>
-          <w:sz w:val="20"/>
-          <w:szCs w:val="20"/>
-          <w:lang w:eastAsia="en-GB"/>
-          <w14:ligatures w14:val="none"/>
-        </w:rPr>
-        <w:t xml:space="preserve">«Additional S/R-related requirements as </w:t>
-      </w:r>
-      <w:proofErr w:type="gramStart"/>
-      <w:r>
-        <w:rPr>
-          <w:rFonts w:asciiTheme="majorBidi" w:eastAsia="Times New Roman" w:hAnsiTheme="majorBidi" w:cstheme="majorBidi"/>
-          <w:color w:val="0000FF"/>
-          <w:kern w:val="0"/>
-          <w:sz w:val="20"/>
-          <w:szCs w:val="20"/>
-          <w:lang w:eastAsia="en-GB"/>
-          <w14:ligatures w14:val="none"/>
-        </w:rPr>
-        <w:t>needed.»</w:t>
-      </w:r>
-      <w:proofErr w:type="gramEnd"/>
-    </w:p>
-    <w:p>
-      <w:pPr>
-        <w:shd w:val="clear" w:color="auto" w:fill="FFFFFF"/>
-        <w:spacing w:before="240" w:after="0" w:line="240" w:lineRule="auto"/>
-        <w:jc w:val="both"/>
-        <w:rPr>
-          <w:rFonts w:asciiTheme="majorBidi" w:eastAsia="Times New Roman" w:hAnsiTheme="majorBidi" w:cstheme="majorBidi"/>
-          <w:color w:val="373D3F"/>
-          <w:kern w:val="0"/>
-          <w:sz w:val="20"/>
-          <w:szCs w:val="20"/>
-          <w:lang w:eastAsia="en-GB"/>
-          <w14:ligatures w14:val="none"/>
-        </w:rPr>
-      </w:pPr>
-      <w:r>
-        <w:rPr>
-          <w:rFonts w:asciiTheme="majorBidi" w:eastAsia="Times New Roman" w:hAnsiTheme="majorBidi" w:cstheme="majorBidi"/>
-          <w:color w:val="373D3F"/>
-          <w:kern w:val="0"/>
-          <w:sz w:val="20"/>
-          <w:szCs w:val="20"/>
-          <w:lang w:eastAsia="en-GB"/>
-          <w14:ligatures w14:val="none"/>
-        </w:rPr>
-        <w:t>REQ-</w:t>
-      </w:r>
-      <w:proofErr w:type="gramStart"/>
-      <w:r>
-        <w:rPr>
-          <w:rFonts w:asciiTheme="majorBidi" w:eastAsia="Times New Roman" w:hAnsiTheme="majorBidi" w:cstheme="majorBidi"/>
-          <w:color w:val="373D3F"/>
-          <w:kern w:val="0"/>
-          <w:sz w:val="20"/>
-          <w:szCs w:val="20"/>
-          <w:lang w:eastAsia="en-GB"/>
-          <w14:ligatures w14:val="none"/>
-        </w:rPr>
-        <w:t>1.</w:t>
-      </w:r>
-      <w:r>
-        <w:rPr>
-          <w:rFonts w:asciiTheme="majorBidi" w:eastAsia="Times New Roman" w:hAnsiTheme="majorBidi" w:cstheme="majorBidi"/>
-          <w:color w:val="0000FF"/>
-          <w:kern w:val="0"/>
-          <w:sz w:val="20"/>
-          <w:szCs w:val="20"/>
-          <w:lang w:eastAsia="en-GB"/>
-          <w14:ligatures w14:val="none"/>
-        </w:rPr>
-        <w:t>«</w:t>
-      </w:r>
-      <w:proofErr w:type="gramEnd"/>
-      <w:r>
-        <w:rPr>
-          <w:rFonts w:asciiTheme="majorBidi" w:eastAsia="Times New Roman" w:hAnsiTheme="majorBidi" w:cstheme="majorBidi"/>
-          <w:color w:val="0000FF"/>
-          <w:kern w:val="0"/>
-          <w:sz w:val="20"/>
-          <w:szCs w:val="20"/>
-          <w:lang w:eastAsia="en-GB"/>
-          <w14:ligatures w14:val="none"/>
-        </w:rPr>
-        <w:t>N»</w:t>
-      </w:r>
-      <w:r>
-        <w:rPr>
-          <w:rFonts w:asciiTheme="majorBidi" w:eastAsia="Times New Roman" w:hAnsiTheme="majorBidi" w:cstheme="majorBidi"/>
-          <w:color w:val="373D3F"/>
-          <w:kern w:val="0"/>
-          <w:sz w:val="20"/>
-          <w:szCs w:val="20"/>
-          <w:lang w:eastAsia="en-GB"/>
-          <w14:ligatures w14:val="none"/>
-        </w:rPr>
-        <w:t>: </w:t>
-      </w:r>
-      <w:r>
-        <w:rPr>
-          <w:rFonts w:asciiTheme="majorBidi" w:eastAsia="Times New Roman" w:hAnsiTheme="majorBidi" w:cstheme="majorBidi"/>
-          <w:color w:val="0000FF"/>
-          <w:kern w:val="0"/>
-          <w:sz w:val="20"/>
-          <w:szCs w:val="20"/>
-          <w:lang w:eastAsia="en-GB"/>
-          <w14:ligatures w14:val="none"/>
-        </w:rPr>
-        <w:t xml:space="preserve">«List any additional requirements needed in “Shall” form, but not necessarily in “Upon/Shall” </w:t>
-      </w:r>
-      <w:proofErr w:type="gramStart"/>
-      <w:r>
-        <w:rPr>
-          <w:rFonts w:asciiTheme="majorBidi" w:eastAsia="Times New Roman" w:hAnsiTheme="majorBidi" w:cstheme="majorBidi"/>
-          <w:color w:val="0000FF"/>
-          <w:kern w:val="0"/>
-          <w:sz w:val="20"/>
-          <w:szCs w:val="20"/>
-          <w:lang w:eastAsia="en-GB"/>
-          <w14:ligatures w14:val="none"/>
-        </w:rPr>
-        <w:t>form.»</w:t>
-      </w:r>
-      <w:proofErr w:type="gramEnd"/>
-    </w:p>
-    <w:p>
-      <w:pPr>
-        <w:shd w:val="clear" w:color="auto" w:fill="FFFFFF"/>
-        <w:spacing w:before="240" w:after="0" w:line="240" w:lineRule="auto"/>
-        <w:jc w:val="both"/>
-        <w:rPr>
-          <w:rFonts w:asciiTheme="majorBidi" w:eastAsia="Times New Roman" w:hAnsiTheme="majorBidi" w:cstheme="majorBidi"/>
-          <w:color w:val="373D3F"/>
-          <w:kern w:val="0"/>
-          <w:sz w:val="20"/>
-          <w:szCs w:val="20"/>
-          <w:lang w:eastAsia="en-GB"/>
-          <w14:ligatures w14:val="none"/>
-        </w:rPr>
-      </w:pPr>
-      <w:r>
-        <w:rPr>
-          <w:rFonts w:asciiTheme="majorBidi" w:eastAsia="Times New Roman" w:hAnsiTheme="majorBidi" w:cstheme="majorBidi"/>
-          <w:color w:val="373D3F"/>
-          <w:kern w:val="0"/>
-          <w:sz w:val="20"/>
-          <w:szCs w:val="20"/>
-          <w:lang w:eastAsia="en-GB"/>
-          <w14:ligatures w14:val="none"/>
-        </w:rPr>
-        <w:t>REQ-</w:t>
-      </w:r>
-      <w:proofErr w:type="gramStart"/>
-      <w:r>
-        <w:rPr>
-          <w:rFonts w:asciiTheme="majorBidi" w:eastAsia="Times New Roman" w:hAnsiTheme="majorBidi" w:cstheme="majorBidi"/>
-          <w:color w:val="373D3F"/>
-          <w:kern w:val="0"/>
-          <w:sz w:val="20"/>
-          <w:szCs w:val="20"/>
-          <w:lang w:eastAsia="en-GB"/>
-          <w14:ligatures w14:val="none"/>
-        </w:rPr>
-        <w:t>1.</w:t>
-      </w:r>
-      <w:r>
-        <w:rPr>
-          <w:rFonts w:asciiTheme="majorBidi" w:eastAsia="Times New Roman" w:hAnsiTheme="majorBidi" w:cstheme="majorBidi"/>
-          <w:color w:val="0000FF"/>
-          <w:kern w:val="0"/>
-          <w:sz w:val="20"/>
-          <w:szCs w:val="20"/>
-          <w:lang w:eastAsia="en-GB"/>
-          <w14:ligatures w14:val="none"/>
-        </w:rPr>
-        <w:t>«</w:t>
-      </w:r>
-      <w:proofErr w:type="gramEnd"/>
-      <w:r>
-        <w:rPr>
-          <w:rFonts w:asciiTheme="majorBidi" w:eastAsia="Times New Roman" w:hAnsiTheme="majorBidi" w:cstheme="majorBidi"/>
-          <w:color w:val="0000FF"/>
-          <w:kern w:val="0"/>
-          <w:sz w:val="20"/>
-          <w:szCs w:val="20"/>
-          <w:lang w:eastAsia="en-GB"/>
-          <w14:ligatures w14:val="none"/>
-        </w:rPr>
-        <w:t>N»</w:t>
-      </w:r>
-      <w:r>
-        <w:rPr>
-          <w:rFonts w:asciiTheme="majorBidi" w:eastAsia="Times New Roman" w:hAnsiTheme="majorBidi" w:cstheme="majorBidi"/>
-          <w:color w:val="373D3F"/>
-          <w:kern w:val="0"/>
-          <w:sz w:val="20"/>
-          <w:szCs w:val="20"/>
-          <w:lang w:eastAsia="en-GB"/>
-          <w14:ligatures w14:val="none"/>
-        </w:rPr>
-        <w:t>: </w:t>
-      </w:r>
-      <w:r>
-        <w:rPr>
-          <w:rFonts w:asciiTheme="majorBidi" w:eastAsia="Times New Roman" w:hAnsiTheme="majorBidi" w:cstheme="majorBidi"/>
-          <w:color w:val="0000FF"/>
-          <w:kern w:val="0"/>
-          <w:sz w:val="20"/>
-          <w:szCs w:val="20"/>
-          <w:lang w:eastAsia="en-GB"/>
-          <w14:ligatures w14:val="none"/>
-        </w:rPr>
-        <w:t xml:space="preserve">«Additional requirements as </w:t>
-      </w:r>
-      <w:proofErr w:type="gramStart"/>
-      <w:r>
-        <w:rPr>
-          <w:rFonts w:asciiTheme="majorBidi" w:eastAsia="Times New Roman" w:hAnsiTheme="majorBidi" w:cstheme="majorBidi"/>
-          <w:color w:val="0000FF"/>
-          <w:kern w:val="0"/>
-          <w:sz w:val="20"/>
-          <w:szCs w:val="20"/>
-          <w:lang w:eastAsia="en-GB"/>
-          <w14:ligatures w14:val="none"/>
-        </w:rPr>
-        <w:t>needed.»</w:t>
-      </w:r>
-      <w:proofErr w:type="gramEnd"/>
+        <w:t>«Additional requirements as needed.»</w:t>
+      </w:r>
     </w:p>
     <w:p>
       <w:pPr>
